--- a/eng/docx/006.content.docx
+++ b/eng/docx/006.content.docx
@@ -15257,7 +15257,7 @@
         <w:rPr>
           <w:lang w:val="en_US" w:bidi="en_US"/>
         </w:rPr>
-        <w:t>to this story when explaining his coming death. He said that just as Moses lifted up the snake in the wilderness, he would be lifted up (on the cross), and everyone who believes in him would have eternal life (</w:t>
+        <w:t>Jesus Christ referred to the bronze serpent story when explaining his coming death. He said that just as Moses lifted up the snake in the wilderness, he would be lifted up (on the cross), and everyone who believes in him would have eternal life (</w:t>
       </w:r>
       <w:hyperlink r:id="rId492">
         <w:r>
@@ -16391,7 +16391,7 @@
         <w:rPr>
           <w:lang w:val="en_US" w:bidi="en_US"/>
         </w:rPr>
-        <w:t>• What Is the Message of the First Book of Esdras?</w:t>
+        <w:t>• What Happens in the First Book of Esdras?</w:t>
       </w:r>
     </w:p>
     <w:p>
@@ -16610,7 +16610,7 @@
         <w:rPr>
           <w:lang w:val="en_US" w:bidi="en_US"/>
         </w:rPr>
-        <w:t>What Is the Message of the First Book of Esdras?</w:t>
+        <w:t>What Happens in the First Book of Esdras?</w:t>
       </w:r>
     </w:p>
     <w:p>

--- a/eng/docx/006.content.docx
+++ b/eng/docx/006.content.docx
@@ -163,13 +163,6 @@
         <w:rPr>
           <w:lang w:val="en_US" w:bidi="en_US"/>
         </w:rPr>
-      </w:r>
-      <w:r>
-        <w:rPr>
-          <w:i/>
-          <w:lang w:val="en_US" w:bidi="en_US"/>
-        </w:rPr>
-        <w:t>Fair Havens, Faith, Faithfulness, Falcon, Kestrel, Fall of Man, Fallow Deer, False Christs, False Messiahs, False Prophets, Family Life and Relations, Famine, Farmer, Farming, Farthing, Fast, Fasting, Father (Human), Father-in-Law, Fathom, Fawn, Fayum, Fear, Feast of Booths, Feast of Ingathering, Feast of Lights, Feast of Tabernacles, Feast of Trumpets, Feasts and Festivals of Israel, Felix, Antonius, Fellowship, Ferret, Fertility Cults, Festival, Festus, Porcius, Field of Blood, Fiery Serpent, Fig, Fig Tree, Finance, Finger (Measure), Fir Tree, Fire, Lake of, Fire, Pillar of, Firkin, Firmament, First Book of Esdras, First Day of the Week, First Jewish Revolt, Firstborn, Firstfruits, Fish, Fish Gate, Fishermen, Fitch, Flag, Flax, Flea, Flesh, Flint, Flogging, Flood Myths, Flood, the, Flour, Flower, Flute, Fly, Followers of the Way, Food and Food Preparation, Footstool, Fords of the Jordan, Foreigner, Foreknowledge, Foreordination, Forerunner, Forest of Ephraim, Forgetfulness, Land of, Forgiveness, Former Rain, Fort, Fortification, Fortunatus, Forum, Forum of Appius, Foundation Gate, Fourth Book of Ezra, Fowler, Fox, Frankincense, Freed Slaves, Freedmen, Freedom, Freedom, Liberty, Freewill Offering, Friends, Fringe, Frog, Frontlet, Frost, Fruit, Fruit of the Spirit, Fuller, Fuller’s Field, Fullness, Fullness of Time, Funeral Customs, Furlong, Furnace, Furnaces, Tower of the, Furniture, Futility</w:t>
       </w:r>
       <w:r>
         <w:rPr>

--- a/eng/docx/006.content.docx
+++ b/eng/docx/006.content.docx
@@ -150,19 +150,6 @@
           <w:lang w:val="en_US" w:bidi="en_US"/>
         </w:rPr>
         <w:t>F</w:t>
-      </w:r>
-      <w:r>
-        <w:rPr>
-          <w:lang w:val="en_US" w:bidi="en_US"/>
-        </w:rPr>
-      </w:r>
-    </w:p>
-    <w:p>
-      <w:pPr/>
-      <w:r>
-        <w:rPr>
-          <w:lang w:val="en_US" w:bidi="en_US"/>
-        </w:rPr>
       </w:r>
       <w:r>
         <w:rPr>

--- a/eng/docx/006.content.docx
+++ b/eng/docx/006.content.docx
@@ -19,7 +19,7 @@
         <w:rPr>
           <w:lang w:val="en_US" w:bidi="en_US"/>
         </w:rPr>
-        <w:t>Resource: Bible Dictionary (Tyndale)</w:t>
+        <w:t>Resource: Tyndale Open Bible Dictionary</w:t>
       </w:r>
       <w:r>
         <w:rPr>
@@ -112,7 +112,7 @@
         <w:rPr>
           <w:lang w:val="en_US" w:bidi="en_US"/>
         </w:rPr>
-        <w:t>Bible Dictionary (Tyndale)</w:t>
+        <w:t>Tyndale Open Bible Dictionary</w:t>
       </w:r>
     </w:p>
     <w:p>

--- a/eng/docx/006.content.docx
+++ b/eng/docx/006.content.docx
@@ -23328,40 +23328,742 @@
         <w:rPr>
           <w:lang w:val="en_US" w:bidi="en_US"/>
         </w:rPr>
-        <w:t>Flood Myths</w:t>
-      </w:r>
-      <w:r>
-        <w:rPr>
-          <w:lang w:val="en_US" w:bidi="en_US"/>
-        </w:rPr>
-      </w:r>
-    </w:p>
-    <w:p>
-      <w:pPr/>
-      <w:r>
-        <w:rPr>
-          <w:lang w:val="en_US" w:bidi="en_US"/>
-        </w:rPr>
-      </w:r>
-      <w:r>
-        <w:rPr>
-          <w:lang w:val="en_US" w:bidi="en_US"/>
-        </w:rPr>
-        <w:t>Flood myths are stories about a great flood that covers the earth. Many ancient cultures have such stories.</w:t>
-      </w:r>
-    </w:p>
-    <w:p>
-      <w:pPr/>
-      <w:r>
-        <w:rPr>
-          <w:lang w:val="en_US" w:bidi="en_US"/>
-        </w:rPr>
+        <w:t>The Flood</w:t>
+      </w:r>
+      <w:r>
+        <w:rPr>
+          <w:lang w:val="en_US" w:bidi="en_US"/>
+        </w:rPr>
+      </w:r>
+    </w:p>
+    <w:p>
+      <w:pPr/>
+      <w:r>
+        <w:rPr>
+          <w:lang w:val="en_US" w:bidi="en_US"/>
+        </w:rPr>
+      </w:r>
+      <w:r>
+        <w:rPr>
+          <w:lang w:val="en_US" w:bidi="en_US"/>
+        </w:rPr>
+        <w:t xml:space="preserve">A rising and overflowing of water to cover the land, specifically the flood associated with Noah in </w:t>
+      </w:r>
+      <w:hyperlink r:id="rId708">
+        <w:r>
+          <w:rPr>
+            <w:lang w:val="en_US" w:bidi="en_US"/>
+          </w:rPr>
+          <w:rPr>
+            <w:color w:val="0000EE"/>
+            <w:u w:val="single"/>
+          </w:rPr>
+          <w:t>Genesis 6–9</w:t>
+        </w:r>
+      </w:hyperlink>
+      <w:r>
+        <w:rPr>
+          <w:lang w:val="en_US" w:bidi="en_US"/>
+        </w:rPr>
+        <w:t>.</w:t>
+      </w:r>
+    </w:p>
+    <w:p>
+      <w:pPr>
+        <w:pStyle w:val="Heading3"/>
+      </w:pPr>
+      <w:r>
+        <w:rPr>
+          <w:lang w:val="en_US" w:bidi="en_US"/>
+        </w:rPr>
+        <w:t>Biblical Account</w:t>
+      </w:r>
+    </w:p>
+    <w:p>
+      <w:pPr/>
+      <w:r>
+        <w:rPr>
+          <w:lang w:val="en_US" w:bidi="en_US"/>
+        </w:rPr>
+      </w:r>
+      <w:r>
+        <w:rPr>
+          <w:lang w:val="en_US" w:bidi="en_US"/>
+        </w:rPr>
+        <w:t xml:space="preserve">The story of Noah’s flood in </w:t>
+      </w:r>
+      <w:hyperlink r:id="rId708">
+        <w:r>
+          <w:rPr>
+            <w:lang w:val="en_US" w:bidi="en_US"/>
+          </w:rPr>
+          <w:rPr>
+            <w:color w:val="0000EE"/>
+            <w:u w:val="single"/>
+          </w:rPr>
+          <w:t xml:space="preserve">Genesis 6–9 </w:t>
+        </w:r>
+      </w:hyperlink>
+      <w:r>
+        <w:rPr>
+          <w:lang w:val="en_US" w:bidi="en_US"/>
+        </w:rPr>
+        <w:t>is mentioned many times elsewhere in the Bible. In every case, it is treated as a real historical event (</w:t>
+      </w:r>
+      <w:hyperlink r:id="rId709">
+        <w:r>
+          <w:rPr>
+            <w:lang w:val="en_US" w:bidi="en_US"/>
+          </w:rPr>
+          <w:rPr>
+            <w:color w:val="0000EE"/>
+            <w:u w:val="single"/>
+          </w:rPr>
+          <w:t>Genesis 10:1, 32</w:t>
+        </w:r>
+      </w:hyperlink>
+      <w:r>
+        <w:rPr>
+          <w:lang w:val="en_US" w:bidi="en_US"/>
+        </w:rPr>
+        <w:t xml:space="preserve">; </w:t>
+      </w:r>
+      <w:hyperlink r:id="rId710">
+        <w:r>
+          <w:rPr>
+            <w:lang w:val="en_US" w:bidi="en_US"/>
+          </w:rPr>
+          <w:rPr>
+            <w:color w:val="0000EE"/>
+            <w:u w:val="single"/>
+          </w:rPr>
+          <w:t>11:10</w:t>
+        </w:r>
+      </w:hyperlink>
+      <w:r>
+        <w:rPr>
+          <w:lang w:val="en_US" w:bidi="en_US"/>
+        </w:rPr>
+        <w:t xml:space="preserve">; </w:t>
+      </w:r>
+      <w:hyperlink r:id="rId711">
+        <w:r>
+          <w:rPr>
+            <w:lang w:val="en_US" w:bidi="en_US"/>
+          </w:rPr>
+          <w:rPr>
+            <w:color w:val="0000EE"/>
+            <w:u w:val="single"/>
+          </w:rPr>
+          <w:t>Matthew 24:38</w:t>
+        </w:r>
+      </w:hyperlink>
+      <w:r>
+        <w:rPr>
+          <w:lang w:val="en_US" w:bidi="en_US"/>
+        </w:rPr>
+        <w:t>–</w:t>
+      </w:r>
+      <w:hyperlink r:id="rId711">
+        <w:r>
+          <w:rPr>
+            <w:lang w:val="en_US" w:bidi="en_US"/>
+          </w:rPr>
+          <w:rPr>
+            <w:color w:val="0000EE"/>
+            <w:u w:val="single"/>
+          </w:rPr>
+          <w:t>39</w:t>
+        </w:r>
+      </w:hyperlink>
+      <w:r>
+        <w:rPr>
+          <w:lang w:val="en_US" w:bidi="en_US"/>
+        </w:rPr>
+        <w:t xml:space="preserve">; </w:t>
+      </w:r>
+      <w:hyperlink r:id="rId712">
+        <w:r>
+          <w:rPr>
+            <w:lang w:val="en_US" w:bidi="en_US"/>
+          </w:rPr>
+          <w:rPr>
+            <w:color w:val="0000EE"/>
+            <w:u w:val="single"/>
+          </w:rPr>
+          <w:t>Luke 17:27</w:t>
+        </w:r>
+      </w:hyperlink>
+      <w:r>
+        <w:rPr>
+          <w:lang w:val="en_US" w:bidi="en_US"/>
+        </w:rPr>
+        <w:t xml:space="preserve">; </w:t>
+      </w:r>
+      <w:hyperlink r:id="rId713">
+        <w:r>
+          <w:rPr>
+            <w:lang w:val="en_US" w:bidi="en_US"/>
+          </w:rPr>
+          <w:rPr>
+            <w:color w:val="0000EE"/>
+            <w:u w:val="single"/>
+          </w:rPr>
+          <w:t>2 Peter 2:5</w:t>
+        </w:r>
+      </w:hyperlink>
+      <w:r>
+        <w:rPr>
+          <w:lang w:val="en_US" w:bidi="en_US"/>
+        </w:rPr>
+        <w:t xml:space="preserve">). </w:t>
+      </w:r>
+    </w:p>
+    <w:p>
+      <w:pPr/>
+      <w:r>
+        <w:rPr>
+          <w:lang w:val="en_US" w:bidi="en_US"/>
+        </w:rPr>
+      </w:r>
+      <w:r>
+        <w:rPr>
+          <w:lang w:val="en_US" w:bidi="en_US"/>
+        </w:rPr>
+        <w:t>According to the biblical account, God sent the flood because human wickedness had become widespread. It reached the point where “the wickedness of man was great upon the earth” (</w:t>
+      </w:r>
+      <w:hyperlink r:id="rId714">
+        <w:r>
+          <w:rPr>
+            <w:lang w:val="en_US" w:bidi="en_US"/>
+          </w:rPr>
+          <w:rPr>
+            <w:color w:val="0000EE"/>
+            <w:u w:val="single"/>
+          </w:rPr>
+          <w:t>Genesis 6:5</w:t>
+        </w:r>
+      </w:hyperlink>
+      <w:r>
+        <w:rPr>
+          <w:lang w:val="en_US" w:bidi="en_US"/>
+        </w:rPr>
+        <w:t xml:space="preserve">). God decided to destroy humanity and begin again with a people who would obey him (compare </w:t>
+      </w:r>
+      <w:hyperlink r:id="rId715">
+        <w:r>
+          <w:rPr>
+            <w:lang w:val="en_US" w:bidi="en_US"/>
+          </w:rPr>
+          <w:rPr>
+            <w:color w:val="0000EE"/>
+            <w:u w:val="single"/>
+          </w:rPr>
+          <w:t>Genesis 1:26</w:t>
+        </w:r>
+      </w:hyperlink>
+      <w:hyperlink r:id="rId715">
+        <w:r>
+          <w:rPr>
+            <w:lang w:val="en_US" w:bidi="en_US"/>
+          </w:rPr>
+          <w:rPr>
+            <w:color w:val="0000EE"/>
+            <w:u w:val="single"/>
+          </w:rPr>
+          <w:t>–</w:t>
+        </w:r>
+      </w:hyperlink>
+      <w:hyperlink r:id="rId715">
+        <w:r>
+          <w:rPr>
+            <w:lang w:val="en_US" w:bidi="en_US"/>
+          </w:rPr>
+          <w:rPr>
+            <w:color w:val="0000EE"/>
+            <w:u w:val="single"/>
+          </w:rPr>
+          <w:t>28</w:t>
+        </w:r>
+      </w:hyperlink>
+      <w:r>
+        <w:rPr>
+          <w:lang w:val="en_US" w:bidi="en_US"/>
+        </w:rPr>
+        <w:t xml:space="preserve">). Among all the people on earth, only Noah, his sons, and their wives remained faithful to the Lord. God used them to repopulate the earth after the flood. </w:t>
+      </w:r>
+    </w:p>
+    <w:p>
+      <w:pPr/>
+      <w:r>
+        <w:rPr>
+          <w:lang w:val="en_US" w:bidi="en_US"/>
+        </w:rPr>
+      </w:r>
+      <w:r>
+        <w:rPr>
+          <w:lang w:val="en_US" w:bidi="en_US"/>
+        </w:rPr>
+        <w:t>God gave 120 years of warning before the flood came. During that time, Noah built a large ship and preached about God’s coming judgment (</w:t>
+      </w:r>
+      <w:hyperlink r:id="rId647">
+        <w:r>
+          <w:rPr>
+            <w:lang w:val="en_US" w:bidi="en_US"/>
+          </w:rPr>
+          <w:rPr>
+            <w:color w:val="0000EE"/>
+            <w:u w:val="single"/>
+          </w:rPr>
+          <w:t>Genesis 6:3</w:t>
+        </w:r>
+      </w:hyperlink>
+      <w:r>
+        <w:rPr>
+          <w:lang w:val="en_US" w:bidi="en_US"/>
+        </w:rPr>
+        <w:t xml:space="preserve">; compare </w:t>
+      </w:r>
+      <w:hyperlink r:id="rId716">
+        <w:r>
+          <w:rPr>
+            <w:lang w:val="en_US" w:bidi="en_US"/>
+          </w:rPr>
+          <w:rPr>
+            <w:color w:val="0000EE"/>
+            <w:u w:val="single"/>
+          </w:rPr>
+          <w:t>Hebrews 11:7</w:t>
+        </w:r>
+      </w:hyperlink>
+      <w:r>
+        <w:rPr>
+          <w:lang w:val="en_US" w:bidi="en_US"/>
+        </w:rPr>
+        <w:t xml:space="preserve">; </w:t>
+      </w:r>
+      <w:hyperlink r:id="rId717">
+        <w:r>
+          <w:rPr>
+            <w:lang w:val="en_US" w:bidi="en_US"/>
+          </w:rPr>
+          <w:rPr>
+            <w:color w:val="0000EE"/>
+            <w:u w:val="single"/>
+          </w:rPr>
+          <w:t>1 Peter 3:20</w:t>
+        </w:r>
+      </w:hyperlink>
+      <w:r>
+        <w:rPr>
+          <w:lang w:val="en_US" w:bidi="en_US"/>
+        </w:rPr>
+        <w:t xml:space="preserve">; </w:t>
+      </w:r>
+      <w:hyperlink r:id="rId713">
+        <w:r>
+          <w:rPr>
+            <w:lang w:val="en_US" w:bidi="en_US"/>
+          </w:rPr>
+          <w:rPr>
+            <w:color w:val="0000EE"/>
+            <w:u w:val="single"/>
+          </w:rPr>
+          <w:t>2 Peter 2:5</w:t>
+        </w:r>
+      </w:hyperlink>
+      <w:r>
+        <w:rPr>
+          <w:lang w:val="en_US" w:bidi="en_US"/>
+        </w:rPr>
+        <w:t>). Then heavy rain fell, and water also came up from beneath the earth (</w:t>
+      </w:r>
+      <w:hyperlink r:id="rId718">
+        <w:r>
+          <w:rPr>
+            <w:lang w:val="en_US" w:bidi="en_US"/>
+          </w:rPr>
+          <w:rPr>
+            <w:color w:val="0000EE"/>
+            <w:u w:val="single"/>
+          </w:rPr>
+          <w:t>Genesis 7:11</w:t>
+        </w:r>
+      </w:hyperlink>
+      <w:r>
+        <w:rPr>
+          <w:lang w:val="en_US" w:bidi="en_US"/>
+        </w:rPr>
+        <w:t xml:space="preserve">). </w:t>
+      </w:r>
+    </w:p>
+    <w:p>
+      <w:pPr/>
+      <w:r>
+        <w:rPr>
+          <w:lang w:val="en_US" w:bidi="en_US"/>
+        </w:rPr>
+      </w:r>
+      <w:r>
+        <w:rPr>
+          <w:lang w:val="en_US" w:bidi="en_US"/>
+        </w:rPr>
+        <w:t>Only Noah's family and any land animals he brought onto the ship were saved from the water. The floodwaters covered the earth for more than a year. Eventually, the waters went down, and the earth became dry and suitable for life again (</w:t>
+      </w:r>
+      <w:hyperlink r:id="rId719">
+        <w:r>
+          <w:rPr>
+            <w:lang w:val="en_US" w:bidi="en_US"/>
+          </w:rPr>
+          <w:rPr>
+            <w:color w:val="0000EE"/>
+            <w:u w:val="single"/>
+          </w:rPr>
+          <w:t>Genesis 7:6</w:t>
+        </w:r>
+      </w:hyperlink>
+      <w:r>
+        <w:rPr>
+          <w:lang w:val="en_US" w:bidi="en_US"/>
+        </w:rPr>
+        <w:t>–</w:t>
+      </w:r>
+      <w:hyperlink r:id="rId719">
+        <w:r>
+          <w:rPr>
+            <w:lang w:val="en_US" w:bidi="en_US"/>
+          </w:rPr>
+          <w:rPr>
+            <w:color w:val="0000EE"/>
+            <w:u w:val="single"/>
+          </w:rPr>
+          <w:t>12, 24</w:t>
+        </w:r>
+      </w:hyperlink>
+      <w:r>
+        <w:rPr>
+          <w:lang w:val="en_US" w:bidi="en_US"/>
+        </w:rPr>
+        <w:t xml:space="preserve">; </w:t>
+      </w:r>
+      <w:hyperlink r:id="rId720">
+        <w:r>
+          <w:rPr>
+            <w:lang w:val="en_US" w:bidi="en_US"/>
+          </w:rPr>
+          <w:rPr>
+            <w:color w:val="0000EE"/>
+            <w:u w:val="single"/>
+          </w:rPr>
+          <w:t>8:3</w:t>
+        </w:r>
+      </w:hyperlink>
+      <w:r>
+        <w:rPr>
+          <w:lang w:val="en_US" w:bidi="en_US"/>
+        </w:rPr>
+        <w:t>–</w:t>
+      </w:r>
+      <w:hyperlink r:id="rId720">
+        <w:r>
+          <w:rPr>
+            <w:lang w:val="en_US" w:bidi="en_US"/>
+          </w:rPr>
+          <w:rPr>
+            <w:color w:val="0000EE"/>
+            <w:u w:val="single"/>
+          </w:rPr>
+          <w:t>6, 10</w:t>
+        </w:r>
+      </w:hyperlink>
+      <w:r>
+        <w:rPr>
+          <w:lang w:val="en_US" w:bidi="en_US"/>
+        </w:rPr>
+        <w:t>–</w:t>
+      </w:r>
+      <w:hyperlink r:id="rId720">
+        <w:r>
+          <w:rPr>
+            <w:lang w:val="en_US" w:bidi="en_US"/>
+          </w:rPr>
+          <w:rPr>
+            <w:color w:val="0000EE"/>
+            <w:u w:val="single"/>
+          </w:rPr>
+          <w:t>14</w:t>
+        </w:r>
+      </w:hyperlink>
+      <w:r>
+        <w:rPr>
+          <w:lang w:val="en_US" w:bidi="en_US"/>
+        </w:rPr>
+        <w:t xml:space="preserve">). </w:t>
+      </w:r>
+    </w:p>
+    <w:p>
+      <w:pPr/>
+      <w:r>
+        <w:rPr>
+          <w:lang w:val="en_US" w:bidi="en_US"/>
+        </w:rPr>
+      </w:r>
+      <w:r>
+        <w:rPr>
+          <w:lang w:val="en_US" w:bidi="en_US"/>
+        </w:rPr>
+        <w:t>When Noah and his family left the ark, they offered sacrifices to thank God. God then promised that he would never again destroy the earth with a flood.</w:t>
+      </w:r>
+    </w:p>
+    <w:p>
+      <w:pPr>
+        <w:pStyle w:val="Heading3"/>
+      </w:pPr>
+      <w:r>
+        <w:rPr>
+          <w:lang w:val="en_US" w:bidi="en_US"/>
+        </w:rPr>
+        <w:t>The Size of the Flood</w:t>
+      </w:r>
+    </w:p>
+    <w:p>
+      <w:pPr/>
+      <w:r>
+        <w:rPr>
+          <w:lang w:val="en_US" w:bidi="en_US"/>
+        </w:rPr>
+      </w:r>
+      <w:r>
+        <w:rPr>
+          <w:lang w:val="en_US" w:bidi="en_US"/>
+        </w:rPr>
+        <w:t>Scholars who believe the flood account describes a real historical event disagree about how much of the earth was covered by the flood. The story seems to suggest that the whole earth was flooded as high as the top of the highest mountains (</w:t>
+      </w:r>
+      <w:hyperlink r:id="rId721">
+        <w:r>
+          <w:rPr>
+            <w:lang w:val="en_US" w:bidi="en_US"/>
+          </w:rPr>
+          <w:rPr>
+            <w:color w:val="0000EE"/>
+            <w:u w:val="single"/>
+          </w:rPr>
+          <w:t>Genesis 7:17</w:t>
+        </w:r>
+      </w:hyperlink>
+      <w:r>
+        <w:rPr>
+          <w:lang w:val="en_US" w:bidi="en_US"/>
+        </w:rPr>
+        <w:t>–</w:t>
+      </w:r>
+      <w:hyperlink r:id="rId721">
+        <w:r>
+          <w:rPr>
+            <w:lang w:val="en_US" w:bidi="en_US"/>
+          </w:rPr>
+          <w:rPr>
+            <w:color w:val="0000EE"/>
+            <w:u w:val="single"/>
+          </w:rPr>
+          <w:t>20</w:t>
+        </w:r>
+      </w:hyperlink>
+      <w:r>
+        <w:rPr>
+          <w:lang w:val="en_US" w:bidi="en_US"/>
+        </w:rPr>
+        <w:t xml:space="preserve">; </w:t>
+      </w:r>
+      <w:hyperlink r:id="rId722">
+        <w:r>
+          <w:rPr>
+            <w:lang w:val="en_US" w:bidi="en_US"/>
+          </w:rPr>
+          <w:rPr>
+            <w:color w:val="0000EE"/>
+            <w:u w:val="single"/>
+          </w:rPr>
+          <w:t>8:4</w:t>
+        </w:r>
+      </w:hyperlink>
+      <w:r>
+        <w:rPr>
+          <w:lang w:val="en_US" w:bidi="en_US"/>
+        </w:rPr>
+        <w:t>). Some scholars have argued that waters that were high enough to cover “</w:t>
+      </w:r>
+      <w:r>
+        <w:rPr>
+          <w:lang w:val="en_US" w:bidi="en_US"/>
+        </w:rPr>
+        <w:t>all the high mountains under all the heavens</w:t>
+      </w:r>
+      <w:r>
+        <w:rPr>
+          <w:lang w:val="en_US" w:bidi="en_US"/>
+        </w:rPr>
+        <w:t>” (</w:t>
+      </w:r>
+      <w:hyperlink r:id="rId723">
+        <w:r>
+          <w:rPr>
+            <w:lang w:val="en_US" w:bidi="en_US"/>
+          </w:rPr>
+          <w:rPr>
+            <w:color w:val="0000EE"/>
+            <w:u w:val="single"/>
+          </w:rPr>
+          <w:t>Genesis 7:19</w:t>
+        </w:r>
+      </w:hyperlink>
+      <w:r>
+        <w:rPr>
+          <w:lang w:val="en_US" w:bidi="en_US"/>
+        </w:rPr>
+        <w:t xml:space="preserve">) would cover the entire earth. </w:t>
+      </w:r>
+    </w:p>
+    <w:p>
+      <w:pPr/>
+      <w:r>
+        <w:rPr>
+          <w:lang w:val="en_US" w:bidi="en_US"/>
+        </w:rPr>
+      </w:r>
+      <w:r>
+        <w:rPr>
+          <w:lang w:val="en_US" w:bidi="en_US"/>
+        </w:rPr>
+        <w:t>Others support the idea of a local flood. They argue that the story describes events from Noah’s point of view. In other words, it may have appeared to Noah that the whole earth was flooded, even if the flood did not cover the entire world. They also note that God's purpose was to destroy the human race, which may have been living only in Mesopotamia at that time. If so, a worldwide flood would not have been necessary.</w:t>
+      </w:r>
+    </w:p>
+    <w:p>
+      <w:pPr/>
+      <w:r>
+        <w:rPr>
+          <w:lang w:val="en_US" w:bidi="en_US"/>
+        </w:rPr>
+      </w:r>
+      <w:r>
+        <w:rPr>
+          <w:lang w:val="en_US" w:bidi="en_US"/>
+        </w:rPr>
+        <w:t xml:space="preserve">Some scholars also point to difficulties in translating the word </w:t>
       </w:r>
       <w:r>
         <w:rPr>
           <w:i/>
           <w:lang w:val="en_US" w:bidi="en_US"/>
         </w:rPr>
+        <w:t>earth.</w:t>
+      </w:r>
+      <w:r>
+        <w:rPr>
+          <w:lang w:val="en_US" w:bidi="en_US"/>
+        </w:rPr>
+        <w:t xml:space="preserve"> In </w:t>
+      </w:r>
+      <w:hyperlink r:id="rId724">
+        <w:r>
+          <w:rPr>
+            <w:lang w:val="en_US" w:bidi="en_US"/>
+          </w:rPr>
+          <w:rPr>
+            <w:color w:val="0000EE"/>
+            <w:u w:val="single"/>
+          </w:rPr>
+          <w:t>Genesis 1:1</w:t>
+        </w:r>
+      </w:hyperlink>
+      <w:r>
+        <w:rPr>
+          <w:lang w:val="en_US" w:bidi="en_US"/>
+        </w:rPr>
+        <w:t>, it appears in an ancient expression that refers to everything that exists (“heaven and earth” means "the universe"). In other places, the word can refer to a specific country (</w:t>
+      </w:r>
+      <w:hyperlink r:id="rId725">
+        <w:r>
+          <w:rPr>
+            <w:lang w:val="en_US" w:bidi="en_US"/>
+          </w:rPr>
+          <w:rPr>
+            <w:color w:val="0000EE"/>
+            <w:u w:val="single"/>
+          </w:rPr>
+          <w:t>Genesis 47:13</w:t>
+        </w:r>
+      </w:hyperlink>
+      <w:r>
+        <w:rPr>
+          <w:lang w:val="en_US" w:bidi="en_US"/>
+        </w:rPr>
+        <w:t>), the ground or soil (</w:t>
+      </w:r>
+      <w:hyperlink r:id="rId726">
+        <w:r>
+          <w:rPr>
+            <w:lang w:val="en_US" w:bidi="en_US"/>
+          </w:rPr>
+          <w:rPr>
+            <w:color w:val="0000EE"/>
+            <w:u w:val="single"/>
+          </w:rPr>
+          <w:t>23:15</w:t>
+        </w:r>
+      </w:hyperlink>
+      <w:r>
+        <w:rPr>
+          <w:lang w:val="en_US" w:bidi="en_US"/>
+        </w:rPr>
+        <w:t xml:space="preserve">), or other related meanings. For this reason, some scholars believe that the use of the word </w:t>
+      </w:r>
+      <w:r>
+        <w:rPr>
+          <w:i/>
+          <w:lang w:val="en_US" w:bidi="en_US"/>
+        </w:rPr>
+        <w:t>earth</w:t>
+      </w:r>
+      <w:r>
+        <w:rPr>
+          <w:lang w:val="en_US" w:bidi="en_US"/>
+        </w:rPr>
+        <w:t xml:space="preserve"> in the flood story does not necessarily mean that the entire world was covered with water.</w:t>
+      </w:r>
+    </w:p>
+    <w:p>
+      <w:pPr/>
+      <w:r>
+        <w:rPr>
+          <w:lang w:val="en_US" w:bidi="en_US"/>
+        </w:rPr>
+      </w:r>
+      <w:r>
+        <w:rPr>
+          <w:lang w:val="en_US" w:bidi="en_US"/>
+        </w:rPr>
+        <w:t>Some people who support the idea of a worldwide flood point to marine fossils found on the tops of high mountains. They argue that these fossils provide evidence for a global flood. Others disagree. They note that mountains originally rose from areas that were once under the sea. Because of this, they would expect to find marine fossils on mountain peaks even without a worldwide flood.</w:t>
+      </w:r>
+    </w:p>
+    <w:p>
+      <w:pPr/>
+      <w:r>
+        <w:rPr>
+          <w:lang w:val="en_US" w:bidi="en_US"/>
+        </w:rPr>
+      </w:r>
+      <w:r>
+        <w:rPr>
+          <w:lang w:val="en_US" w:bidi="en_US"/>
+        </w:rPr>
+        <w:t xml:space="preserve">In the end, a person's view of this question depends not only on scientific evidence but also on theological beliefs and how the biblical text is interpreted. </w:t>
+      </w:r>
+      <w:r>
+        <w:rPr>
+          <w:i/>
+          <w:lang w:val="en_US" w:bidi="en_US"/>
+        </w:rPr>
         <w:t>See</w:t>
       </w:r>
       <w:r>
@@ -23374,7 +24076,52 @@
         <w:rPr>
           <w:lang w:val="en_US" w:bidi="en_US"/>
         </w:rPr>
+        <w:t>“Scientific Evidence for the Flood?”</w:t>
+      </w:r>
+      <w:r>
+        <w:rPr>
+          <w:lang w:val="en_US" w:bidi="en_US"/>
+        </w:rPr>
+        <w:t>.</w:t>
+      </w:r>
+    </w:p>
+    <w:p>
+      <w:pPr/>
+      <w:r>
+        <w:rPr>
+          <w:lang w:val="en_US" w:bidi="en_US"/>
+        </w:rPr>
+      </w:r>
+      <w:r>
+        <w:rPr>
+          <w:i/>
+          <w:lang w:val="en_US" w:bidi="en_US"/>
+        </w:rPr>
+        <w:t>See also</w:t>
+      </w:r>
+      <w:r>
+        <w:rPr>
+          <w:lang w:val="en_US" w:bidi="en_US"/>
+        </w:rPr>
+        <w:t xml:space="preserve"> </w:t>
+      </w:r>
+      <w:r>
+        <w:rPr>
+          <w:lang w:val="en_US" w:bidi="en_US"/>
+        </w:rPr>
         <w:t>Gilgamesh Epic</w:t>
+      </w:r>
+      <w:r>
+        <w:rPr>
+          <w:lang w:val="en_US" w:bidi="en_US"/>
+        </w:rPr>
+        <w:t xml:space="preserve">; </w:t>
+      </w:r>
+      <w:r>
+        <w:rPr>
+          <w:lang w:val="en_US" w:bidi="en_US"/>
+        </w:rPr>
+        <w:t>Noah #1</w:t>
       </w:r>
       <w:r>
         <w:rPr>
@@ -23409,645 +24156,41 @@
         <w:rPr>
           <w:lang w:val="en_US" w:bidi="en_US"/>
         </w:rPr>
-        <w:t>Flood, the</w:t>
-      </w:r>
-      <w:r>
-        <w:rPr>
-          <w:lang w:val="en_US" w:bidi="en_US"/>
-        </w:rPr>
-      </w:r>
-    </w:p>
-    <w:p>
-      <w:pPr/>
-      <w:r>
-        <w:rPr>
-          <w:lang w:val="en_US" w:bidi="en_US"/>
-        </w:rPr>
-      </w:r>
-      <w:r>
-        <w:rPr>
-          <w:lang w:val="en_US" w:bidi="en_US"/>
-        </w:rPr>
-        <w:t xml:space="preserve">A rising and overflowing of water to cover the land, specifically the flood associated with Noah in </w:t>
-      </w:r>
-      <w:hyperlink r:id="rId708">
-        <w:r>
-          <w:rPr>
-            <w:lang w:val="en_US" w:bidi="en_US"/>
-          </w:rPr>
-          <w:rPr>
-            <w:color w:val="0000EE"/>
-            <w:u w:val="single"/>
-          </w:rPr>
-          <w:t>Genesis 6–9</w:t>
-        </w:r>
-      </w:hyperlink>
-      <w:r>
-        <w:rPr>
-          <w:lang w:val="en_US" w:bidi="en_US"/>
-        </w:rPr>
-        <w:t>.</w:t>
-      </w:r>
-    </w:p>
-    <w:p>
-      <w:pPr>
-        <w:pStyle w:val="Heading3"/>
-      </w:pPr>
-      <w:r>
-        <w:rPr>
-          <w:lang w:val="en_US" w:bidi="en_US"/>
-        </w:rPr>
-        <w:t>Biblical Account</w:t>
-      </w:r>
-    </w:p>
-    <w:p>
-      <w:pPr/>
-      <w:r>
-        <w:rPr>
-          <w:lang w:val="en_US" w:bidi="en_US"/>
-        </w:rPr>
-      </w:r>
-      <w:r>
-        <w:rPr>
-          <w:lang w:val="en_US" w:bidi="en_US"/>
-        </w:rPr>
-        <w:t xml:space="preserve">The story of Noah’s flood is told in </w:t>
-      </w:r>
-      <w:hyperlink r:id="rId708">
-        <w:r>
-          <w:rPr>
-            <w:lang w:val="en_US" w:bidi="en_US"/>
-          </w:rPr>
-          <w:rPr>
-            <w:color w:val="0000EE"/>
-            <w:u w:val="single"/>
-          </w:rPr>
-          <w:t>Genesis 6–9</w:t>
-        </w:r>
-      </w:hyperlink>
-      <w:r>
-        <w:rPr>
-          <w:lang w:val="en_US" w:bidi="en_US"/>
-        </w:rPr>
-        <w:t>. It is mentioned often in the Bible, always as a real event (</w:t>
-      </w:r>
-      <w:hyperlink r:id="rId709">
-        <w:r>
-          <w:rPr>
-            <w:lang w:val="en_US" w:bidi="en_US"/>
-          </w:rPr>
-          <w:rPr>
-            <w:color w:val="0000EE"/>
-            <w:u w:val="single"/>
-          </w:rPr>
-          <w:t>Genesis 10:1, 32</w:t>
-        </w:r>
-      </w:hyperlink>
-      <w:r>
-        <w:rPr>
-          <w:lang w:val="en_US" w:bidi="en_US"/>
-        </w:rPr>
-        <w:t xml:space="preserve">; </w:t>
-      </w:r>
-      <w:hyperlink r:id="rId710">
-        <w:r>
-          <w:rPr>
-            <w:lang w:val="en_US" w:bidi="en_US"/>
-          </w:rPr>
-          <w:rPr>
-            <w:color w:val="0000EE"/>
-            <w:u w:val="single"/>
-          </w:rPr>
-          <w:t>11:10</w:t>
-        </w:r>
-      </w:hyperlink>
-      <w:r>
-        <w:rPr>
-          <w:lang w:val="en_US" w:bidi="en_US"/>
-        </w:rPr>
-        <w:t xml:space="preserve">; </w:t>
-      </w:r>
-      <w:hyperlink r:id="rId711">
-        <w:r>
-          <w:rPr>
-            <w:lang w:val="en_US" w:bidi="en_US"/>
-          </w:rPr>
-          <w:rPr>
-            <w:color w:val="0000EE"/>
-            <w:u w:val="single"/>
-          </w:rPr>
-          <w:t>Matthew 24:38</w:t>
-        </w:r>
-      </w:hyperlink>
-      <w:r>
-        <w:rPr>
-          <w:lang w:val="en_US" w:bidi="en_US"/>
-        </w:rPr>
-        <w:t>–</w:t>
-      </w:r>
-      <w:hyperlink r:id="rId711">
-        <w:r>
-          <w:rPr>
-            <w:lang w:val="en_US" w:bidi="en_US"/>
-          </w:rPr>
-          <w:rPr>
-            <w:color w:val="0000EE"/>
-            <w:u w:val="single"/>
-          </w:rPr>
-          <w:t>39</w:t>
-        </w:r>
-      </w:hyperlink>
-      <w:r>
-        <w:rPr>
-          <w:lang w:val="en_US" w:bidi="en_US"/>
-        </w:rPr>
-        <w:t xml:space="preserve">; </w:t>
-      </w:r>
-      <w:hyperlink r:id="rId712">
-        <w:r>
-          <w:rPr>
-            <w:lang w:val="en_US" w:bidi="en_US"/>
-          </w:rPr>
-          <w:rPr>
-            <w:color w:val="0000EE"/>
-            <w:u w:val="single"/>
-          </w:rPr>
-          <w:t>Luke 17:27</w:t>
-        </w:r>
-      </w:hyperlink>
-      <w:r>
-        <w:rPr>
-          <w:lang w:val="en_US" w:bidi="en_US"/>
-        </w:rPr>
-        <w:t xml:space="preserve">; </w:t>
-      </w:r>
-      <w:hyperlink r:id="rId713">
-        <w:r>
-          <w:rPr>
-            <w:lang w:val="en_US" w:bidi="en_US"/>
-          </w:rPr>
-          <w:rPr>
-            <w:color w:val="0000EE"/>
-            <w:u w:val="single"/>
-          </w:rPr>
-          <w:t>2 Peter 2:5</w:t>
-        </w:r>
-      </w:hyperlink>
-      <w:r>
-        <w:rPr>
-          <w:lang w:val="en_US" w:bidi="en_US"/>
-        </w:rPr>
-        <w:t>). In the Bible, God sent the flood because of sin, which was so bad that “the wickedness of man was great upon the earth” (</w:t>
-      </w:r>
-      <w:hyperlink r:id="rId714">
-        <w:r>
-          <w:rPr>
-            <w:lang w:val="en_US" w:bidi="en_US"/>
-          </w:rPr>
-          <w:rPr>
-            <w:color w:val="0000EE"/>
-            <w:u w:val="single"/>
-          </w:rPr>
-          <w:t>Genesis 6:5</w:t>
-        </w:r>
-      </w:hyperlink>
-      <w:r>
-        <w:rPr>
-          <w:lang w:val="en_US" w:bidi="en_US"/>
-        </w:rPr>
-        <w:t xml:space="preserve">). God decided to destroy everyone and start again with people who would obey him (compare </w:t>
-      </w:r>
-      <w:hyperlink r:id="rId715">
-        <w:r>
-          <w:rPr>
-            <w:lang w:val="en_US" w:bidi="en_US"/>
-          </w:rPr>
-          <w:rPr>
-            <w:color w:val="0000EE"/>
-            <w:u w:val="single"/>
-          </w:rPr>
-          <w:t>Genesis 1:26</w:t>
-        </w:r>
-      </w:hyperlink>
-      <w:hyperlink r:id="rId715">
-        <w:r>
-          <w:rPr>
-            <w:lang w:val="en_US" w:bidi="en_US"/>
-          </w:rPr>
-          <w:rPr>
-            <w:color w:val="0000EE"/>
-            <w:u w:val="single"/>
-          </w:rPr>
-          <w:t>–</w:t>
-        </w:r>
-      </w:hyperlink>
-      <w:hyperlink r:id="rId715">
-        <w:r>
-          <w:rPr>
-            <w:lang w:val="en_US" w:bidi="en_US"/>
-          </w:rPr>
-          <w:rPr>
-            <w:color w:val="0000EE"/>
-            <w:u w:val="single"/>
-          </w:rPr>
-          <w:t>28</w:t>
-        </w:r>
-      </w:hyperlink>
-      <w:r>
-        <w:rPr>
-          <w:lang w:val="en_US" w:bidi="en_US"/>
-        </w:rPr>
-        <w:t xml:space="preserve">). The only people who were faithful to the Lord were Noah, his sons, and their wives. God used them to recreate the earth after its destruction. </w:t>
-      </w:r>
-    </w:p>
-    <w:p>
-      <w:pPr/>
-      <w:r>
-        <w:rPr>
-          <w:lang w:val="en_US" w:bidi="en_US"/>
-        </w:rPr>
-      </w:r>
-      <w:r>
-        <w:rPr>
-          <w:lang w:val="en_US" w:bidi="en_US"/>
-        </w:rPr>
-        <w:t>Noah spent 120 years building a great ship and warning people about God’s coming judgment (</w:t>
-      </w:r>
-      <w:hyperlink r:id="rId647">
-        <w:r>
-          <w:rPr>
-            <w:lang w:val="en_US" w:bidi="en_US"/>
-          </w:rPr>
-          <w:rPr>
-            <w:color w:val="0000EE"/>
-            <w:u w:val="single"/>
-          </w:rPr>
-          <w:t>Genesis 6:3</w:t>
-        </w:r>
-      </w:hyperlink>
-      <w:r>
-        <w:rPr>
-          <w:lang w:val="en_US" w:bidi="en_US"/>
-        </w:rPr>
-        <w:t xml:space="preserve">; compare </w:t>
-      </w:r>
-      <w:hyperlink r:id="rId716">
-        <w:r>
-          <w:rPr>
-            <w:lang w:val="en_US" w:bidi="en_US"/>
-          </w:rPr>
-          <w:rPr>
-            <w:color w:val="0000EE"/>
-            <w:u w:val="single"/>
-          </w:rPr>
-          <w:t>Hebrews 11:7</w:t>
-        </w:r>
-      </w:hyperlink>
-      <w:r>
-        <w:rPr>
-          <w:lang w:val="en_US" w:bidi="en_US"/>
-        </w:rPr>
-        <w:t xml:space="preserve">; </w:t>
-      </w:r>
-      <w:hyperlink r:id="rId717">
-        <w:r>
-          <w:rPr>
-            <w:lang w:val="en_US" w:bidi="en_US"/>
-          </w:rPr>
-          <w:rPr>
-            <w:color w:val="0000EE"/>
-            <w:u w:val="single"/>
-          </w:rPr>
-          <w:t>1 Peter 3:20</w:t>
-        </w:r>
-      </w:hyperlink>
-      <w:r>
-        <w:rPr>
-          <w:lang w:val="en_US" w:bidi="en_US"/>
-        </w:rPr>
-        <w:t xml:space="preserve">; </w:t>
-      </w:r>
-      <w:hyperlink r:id="rId713">
-        <w:r>
-          <w:rPr>
-            <w:lang w:val="en_US" w:bidi="en_US"/>
-          </w:rPr>
-          <w:rPr>
-            <w:color w:val="0000EE"/>
-            <w:u w:val="single"/>
-          </w:rPr>
-          <w:t>2 Peter 2:5</w:t>
-        </w:r>
-      </w:hyperlink>
-      <w:r>
-        <w:rPr>
-          <w:lang w:val="en_US" w:bidi="en_US"/>
-        </w:rPr>
-        <w:t>). When the flood came, it rained heavily, and the underground waters rose (</w:t>
-      </w:r>
-      <w:hyperlink r:id="rId718">
-        <w:r>
-          <w:rPr>
-            <w:lang w:val="en_US" w:bidi="en_US"/>
-          </w:rPr>
-          <w:rPr>
-            <w:color w:val="0000EE"/>
-            <w:u w:val="single"/>
-          </w:rPr>
-          <w:t>Genesis 7:11</w:t>
-        </w:r>
-      </w:hyperlink>
-      <w:r>
-        <w:rPr>
-          <w:lang w:val="en_US" w:bidi="en_US"/>
-        </w:rPr>
-        <w:t>). Only Noah's family and any land animals he brought onto the ship were saved from the water. The flood lasted for more than a year. Finally, the waters went down, and the earth was dry again (</w:t>
-      </w:r>
-      <w:hyperlink r:id="rId719">
-        <w:r>
-          <w:rPr>
-            <w:lang w:val="en_US" w:bidi="en_US"/>
-          </w:rPr>
-          <w:rPr>
-            <w:color w:val="0000EE"/>
-            <w:u w:val="single"/>
-          </w:rPr>
-          <w:t>Genesis 7:6</w:t>
-        </w:r>
-      </w:hyperlink>
-      <w:r>
-        <w:rPr>
-          <w:lang w:val="en_US" w:bidi="en_US"/>
-        </w:rPr>
-        <w:t>–</w:t>
-      </w:r>
-      <w:hyperlink r:id="rId719">
-        <w:r>
-          <w:rPr>
-            <w:lang w:val="en_US" w:bidi="en_US"/>
-          </w:rPr>
-          <w:rPr>
-            <w:color w:val="0000EE"/>
-            <w:u w:val="single"/>
-          </w:rPr>
-          <w:t>12, 24</w:t>
-        </w:r>
-      </w:hyperlink>
-      <w:r>
-        <w:rPr>
-          <w:lang w:val="en_US" w:bidi="en_US"/>
-        </w:rPr>
-        <w:t xml:space="preserve">; </w:t>
-      </w:r>
-      <w:hyperlink r:id="rId720">
-        <w:r>
-          <w:rPr>
-            <w:lang w:val="en_US" w:bidi="en_US"/>
-          </w:rPr>
-          <w:rPr>
-            <w:color w:val="0000EE"/>
-            <w:u w:val="single"/>
-          </w:rPr>
-          <w:t>8:3</w:t>
-        </w:r>
-      </w:hyperlink>
-      <w:r>
-        <w:rPr>
-          <w:lang w:val="en_US" w:bidi="en_US"/>
-        </w:rPr>
-        <w:t>–</w:t>
-      </w:r>
-      <w:hyperlink r:id="rId720">
-        <w:r>
-          <w:rPr>
-            <w:lang w:val="en_US" w:bidi="en_US"/>
-          </w:rPr>
-          <w:rPr>
-            <w:color w:val="0000EE"/>
-            <w:u w:val="single"/>
-          </w:rPr>
-          <w:t>6, 10</w:t>
-        </w:r>
-      </w:hyperlink>
-      <w:r>
-        <w:rPr>
-          <w:lang w:val="en_US" w:bidi="en_US"/>
-        </w:rPr>
-        <w:t>–</w:t>
-      </w:r>
-      <w:hyperlink r:id="rId720">
-        <w:r>
-          <w:rPr>
-            <w:lang w:val="en_US" w:bidi="en_US"/>
-          </w:rPr>
-          <w:rPr>
-            <w:color w:val="0000EE"/>
-            <w:u w:val="single"/>
-          </w:rPr>
-          <w:t>14</w:t>
-        </w:r>
-      </w:hyperlink>
-      <w:r>
-        <w:rPr>
-          <w:lang w:val="en_US" w:bidi="en_US"/>
-        </w:rPr>
-        <w:t>). When Noah and his family left the ark, they gave sacrifices to God to thank him. God promised he would never send another flood to destroy the earth.</w:t>
-      </w:r>
-    </w:p>
-    <w:p>
-      <w:pPr>
-        <w:pStyle w:val="Heading3"/>
-      </w:pPr>
-      <w:r>
-        <w:rPr>
-          <w:lang w:val="en_US" w:bidi="en_US"/>
-        </w:rPr>
-        <w:t>The Size of the Flood</w:t>
-      </w:r>
-    </w:p>
-    <w:p>
-      <w:pPr/>
-      <w:r>
-        <w:rPr>
-          <w:lang w:val="en_US" w:bidi="en_US"/>
-        </w:rPr>
-      </w:r>
-      <w:r>
-        <w:rPr>
-          <w:lang w:val="en_US" w:bidi="en_US"/>
-        </w:rPr>
-        <w:t>Those who believe the flood account is true disagree about its size. The story seems to suggest that the whole earth was flooded as high as the top of the highest mountains (</w:t>
-      </w:r>
-      <w:hyperlink r:id="rId721">
-        <w:r>
-          <w:rPr>
-            <w:lang w:val="en_US" w:bidi="en_US"/>
-          </w:rPr>
-          <w:rPr>
-            <w:color w:val="0000EE"/>
-            <w:u w:val="single"/>
-          </w:rPr>
-          <w:t>Genesis 7:17</w:t>
-        </w:r>
-      </w:hyperlink>
-      <w:r>
-        <w:rPr>
-          <w:lang w:val="en_US" w:bidi="en_US"/>
-        </w:rPr>
-        <w:t>–</w:t>
-      </w:r>
-      <w:hyperlink r:id="rId721">
-        <w:r>
-          <w:rPr>
-            <w:lang w:val="en_US" w:bidi="en_US"/>
-          </w:rPr>
-          <w:rPr>
-            <w:color w:val="0000EE"/>
-            <w:u w:val="single"/>
-          </w:rPr>
-          <w:t>20</w:t>
-        </w:r>
-      </w:hyperlink>
-      <w:r>
-        <w:rPr>
-          <w:lang w:val="en_US" w:bidi="en_US"/>
-        </w:rPr>
-        <w:t xml:space="preserve">; </w:t>
-      </w:r>
-      <w:hyperlink r:id="rId722">
-        <w:r>
-          <w:rPr>
-            <w:lang w:val="en_US" w:bidi="en_US"/>
-          </w:rPr>
-          <w:rPr>
-            <w:color w:val="0000EE"/>
-            <w:u w:val="single"/>
-          </w:rPr>
-          <w:t>8:4</w:t>
-        </w:r>
-      </w:hyperlink>
-      <w:r>
-        <w:rPr>
-          <w:lang w:val="en_US" w:bidi="en_US"/>
-        </w:rPr>
-        <w:t>). Some have argued that waters that were high enough to cover “</w:t>
-      </w:r>
-      <w:r>
-        <w:rPr>
-          <w:lang w:val="en_US" w:bidi="en_US"/>
-        </w:rPr>
-        <w:t>all the high mountains under all the heavens</w:t>
-      </w:r>
-      <w:r>
-        <w:rPr>
-          <w:lang w:val="en_US" w:bidi="en_US"/>
-        </w:rPr>
-        <w:t>” (</w:t>
-      </w:r>
-      <w:hyperlink r:id="rId723">
-        <w:r>
-          <w:rPr>
-            <w:lang w:val="en_US" w:bidi="en_US"/>
-          </w:rPr>
-          <w:rPr>
-            <w:color w:val="0000EE"/>
-            <w:u w:val="single"/>
-          </w:rPr>
-          <w:t>Genesis 7:19</w:t>
-        </w:r>
-      </w:hyperlink>
-      <w:r>
-        <w:rPr>
-          <w:lang w:val="en_US" w:bidi="en_US"/>
-        </w:rPr>
-        <w:t xml:space="preserve">) would cover the entire earth. Those who argue for a local flood note that the text says that it </w:t>
+        <w:t>Flood Myths</w:t>
+      </w:r>
+      <w:r>
+        <w:rPr>
+          <w:lang w:val="en_US" w:bidi="en_US"/>
+        </w:rPr>
+      </w:r>
+    </w:p>
+    <w:p>
+      <w:pPr/>
+      <w:r>
+        <w:rPr>
+          <w:lang w:val="en_US" w:bidi="en_US"/>
+        </w:rPr>
+      </w:r>
+      <w:r>
+        <w:rPr>
+          <w:lang w:val="en_US" w:bidi="en_US"/>
+        </w:rPr>
+        <w:t>Flood myths are stories about a great flood that covers the earth. Many ancient cultures have such stories.</w:t>
+      </w:r>
+    </w:p>
+    <w:p>
+      <w:pPr/>
+      <w:r>
+        <w:rPr>
+          <w:lang w:val="en_US" w:bidi="en_US"/>
+        </w:rPr>
       </w:r>
       <w:r>
         <w:rPr>
           <w:i/>
           <w:lang w:val="en_US" w:bidi="en_US"/>
         </w:rPr>
-        <w:t>appeared</w:t>
-      </w:r>
-      <w:r>
-        <w:rPr>
-          <w:lang w:val="en_US" w:bidi="en_US"/>
-        </w:rPr>
-        <w:t xml:space="preserve"> that all the earth was flooded. So, a worldwide flood was unnecessary. God wanted to destroy humans, who may have only lived in Mesopotamia at that time. Others argue that in the Bible, “earth” is often not meant literally. In </w:t>
-      </w:r>
-      <w:hyperlink r:id="rId724">
-        <w:r>
-          <w:rPr>
-            <w:lang w:val="en_US" w:bidi="en_US"/>
-          </w:rPr>
-          <w:rPr>
-            <w:color w:val="0000EE"/>
-            <w:u w:val="single"/>
-          </w:rPr>
-          <w:t>Genesis 1:1</w:t>
-        </w:r>
-      </w:hyperlink>
-      <w:r>
-        <w:rPr>
-          <w:lang w:val="en_US" w:bidi="en_US"/>
-        </w:rPr>
-        <w:t>, “heaven and earth” means "the universe." Sometimes “earth” describes a single country (</w:t>
-      </w:r>
-      <w:hyperlink r:id="rId725">
-        <w:r>
-          <w:rPr>
-            <w:lang w:val="en_US" w:bidi="en_US"/>
-          </w:rPr>
-          <w:rPr>
-            <w:color w:val="0000EE"/>
-            <w:u w:val="single"/>
-          </w:rPr>
-          <w:t>Genesis 47:13</w:t>
-        </w:r>
-      </w:hyperlink>
-      <w:r>
-        <w:rPr>
-          <w:lang w:val="en_US" w:bidi="en_US"/>
-        </w:rPr>
-        <w:t>), the soil itself (</w:t>
-      </w:r>
-      <w:hyperlink r:id="rId726">
-        <w:r>
-          <w:rPr>
-            <w:lang w:val="en_US" w:bidi="en_US"/>
-          </w:rPr>
-          <w:rPr>
-            <w:color w:val="0000EE"/>
-            <w:u w:val="single"/>
-          </w:rPr>
-          <w:t>23:15</w:t>
-        </w:r>
-      </w:hyperlink>
-      <w:r>
-        <w:rPr>
-          <w:lang w:val="en_US" w:bidi="en_US"/>
-        </w:rPr>
-        <w:t>), and so on. So, it isn't necessary to think that the Genesis flood story implies the entire world was flooded.</w:t>
-      </w:r>
-    </w:p>
-    <w:p>
-      <w:pPr/>
-      <w:r>
-        <w:rPr>
-          <w:lang w:val="en_US" w:bidi="en_US"/>
-        </w:rPr>
-      </w:r>
-      <w:r>
-        <w:rPr>
-          <w:lang w:val="en_US" w:bidi="en_US"/>
-        </w:rPr>
-        <w:t xml:space="preserve">Some people who believe in a universal flood argue that there are marine fossils on the tops of mountains, so the water must have covered them. Others disagree, saying that all mountains originally came from the seas, so it is reasonable that there is evidence of marine life on them. </w:t>
-      </w:r>
-      <w:r>
-        <w:rPr>
-          <w:lang w:val="en_US" w:bidi="en_US"/>
-        </w:rPr>
-        <w:t>Theological beliefs and interpretations of the Bible determine whether people think the flood was global or local.</w:t>
+        <w:t>See</w:t>
       </w:r>
       <w:r>
         <w:rPr>
@@ -24057,67 +24200,9 @@
       </w:r>
       <w:r>
         <w:rPr>
-          <w:i/>
-          <w:lang w:val="en_US" w:bidi="en_US"/>
-        </w:rPr>
-        <w:t>See</w:t>
-      </w:r>
-      <w:r>
-        <w:rPr>
-          <w:lang w:val="en_US" w:bidi="en_US"/>
-        </w:rPr>
-        <w:t xml:space="preserve"> </w:t>
-      </w:r>
-      <w:r>
-        <w:rPr>
-          <w:lang w:val="en_US" w:bidi="en_US"/>
-        </w:rPr>
-        <w:t>“Scientific Evidence for the Flood?”</w:t>
-      </w:r>
-      <w:r>
-        <w:rPr>
-          <w:lang w:val="en_US" w:bidi="en_US"/>
-        </w:rPr>
-        <w:t>.</w:t>
-      </w:r>
-    </w:p>
-    <w:p>
-      <w:pPr/>
-      <w:r>
-        <w:rPr>
-          <w:lang w:val="en_US" w:bidi="en_US"/>
-        </w:rPr>
-      </w:r>
-      <w:r>
-        <w:rPr>
-          <w:i/>
-          <w:lang w:val="en_US" w:bidi="en_US"/>
-        </w:rPr>
-        <w:t>See also</w:t>
-      </w:r>
-      <w:r>
-        <w:rPr>
-          <w:lang w:val="en_US" w:bidi="en_US"/>
-        </w:rPr>
-        <w:t xml:space="preserve"> </w:t>
-      </w:r>
-      <w:r>
-        <w:rPr>
           <w:lang w:val="en_US" w:bidi="en_US"/>
         </w:rPr>
         <w:t>Gilgamesh Epic</w:t>
-      </w:r>
-      <w:r>
-        <w:rPr>
-          <w:lang w:val="en_US" w:bidi="en_US"/>
-        </w:rPr>
-        <w:t xml:space="preserve">; </w:t>
-      </w:r>
-      <w:r>
-        <w:rPr>
-          <w:lang w:val="en_US" w:bidi="en_US"/>
-        </w:rPr>
-        <w:t>Noah #1</w:t>
       </w:r>
       <w:r>
         <w:rPr>
@@ -31082,21 +31167,86 @@
         <w:rPr>
           <w:lang w:val="en_US" w:bidi="en_US"/>
         </w:rPr>
-        <w:t>God's activity of deciding events and outcomes before they happen. People often use "foreordination" and "predestination" to mean the same thing. However, "predestination" and "election" specifically refer to the destiny of people.</w:t>
-      </w:r>
-    </w:p>
-    <w:p>
-      <w:pPr/>
-      <w:r>
-        <w:rPr>
-          <w:lang w:val="en_US" w:bidi="en_US"/>
-        </w:rPr>
-      </w:r>
-      <w:r>
-        <w:rPr>
-          <w:lang w:val="en_US" w:bidi="en_US"/>
-        </w:rPr>
-        <w:t>Many early church fathers wrote about foreordination. Augustine of Hippo, who lived from 354 to 430, emphasized foreordination in his teachings. Augustine greatly influenced the Protestant Reformers, especially John Calvin. Reformed theologians start studying foreordination by looking at God's eternal decree, as shown in statements of belief like the Westminster Confession of Faith. God's decree is one, but people usually talk about it as "the decrees of God" to help explain it. Martin Luther believed in foreordination but didn't stress it as much as Calvin. Luther's teachings don't say much about foreordination, mainly discussing predestination or election. Modern Lutheran thought emphasizes conditional election, rather than absolute election. This means they believe election or predestination is based on faith that God sees ahead of time.</w:t>
+        <w:t xml:space="preserve">Foreordination is God's activity of deciding events and outcomes before they happen. People often use the words </w:t>
+      </w:r>
+      <w:r>
+        <w:rPr>
+          <w:i/>
+          <w:lang w:val="en_US" w:bidi="en_US"/>
+        </w:rPr>
+        <w:t>foreordination</w:t>
+      </w:r>
+      <w:r>
+        <w:rPr>
+          <w:lang w:val="en_US" w:bidi="en_US"/>
+        </w:rPr>
+        <w:t xml:space="preserve"> and </w:t>
+      </w:r>
+      <w:r>
+        <w:rPr>
+          <w:i/>
+          <w:lang w:val="en_US" w:bidi="en_US"/>
+        </w:rPr>
+        <w:t>predestination</w:t>
+      </w:r>
+      <w:r>
+        <w:rPr>
+          <w:lang w:val="en_US" w:bidi="en_US"/>
+        </w:rPr>
+        <w:t xml:space="preserve"> to mean the same thing. However, </w:t>
+      </w:r>
+      <w:r>
+        <w:rPr>
+          <w:i/>
+          <w:lang w:val="en_US" w:bidi="en_US"/>
+        </w:rPr>
+        <w:t>predestination</w:t>
+      </w:r>
+      <w:r>
+        <w:rPr>
+          <w:lang w:val="en_US" w:bidi="en_US"/>
+        </w:rPr>
+        <w:t xml:space="preserve"> and </w:t>
+      </w:r>
+      <w:r>
+        <w:rPr>
+          <w:i/>
+          <w:lang w:val="en_US" w:bidi="en_US"/>
+        </w:rPr>
+        <w:t>election</w:t>
+      </w:r>
+      <w:r>
+        <w:rPr>
+          <w:lang w:val="en_US" w:bidi="en_US"/>
+        </w:rPr>
+        <w:t xml:space="preserve"> specifically refer to the destiny of people.</w:t>
+      </w:r>
+    </w:p>
+    <w:p>
+      <w:pPr/>
+      <w:r>
+        <w:rPr>
+          <w:lang w:val="en_US" w:bidi="en_US"/>
+        </w:rPr>
+      </w:r>
+      <w:r>
+        <w:rPr>
+          <w:lang w:val="en_US" w:bidi="en_US"/>
+        </w:rPr>
+        <w:t xml:space="preserve">Many early church fathers wrote about foreordination. Augustine of Hippo, who lived from 354 to 430, emphasized foreordination in his teachings. Augustine greatly influenced the Protestant Reformers, especially John Calvin. Reformed theologians start studying foreordination by looking at God's eternal decree, as shown in statements of belief like the Westminster Confession of Faith. God's decree is one, but people usually refer to it as </w:t>
+      </w:r>
+      <w:r>
+        <w:rPr>
+          <w:i/>
+          <w:lang w:val="en_US" w:bidi="en_US"/>
+        </w:rPr>
+        <w:t>the decrees of God</w:t>
+      </w:r>
+      <w:r>
+        <w:rPr>
+          <w:lang w:val="en_US" w:bidi="en_US"/>
+        </w:rPr>
+        <w:t xml:space="preserve"> to help explain it. Martin Luther believed in foreordination but didn't stress it as much as Calvin. Luther's teachings don't say much about foreordination, mainly discussing predestination or election. Modern Lutheran thought emphasizes conditional election, rather than absolute election. This means they believe election or predestination is based on faith that God sees ahead of time.</w:t>
       </w:r>
     </w:p>
     <w:p>
@@ -31473,25 +31623,7 @@
         <w:rPr>
           <w:lang w:val="en_US" w:bidi="en_US"/>
         </w:rPr>
-        <w:t xml:space="preserve">The Bible also says: </w:t>
-      </w:r>
-    </w:p>
-    <w:p>
-      <w:pPr>
-        <w:pStyle w:val="ListBullet"/>
-        <w:spacing w:line="240" w:lineRule="auto"/>
-        <w:ind w:left="720"/>
-      </w:pPr>
-      <w:r>
-        <w:rPr>
-          <w:lang w:val="en_US" w:bidi="en_US"/>
-        </w:rPr>
-      </w:r>
-      <w:r>
-        <w:rPr>
-          <w:lang w:val="en_US" w:bidi="en_US"/>
-        </w:rPr>
-        <w:t>a person's life span is determined (</w:t>
+        <w:t>In human life, God is understood to determine the length of each person's life (</w:t>
       </w:r>
       <w:hyperlink r:id="rId941">
         <w:r>
@@ -31509,25 +31641,7 @@
         <w:rPr>
           <w:lang w:val="en_US" w:bidi="en_US"/>
         </w:rPr>
-        <w:t xml:space="preserve">) </w:t>
-      </w:r>
-    </w:p>
-    <w:p>
-      <w:pPr>
-        <w:pStyle w:val="ListBullet"/>
-        <w:spacing w:line="240" w:lineRule="auto"/>
-        <w:ind w:left="720"/>
-      </w:pPr>
-      <w:r>
-        <w:rPr>
-          <w:lang w:val="en_US" w:bidi="en_US"/>
-        </w:rPr>
-      </w:r>
-      <w:r>
-        <w:rPr>
-          <w:lang w:val="en_US" w:bidi="en_US"/>
-        </w:rPr>
-        <w:t>God’s concern extends to his creatures (</w:t>
+        <w:t>). God's care extends to all his creatures (</w:t>
       </w:r>
       <w:hyperlink r:id="rId942">
         <w:r>
@@ -31587,25 +31701,7 @@
         <w:rPr>
           <w:lang w:val="en_US" w:bidi="en_US"/>
         </w:rPr>
-        <w:t xml:space="preserve">) </w:t>
-      </w:r>
-    </w:p>
-    <w:p>
-      <w:pPr>
-        <w:pStyle w:val="ListBullet"/>
-        <w:spacing w:line="240" w:lineRule="auto"/>
-        <w:ind w:left="720"/>
-      </w:pPr>
-      <w:r>
-        <w:rPr>
-          <w:lang w:val="en_US" w:bidi="en_US"/>
-        </w:rPr>
-      </w:r>
-      <w:r>
-        <w:rPr>
-          <w:lang w:val="en_US" w:bidi="en_US"/>
-        </w:rPr>
-        <w:t>the hairs on our heads are numbered (</w:t>
+        <w:t>). God even knows the number of hairs on each person's head (</w:t>
       </w:r>
       <w:hyperlink r:id="rId943">
         <w:r>
@@ -31623,7 +31719,7 @@
         <w:rPr>
           <w:lang w:val="en_US" w:bidi="en_US"/>
         </w:rPr>
-        <w:t>)</w:t>
+        <w:t>).</w:t>
       </w:r>
     </w:p>
     <w:p>
@@ -32090,7 +32186,7 @@
         <w:rPr>
           <w:lang w:val="en_US" w:bidi="en_US"/>
         </w:rPr>
-        <w:t>Foreordination is implied in providence or God’s care. Providence is the achievement of God’s plan for the world. God’s care and control for creation show his plan of redemption for humanity made in his image. God controls history, but God is not responsible for sin. He created human beings to be able to say "yes" or "no" to him. But God’s plan cannot be stopped. It continues despite opposition. God’s ultimate plan is happening throughout all events of human history, both evil and good. But his sovereignty is not imposed without reason or fairness. God is not a tyrant but rather is holy, loving, and righteous. His plan is carried out according to his nature, shown in care and concern for creation and in steadfast love for sinners.</w:t>
+        <w:t>Foreordination is implied in providence or God’s care. Providence is the achievement of God’s plan for the world. God’s care and control for creation show his plan of redemption for humanity made in his image. God controls history, but God is not responsible for sin. He created human beings to be able to say yes or no to him. But God’s plan cannot be stopped. It continues despite opposition. God’s ultimate plan is happening throughout all events of human history, both evil and good. But his sovereignty is not imposed without reason or fairness. God is not a tyrant but rather is holy, loving, and righteous. His plan is carried out according to his nature, shown in care and concern for creation and in steadfast love for sinners.</w:t>
       </w:r>
     </w:p>
     <w:p>

--- a/eng/docx/006.content.docx
+++ b/eng/docx/006.content.docx
@@ -24803,7 +24803,21 @@
         <w:rPr>
           <w:lang w:val="en_US" w:bidi="en_US"/>
         </w:rPr>
-        <w:t xml:space="preserve">The things the body needs to stay alive, and the ways to make them ready to eat. In Bible times, people ate: </w:t>
+        <w:t>Food is what the body needs to live. Preparing food means making it safe and ready to eat.</w:t>
+      </w:r>
+    </w:p>
+    <w:p>
+      <w:pPr/>
+      <w:r>
+        <w:rPr>
+          <w:lang w:val="en_US" w:bidi="en_US"/>
+        </w:rPr>
+      </w:r>
+      <w:r>
+        <w:rPr>
+          <w:lang w:val="en_US" w:bidi="en_US"/>
+        </w:rPr>
+        <w:t>In Bible times, people ate:</w:t>
       </w:r>
     </w:p>
     <w:p>
@@ -24821,7 +24835,7 @@
         <w:rPr>
           <w:lang w:val="en_US" w:bidi="en_US"/>
         </w:rPr>
-        <w:t>Bread</w:t>
+        <w:t xml:space="preserve">bread, </w:t>
       </w:r>
     </w:p>
     <w:p>
@@ -24839,7 +24853,7 @@
         <w:rPr>
           <w:lang w:val="en_US" w:bidi="en_US"/>
         </w:rPr>
-        <w:t xml:space="preserve">Milk products </w:t>
+        <w:t xml:space="preserve">milk products, </w:t>
       </w:r>
     </w:p>
     <w:p>
@@ -24857,7 +24871,7 @@
         <w:rPr>
           <w:lang w:val="en_US" w:bidi="en_US"/>
         </w:rPr>
-        <w:t>Fruit</w:t>
+        <w:t xml:space="preserve">fruit, </w:t>
       </w:r>
     </w:p>
     <w:p>
@@ -24875,7 +24889,7 @@
         <w:rPr>
           <w:lang w:val="en_US" w:bidi="en_US"/>
         </w:rPr>
-        <w:t>Meat</w:t>
+        <w:t xml:space="preserve">meat, and </w:t>
       </w:r>
     </w:p>
     <w:p>
@@ -24893,21 +24907,1295 @@
         <w:rPr>
           <w:lang w:val="en_US" w:bidi="en_US"/>
         </w:rPr>
-        <w:t xml:space="preserve">Fish </w:t>
-      </w:r>
-    </w:p>
-    <w:p>
-      <w:pPr/>
-      <w:r>
-        <w:rPr>
-          <w:lang w:val="en_US" w:bidi="en_US"/>
-        </w:rPr>
-      </w:r>
-      <w:r>
-        <w:rPr>
-          <w:lang w:val="en_US" w:bidi="en_US"/>
-        </w:rPr>
-        <w:t xml:space="preserve">Food was also given as sacrifices or given as gifts. Finding enough food was a constant worry because it was often limited by: </w:t>
+        <w:t xml:space="preserve">fish. </w:t>
+      </w:r>
+    </w:p>
+    <w:p>
+      <w:pPr/>
+      <w:r>
+        <w:rPr>
+          <w:lang w:val="en_US" w:bidi="en_US"/>
+        </w:rPr>
+      </w:r>
+      <w:r>
+        <w:rPr>
+          <w:lang w:val="en_US" w:bidi="en_US"/>
+        </w:rPr>
+        <w:t>Food was also offered as a sacrifice or given as a gift. Having enough food was always a concern. Food was often scarce because droughts happened often (</w:t>
+      </w:r>
+      <w:hyperlink r:id="rId247">
+        <w:r>
+          <w:rPr>
+            <w:lang w:val="en_US" w:bidi="en_US"/>
+          </w:rPr>
+          <w:rPr>
+            <w:color w:val="0000EE"/>
+            <w:u w:val="single"/>
+          </w:rPr>
+          <w:t>2 Kings 4:38</w:t>
+        </w:r>
+      </w:hyperlink>
+      <w:r>
+        <w:rPr>
+          <w:lang w:val="en_US" w:bidi="en_US"/>
+        </w:rPr>
+        <w:t xml:space="preserve">; </w:t>
+      </w:r>
+      <w:hyperlink r:id="rId735">
+        <w:r>
+          <w:rPr>
+            <w:lang w:val="en_US" w:bidi="en_US"/>
+          </w:rPr>
+          <w:rPr>
+            <w:color w:val="0000EE"/>
+            <w:u w:val="single"/>
+          </w:rPr>
+          <w:t>Jeremiah 14:1, 4–6</w:t>
+        </w:r>
+      </w:hyperlink>
+      <w:r>
+        <w:rPr>
+          <w:lang w:val="en_US" w:bidi="en_US"/>
+        </w:rPr>
+        <w:t xml:space="preserve">; </w:t>
+      </w:r>
+      <w:hyperlink r:id="rId736">
+        <w:r>
+          <w:rPr>
+            <w:lang w:val="en_US" w:bidi="en_US"/>
+          </w:rPr>
+          <w:rPr>
+            <w:color w:val="0000EE"/>
+            <w:u w:val="single"/>
+          </w:rPr>
+          <w:t>Haggai 1:11</w:t>
+        </w:r>
+      </w:hyperlink>
+      <w:r>
+        <w:rPr>
+          <w:lang w:val="en_US" w:bidi="en_US"/>
+        </w:rPr>
+        <w:t>). Hailstorms destroyed crops (</w:t>
+      </w:r>
+      <w:hyperlink r:id="rId737">
+        <w:r>
+          <w:rPr>
+            <w:lang w:val="en_US" w:bidi="en_US"/>
+          </w:rPr>
+          <w:rPr>
+            <w:color w:val="0000EE"/>
+            <w:u w:val="single"/>
+          </w:rPr>
+          <w:t>Haggai 2:17</w:t>
+        </w:r>
+      </w:hyperlink>
+      <w:r>
+        <w:rPr>
+          <w:lang w:val="en_US" w:bidi="en_US"/>
+        </w:rPr>
+        <w:t>). Wars with nearby nations often interrupted farming (</w:t>
+      </w:r>
+      <w:hyperlink r:id="rId238">
+        <w:r>
+          <w:rPr>
+            <w:lang w:val="en_US" w:bidi="en_US"/>
+          </w:rPr>
+          <w:rPr>
+            <w:color w:val="0000EE"/>
+            <w:u w:val="single"/>
+          </w:rPr>
+          <w:t>2 Kings 6:25</w:t>
+        </w:r>
+      </w:hyperlink>
+      <w:r>
+        <w:rPr>
+          <w:lang w:val="en_US" w:bidi="en_US"/>
+        </w:rPr>
+        <w:t>). At times, locusts also destroyed crops over large areas.</w:t>
+      </w:r>
+    </w:p>
+    <w:p>
+      <w:pPr/>
+      <w:r>
+        <w:rPr>
+          <w:lang w:val="en_US" w:bidi="en_US"/>
+        </w:rPr>
+      </w:r>
+      <w:r>
+        <w:rPr>
+          <w:lang w:val="en_US" w:bidi="en_US"/>
+        </w:rPr>
+        <w:t>Food was more plentiful in Palestine than in many other parts of the Near East. The Bible describes it as “a land flowing with milk and honey.”</w:t>
+      </w:r>
+    </w:p>
+    <w:p>
+      <w:pPr/>
+      <w:r>
+        <w:rPr>
+          <w:lang w:val="en_US" w:bidi="en_US"/>
+        </w:rPr>
+      </w:r>
+      <w:r>
+        <w:rPr>
+          <w:lang w:val="en_US" w:bidi="en_US"/>
+        </w:rPr>
+        <w:t>However, farmers did not dig deeply into the soil. Because of this, crops depended heavily on regular rain. Crops in Egypt were less affected by changes in weather because the Nile River provided a dependable water supply.</w:t>
+      </w:r>
+    </w:p>
+    <w:p>
+      <w:pPr/>
+      <w:r>
+        <w:rPr>
+          <w:lang w:val="en_US" w:bidi="en_US"/>
+        </w:rPr>
+      </w:r>
+      <w:r>
+        <w:rPr>
+          <w:lang w:val="en_US" w:bidi="en_US"/>
+        </w:rPr>
+        <w:t>Food shortages were seen as warnings or punishment from God (</w:t>
+      </w:r>
+      <w:hyperlink r:id="rId738">
+        <w:r>
+          <w:rPr>
+            <w:lang w:val="en_US" w:bidi="en_US"/>
+          </w:rPr>
+          <w:rPr>
+            <w:color w:val="0000EE"/>
+            <w:u w:val="single"/>
+          </w:rPr>
+          <w:t>Lamentations 4:9, 11</w:t>
+        </w:r>
+      </w:hyperlink>
+      <w:r>
+        <w:rPr>
+          <w:lang w:val="en_US" w:bidi="en_US"/>
+        </w:rPr>
+        <w:t xml:space="preserve">; </w:t>
+      </w:r>
+      <w:hyperlink r:id="rId739">
+        <w:r>
+          <w:rPr>
+            <w:lang w:val="en_US" w:bidi="en_US"/>
+          </w:rPr>
+          <w:rPr>
+            <w:color w:val="0000EE"/>
+            <w:u w:val="single"/>
+          </w:rPr>
+          <w:t>Amos 4:6–9</w:t>
+        </w:r>
+      </w:hyperlink>
+      <w:r>
+        <w:rPr>
+          <w:lang w:val="en_US" w:bidi="en_US"/>
+        </w:rPr>
+        <w:t>). These shortages taught the Hebrews that life is more than food. They also taught that faith must continue during scarcity, famine, or even death (</w:t>
+      </w:r>
+      <w:hyperlink r:id="rId740">
+        <w:r>
+          <w:rPr>
+            <w:lang w:val="en_US" w:bidi="en_US"/>
+          </w:rPr>
+          <w:rPr>
+            <w:color w:val="0000EE"/>
+            <w:u w:val="single"/>
+          </w:rPr>
+          <w:t>Deuteronomy 8:3</w:t>
+        </w:r>
+      </w:hyperlink>
+      <w:r>
+        <w:rPr>
+          <w:lang w:val="en_US" w:bidi="en_US"/>
+        </w:rPr>
+        <w:t xml:space="preserve">; </w:t>
+      </w:r>
+      <w:hyperlink r:id="rId741">
+        <w:r>
+          <w:rPr>
+            <w:lang w:val="en_US" w:bidi="en_US"/>
+          </w:rPr>
+          <w:rPr>
+            <w:color w:val="0000EE"/>
+            <w:u w:val="single"/>
+          </w:rPr>
+          <w:t>Habakkuk 3:17–18</w:t>
+        </w:r>
+      </w:hyperlink>
+      <w:r>
+        <w:rPr>
+          <w:lang w:val="en_US" w:bidi="en_US"/>
+        </w:rPr>
+        <w:t>).</w:t>
+      </w:r>
+    </w:p>
+    <w:p>
+      <w:pPr/>
+      <w:r>
+        <w:rPr>
+          <w:lang w:val="en_US" w:bidi="en_US"/>
+        </w:rPr>
+      </w:r>
+      <w:r>
+        <w:rPr>
+          <w:lang w:val="en_US" w:bidi="en_US"/>
+        </w:rPr>
+        <w:t>The nomadic Hebrews, who moved from place to place with their animals, mainly ate milk, curds, and cheese. As the people settled in one place, they began to grow grains and vegetables. They also planted orchards and vineyards.</w:t>
+      </w:r>
+    </w:p>
+    <w:p>
+      <w:pPr/>
+      <w:r>
+        <w:rPr>
+          <w:lang w:val="en_US" w:bidi="en_US"/>
+        </w:rPr>
+      </w:r>
+      <w:r>
+        <w:rPr>
+          <w:lang w:val="en_US" w:bidi="en_US"/>
+        </w:rPr>
+        <w:t>Sometimes they grew grain for one season. After the harvest, the tribes moved their flocks to other pastures. They also looked for other land where they could grow crops.</w:t>
+      </w:r>
+    </w:p>
+    <w:p>
+      <w:pPr/>
+      <w:r>
+        <w:rPr>
+          <w:lang w:val="en_US" w:bidi="en_US"/>
+        </w:rPr>
+      </w:r>
+      <w:r>
+        <w:rPr>
+          <w:lang w:val="en_US" w:bidi="en_US"/>
+        </w:rPr>
+        <w:t>Religious sacrifices and festivals were serious times of worship. But they were also times of joy and large meals. People also celebrated victories with banquets. They ate food taken from the camp of the defeated enemy.</w:t>
+      </w:r>
+    </w:p>
+    <w:p>
+      <w:pPr>
+        <w:pStyle w:val="Heading3"/>
+      </w:pPr>
+      <w:r>
+        <w:rPr>
+          <w:lang w:val="en_US" w:bidi="en_US"/>
+        </w:rPr>
+        <w:t>Preview</w:t>
+      </w:r>
+    </w:p>
+    <w:p>
+      <w:pPr/>
+      <w:r>
+        <w:rPr>
+          <w:lang w:val="en_US" w:bidi="en_US"/>
+        </w:rPr>
+      </w:r>
+      <w:r>
+        <w:rPr>
+          <w:lang w:val="en_US" w:bidi="en_US"/>
+        </w:rPr>
+        <w:t>• Dairy Products</w:t>
+      </w:r>
+    </w:p>
+    <w:p>
+      <w:pPr/>
+      <w:r>
+        <w:rPr>
+          <w:lang w:val="en_US" w:bidi="en_US"/>
+        </w:rPr>
+      </w:r>
+      <w:r>
+        <w:rPr>
+          <w:lang w:val="en_US" w:bidi="en_US"/>
+        </w:rPr>
+        <w:t>• Grain Crops</w:t>
+      </w:r>
+    </w:p>
+    <w:p>
+      <w:pPr/>
+      <w:r>
+        <w:rPr>
+          <w:lang w:val="en_US" w:bidi="en_US"/>
+        </w:rPr>
+      </w:r>
+      <w:r>
+        <w:rPr>
+          <w:lang w:val="en_US" w:bidi="en_US"/>
+        </w:rPr>
+        <w:t>• Animal Products</w:t>
+      </w:r>
+    </w:p>
+    <w:p>
+      <w:pPr/>
+      <w:r>
+        <w:rPr>
+          <w:lang w:val="en_US" w:bidi="en_US"/>
+        </w:rPr>
+      </w:r>
+      <w:r>
+        <w:rPr>
+          <w:lang w:val="en_US" w:bidi="en_US"/>
+        </w:rPr>
+        <w:t>• Insects and Their Food Products</w:t>
+      </w:r>
+    </w:p>
+    <w:p>
+      <w:pPr/>
+      <w:r>
+        <w:rPr>
+          <w:lang w:val="en_US" w:bidi="en_US"/>
+        </w:rPr>
+      </w:r>
+      <w:r>
+        <w:rPr>
+          <w:lang w:val="en_US" w:bidi="en_US"/>
+        </w:rPr>
+        <w:t>• Vegetables and Seasoning</w:t>
+      </w:r>
+    </w:p>
+    <w:p>
+      <w:pPr/>
+      <w:r>
+        <w:rPr>
+          <w:lang w:val="en_US" w:bidi="en_US"/>
+        </w:rPr>
+      </w:r>
+      <w:r>
+        <w:rPr>
+          <w:lang w:val="en_US" w:bidi="en_US"/>
+        </w:rPr>
+        <w:t>• Fruits, Nuts, and Wine</w:t>
+      </w:r>
+    </w:p>
+    <w:p>
+      <w:pPr>
+        <w:pStyle w:val="Heading3"/>
+      </w:pPr>
+      <w:r>
+        <w:rPr>
+          <w:lang w:val="en_US" w:bidi="en_US"/>
+        </w:rPr>
+        <w:t>Dairy Products</w:t>
+      </w:r>
+    </w:p>
+    <w:p>
+      <w:pPr/>
+      <w:r>
+        <w:rPr>
+          <w:lang w:val="en_US" w:bidi="en_US"/>
+        </w:rPr>
+      </w:r>
+      <w:r>
+        <w:rPr>
+          <w:lang w:val="en_US" w:bidi="en_US"/>
+        </w:rPr>
+        <w:t xml:space="preserve">Milk and foods made from milk were an important part of the Hebrew diet (see </w:t>
+      </w:r>
+      <w:hyperlink r:id="rId742">
+        <w:r>
+          <w:rPr>
+            <w:lang w:val="en_US" w:bidi="en_US"/>
+          </w:rPr>
+          <w:rPr>
+            <w:color w:val="0000EE"/>
+            <w:u w:val="single"/>
+          </w:rPr>
+          <w:t>Judges 4:19</w:t>
+        </w:r>
+      </w:hyperlink>
+      <w:r>
+        <w:rPr>
+          <w:lang w:val="en_US" w:bidi="en_US"/>
+        </w:rPr>
+        <w:t>). People most often used goat’s milk. They also had milk from camels, cows, and sheep (</w:t>
+      </w:r>
+      <w:hyperlink r:id="rId743">
+        <w:r>
+          <w:rPr>
+            <w:lang w:val="en_US" w:bidi="en_US"/>
+          </w:rPr>
+          <w:rPr>
+            <w:color w:val="0000EE"/>
+            <w:u w:val="single"/>
+          </w:rPr>
+          <w:t>Genesis 32:15</w:t>
+        </w:r>
+      </w:hyperlink>
+      <w:r>
+        <w:rPr>
+          <w:lang w:val="en_US" w:bidi="en_US"/>
+        </w:rPr>
+        <w:t xml:space="preserve">; </w:t>
+      </w:r>
+      <w:hyperlink r:id="rId744">
+        <w:r>
+          <w:rPr>
+            <w:lang w:val="en_US" w:bidi="en_US"/>
+          </w:rPr>
+          <w:rPr>
+            <w:color w:val="0000EE"/>
+            <w:u w:val="single"/>
+          </w:rPr>
+          <w:t>Deuteronomy 32:14</w:t>
+        </w:r>
+      </w:hyperlink>
+      <w:r>
+        <w:rPr>
+          <w:lang w:val="en_US" w:bidi="en_US"/>
+        </w:rPr>
+        <w:t xml:space="preserve">; </w:t>
+      </w:r>
+      <w:hyperlink r:id="rId745">
+        <w:r>
+          <w:rPr>
+            <w:lang w:val="en_US" w:bidi="en_US"/>
+          </w:rPr>
+          <w:rPr>
+            <w:color w:val="0000EE"/>
+            <w:u w:val="single"/>
+          </w:rPr>
+          <w:t>Proverbs 27:27</w:t>
+        </w:r>
+      </w:hyperlink>
+      <w:r>
+        <w:rPr>
+          <w:lang w:val="en_US" w:bidi="en_US"/>
+        </w:rPr>
+        <w:t>).</w:t>
+      </w:r>
+    </w:p>
+    <w:p>
+      <w:pPr/>
+      <w:r>
+        <w:rPr>
+          <w:lang w:val="en_US" w:bidi="en_US"/>
+        </w:rPr>
+      </w:r>
+      <w:r>
+        <w:rPr>
+          <w:lang w:val="en_US" w:bidi="en_US"/>
+        </w:rPr>
+        <w:t xml:space="preserve">Fresh milk could not be kept for long in Palestine’s hot climate. So people made it into buttermilk, curds, and cheese. They poured milk into goatskins. The milk became sour and thick because the skins had been used before and were not sterile. The milk also thickened as the goatskin moved during travel. </w:t>
+      </w:r>
+    </w:p>
+    <w:p>
+      <w:pPr/>
+      <w:r>
+        <w:rPr>
+          <w:lang w:val="en_US" w:bidi="en_US"/>
+        </w:rPr>
+      </w:r>
+      <w:r>
+        <w:rPr>
+          <w:lang w:val="en_US" w:bidi="en_US"/>
+        </w:rPr>
+        <w:t>Sometimes the pouch was made from a cow’s stomach. It contained rennin, an enzyme that helps make cheese. The movement of the pouch helped form curds. Curds are first mentioned in the Bible as part of the meal Abraham gave to his special guests (</w:t>
+      </w:r>
+      <w:hyperlink r:id="rId746">
+        <w:r>
+          <w:rPr>
+            <w:lang w:val="en_US" w:bidi="en_US"/>
+          </w:rPr>
+          <w:rPr>
+            <w:color w:val="0000EE"/>
+            <w:u w:val="single"/>
+          </w:rPr>
+          <w:t>Genesis 18:8</w:t>
+        </w:r>
+      </w:hyperlink>
+      <w:r>
+        <w:rPr>
+          <w:lang w:val="en_US" w:bidi="en_US"/>
+        </w:rPr>
+        <w:t>).</w:t>
+      </w:r>
+    </w:p>
+    <w:p>
+      <w:pPr/>
+      <w:r>
+        <w:rPr>
+          <w:lang w:val="en_US" w:bidi="en_US"/>
+        </w:rPr>
+      </w:r>
+      <w:r>
+        <w:rPr>
+          <w:lang w:val="en_US" w:bidi="en_US"/>
+        </w:rPr>
+        <w:t xml:space="preserve">The Hebrew word for curds </w:t>
+      </w:r>
+      <w:r>
+        <w:rPr>
+          <w:i/>
+          <w:lang w:val="en_US" w:bidi="en_US"/>
+        </w:rPr>
+        <w:t>(chena)</w:t>
+      </w:r>
+      <w:r>
+        <w:rPr>
+          <w:lang w:val="en_US" w:bidi="en_US"/>
+        </w:rPr>
+        <w:t xml:space="preserve"> is also translated as “butter” (</w:t>
+      </w:r>
+      <w:hyperlink r:id="rId747">
+        <w:r>
+          <w:rPr>
+            <w:lang w:val="en_US" w:bidi="en_US"/>
+          </w:rPr>
+          <w:rPr>
+            <w:color w:val="0000EE"/>
+            <w:u w:val="single"/>
+          </w:rPr>
+          <w:t>Job 10:10</w:t>
+        </w:r>
+      </w:hyperlink>
+      <w:r>
+        <w:rPr>
+          <w:lang w:val="en_US" w:bidi="en_US"/>
+        </w:rPr>
+        <w:t>). This kind of butter was probably like thick yogurt after the water had been removed.</w:t>
+      </w:r>
+    </w:p>
+    <w:p>
+      <w:pPr/>
+      <w:r>
+        <w:rPr>
+          <w:lang w:val="en_US" w:bidi="en_US"/>
+        </w:rPr>
+      </w:r>
+      <w:r>
+        <w:rPr>
+          <w:lang w:val="en_US" w:bidi="en_US"/>
+        </w:rPr>
+        <w:t>People pressed the curds and rolled them into small balls. In this form, the curds could last for a long time, even in a hot climate. Because of this, pressed curds were especially useful for journeys through dry regions where food was hard to find.</w:t>
+      </w:r>
+    </w:p>
+    <w:p>
+      <w:pPr>
+        <w:pStyle w:val="Heading3"/>
+      </w:pPr>
+      <w:r>
+        <w:rPr>
+          <w:lang w:val="en_US" w:bidi="en_US"/>
+        </w:rPr>
+        <w:t>Grain Crops</w:t>
+      </w:r>
+    </w:p>
+    <w:p>
+      <w:pPr/>
+      <w:r>
+        <w:rPr>
+          <w:lang w:val="en_US" w:bidi="en_US"/>
+        </w:rPr>
+      </w:r>
+      <w:r>
+        <w:rPr>
+          <w:lang w:val="en_US" w:bidi="en_US"/>
+        </w:rPr>
+        <w:t>The food mentioned most often in the Bible is bread. The word bread can mean food in general. More often, it means food made from grain. In Bible times, people made bread from several kinds of grain. Wheat, barley, and spelt grew in Egypt (</w:t>
+      </w:r>
+      <w:hyperlink r:id="rId748">
+        <w:r>
+          <w:rPr>
+            <w:lang w:val="en_US" w:bidi="en_US"/>
+          </w:rPr>
+          <w:rPr>
+            <w:color w:val="0000EE"/>
+            <w:u w:val="single"/>
+          </w:rPr>
+          <w:t>Exodus 9:31–32</w:t>
+        </w:r>
+      </w:hyperlink>
+      <w:r>
+        <w:rPr>
+          <w:lang w:val="en_US" w:bidi="en_US"/>
+        </w:rPr>
+        <w:t>).</w:t>
+      </w:r>
+    </w:p>
+    <w:p>
+      <w:pPr/>
+      <w:r>
+        <w:rPr>
+          <w:lang w:val="en_US" w:bidi="en_US"/>
+        </w:rPr>
+      </w:r>
+      <w:r>
+        <w:rPr>
+          <w:lang w:val="en_US" w:bidi="en_US"/>
+        </w:rPr>
+        <w:t>An Egyptian physician named Sinuhe lived in the middle of the 20th century BC. He wrote that people baked bread every day in Palestine and Syria. Bread was probably served with every meal. This bread was probably a flat cake made from barley or a lesser form of wheat because these were the two crops that Sinuhe said he saw.</w:t>
+      </w:r>
+    </w:p>
+    <w:p>
+      <w:pPr/>
+      <w:r>
+        <w:rPr>
+          <w:lang w:val="en_US" w:bidi="en_US"/>
+        </w:rPr>
+      </w:r>
+      <w:r>
+        <w:rPr>
+          <w:lang w:val="en_US" w:bidi="en_US"/>
+        </w:rPr>
+        <w:t>Wheat was the most costly grain. Fine wheat flour was a luxury that only rich people could afford (</w:t>
+      </w:r>
+      <w:hyperlink r:id="rId749">
+        <w:r>
+          <w:rPr>
+            <w:lang w:val="en_US" w:bidi="en_US"/>
+          </w:rPr>
+          <w:rPr>
+            <w:color w:val="0000EE"/>
+            <w:u w:val="single"/>
+          </w:rPr>
+          <w:t>Genesis 18:6</w:t>
+        </w:r>
+      </w:hyperlink>
+      <w:r>
+        <w:rPr>
+          <w:lang w:val="en_US" w:bidi="en_US"/>
+        </w:rPr>
+        <w:t xml:space="preserve">; </w:t>
+      </w:r>
+      <w:hyperlink r:id="rId750">
+        <w:r>
+          <w:rPr>
+            <w:lang w:val="en_US" w:bidi="en_US"/>
+          </w:rPr>
+          <w:rPr>
+            <w:color w:val="0000EE"/>
+            <w:u w:val="single"/>
+          </w:rPr>
+          <w:t>Ezra 16:13, 19</w:t>
+        </w:r>
+      </w:hyperlink>
+      <w:r>
+        <w:rPr>
+          <w:lang w:val="en_US" w:bidi="en_US"/>
+        </w:rPr>
+        <w:t>). In later times, wheat became a valuable crop for trade. It was shipped from Tyre to other ports around the Mediterranean Sea.</w:t>
+      </w:r>
+    </w:p>
+    <w:p>
+      <w:pPr/>
+      <w:r>
+        <w:rPr>
+          <w:lang w:val="en_US" w:bidi="en_US"/>
+        </w:rPr>
+      </w:r>
+      <w:r>
+        <w:rPr>
+          <w:lang w:val="en_US" w:bidi="en_US"/>
+        </w:rPr>
+        <w:t>Barley could grow in poor soil and needed less rain than other grains. Because of this, it became a common grain crop in the ancient Near East. Barley could also be harvested several weeks before wheat.</w:t>
+      </w:r>
+    </w:p>
+    <w:p>
+      <w:pPr/>
+      <w:r>
+        <w:rPr>
+          <w:lang w:val="en_US" w:bidi="en_US"/>
+        </w:rPr>
+      </w:r>
+      <w:r>
+        <w:rPr>
+          <w:lang w:val="en_US" w:bidi="en_US"/>
+        </w:rPr>
+        <w:t>Common workers ate barley bread and barley cakes (</w:t>
+      </w:r>
+      <w:hyperlink r:id="rId751">
+        <w:r>
+          <w:rPr>
+            <w:lang w:val="en_US" w:bidi="en_US"/>
+          </w:rPr>
+          <w:rPr>
+            <w:color w:val="0000EE"/>
+            <w:u w:val="single"/>
+          </w:rPr>
+          <w:t>Judges 7:13</w:t>
+        </w:r>
+      </w:hyperlink>
+      <w:r>
+        <w:rPr>
+          <w:lang w:val="en_US" w:bidi="en_US"/>
+        </w:rPr>
+        <w:t xml:space="preserve">; </w:t>
+      </w:r>
+      <w:hyperlink r:id="rId752">
+        <w:r>
+          <w:rPr>
+            <w:lang w:val="en_US" w:bidi="en_US"/>
+          </w:rPr>
+          <w:rPr>
+            <w:color w:val="0000EE"/>
+            <w:u w:val="single"/>
+          </w:rPr>
+          <w:t>2 Kings 4:42</w:t>
+        </w:r>
+      </w:hyperlink>
+      <w:r>
+        <w:rPr>
+          <w:lang w:val="en_US" w:bidi="en_US"/>
+        </w:rPr>
+        <w:t xml:space="preserve">; </w:t>
+      </w:r>
+      <w:hyperlink r:id="rId753">
+        <w:r>
+          <w:rPr>
+            <w:lang w:val="en_US" w:bidi="en_US"/>
+          </w:rPr>
+          <w:rPr>
+            <w:color w:val="0000EE"/>
+            <w:u w:val="single"/>
+          </w:rPr>
+          <w:t>Ezekiel 4:12</w:t>
+        </w:r>
+      </w:hyperlink>
+      <w:r>
+        <w:rPr>
+          <w:lang w:val="en_US" w:bidi="en_US"/>
+        </w:rPr>
+        <w:t>). Jesus also performed a miracle with a young boy’s five barley loaves and two fish. He used them to feed five thousand people (</w:t>
+      </w:r>
+      <w:hyperlink r:id="rId754">
+        <w:r>
+          <w:rPr>
+            <w:lang w:val="en_US" w:bidi="en_US"/>
+          </w:rPr>
+          <w:rPr>
+            <w:color w:val="0000EE"/>
+            <w:u w:val="single"/>
+          </w:rPr>
+          <w:t>John 6:9–13</w:t>
+        </w:r>
+      </w:hyperlink>
+      <w:r>
+        <w:rPr>
+          <w:lang w:val="en_US" w:bidi="en_US"/>
+        </w:rPr>
+        <w:t xml:space="preserve">). </w:t>
+      </w:r>
+    </w:p>
+    <w:p>
+      <w:pPr/>
+      <w:r>
+        <w:rPr>
+          <w:lang w:val="en_US" w:bidi="en_US"/>
+        </w:rPr>
+      </w:r>
+      <w:r>
+        <w:rPr>
+          <w:lang w:val="en_US" w:bidi="en_US"/>
+        </w:rPr>
+        <w:t>Millet and spelt were also used when food was scarce. Millet is a grain with a small head that grows on a stalk less than 0.6 meters (2 feet) high. Spelt is a type of wheat. Farmers sometimes planted these grains around the edges of fields.</w:t>
+      </w:r>
+    </w:p>
+    <w:p>
+      <w:pPr/>
+      <w:r>
+        <w:rPr>
+          <w:lang w:val="en_US" w:bidi="en_US"/>
+        </w:rPr>
+      </w:r>
+      <w:r>
+        <w:rPr>
+          <w:lang w:val="en_US" w:bidi="en_US"/>
+        </w:rPr>
+        <w:t>The simplest way to process grain was to rub the heads of grain between the hands. This separated the kernels from the husks. Jesus and his disciples did this (</w:t>
+      </w:r>
+      <w:hyperlink r:id="rId755">
+        <w:r>
+          <w:rPr>
+            <w:lang w:val="en_US" w:bidi="en_US"/>
+          </w:rPr>
+          <w:rPr>
+            <w:color w:val="0000EE"/>
+            <w:u w:val="single"/>
+          </w:rPr>
+          <w:t>Luke 6:1</w:t>
+        </w:r>
+      </w:hyperlink>
+      <w:r>
+        <w:rPr>
+          <w:lang w:val="en_US" w:bidi="en_US"/>
+        </w:rPr>
+        <w:t>). Some people believed that doing this on the Sabbath, the day of rest, was the same as harvesting grain. For that reason, they said it was not allowed.</w:t>
+      </w:r>
+    </w:p>
+    <w:p>
+      <w:pPr/>
+      <w:r>
+        <w:rPr>
+          <w:lang w:val="en_US" w:bidi="en_US"/>
+        </w:rPr>
+      </w:r>
+      <w:r>
+        <w:rPr>
+          <w:lang w:val="en_US" w:bidi="en_US"/>
+        </w:rPr>
+        <w:t>Parching, or lightly roasting grain in a pan, was another simple way to prepare grain (</w:t>
+      </w:r>
+      <w:hyperlink r:id="rId756">
+        <w:r>
+          <w:rPr>
+            <w:lang w:val="en_US" w:bidi="en_US"/>
+          </w:rPr>
+          <w:rPr>
+            <w:color w:val="0000EE"/>
+            <w:u w:val="single"/>
+          </w:rPr>
+          <w:t>Joshua 5:11</w:t>
+        </w:r>
+      </w:hyperlink>
+      <w:r>
+        <w:rPr>
+          <w:lang w:val="en_US" w:bidi="en_US"/>
+        </w:rPr>
+        <w:t xml:space="preserve">; </w:t>
+      </w:r>
+      <w:hyperlink r:id="rId757">
+        <w:r>
+          <w:rPr>
+            <w:lang w:val="en_US" w:bidi="en_US"/>
+          </w:rPr>
+          <w:rPr>
+            <w:color w:val="0000EE"/>
+            <w:u w:val="single"/>
+          </w:rPr>
+          <w:t>1 Samuel 17:17</w:t>
+        </w:r>
+      </w:hyperlink>
+      <w:r>
+        <w:rPr>
+          <w:lang w:val="en_US" w:bidi="en_US"/>
+        </w:rPr>
+        <w:t>). It gave workers and kings a quick, easy meal (</w:t>
+      </w:r>
+      <w:hyperlink r:id="rId758">
+        <w:r>
+          <w:rPr>
+            <w:lang w:val="en_US" w:bidi="en_US"/>
+          </w:rPr>
+          <w:rPr>
+            <w:color w:val="0000EE"/>
+            <w:u w:val="single"/>
+          </w:rPr>
+          <w:t>Ruth 2:14</w:t>
+        </w:r>
+      </w:hyperlink>
+      <w:r>
+        <w:rPr>
+          <w:lang w:val="en_US" w:bidi="en_US"/>
+        </w:rPr>
+        <w:t xml:space="preserve">; </w:t>
+      </w:r>
+      <w:hyperlink r:id="rId510">
+        <w:r>
+          <w:rPr>
+            <w:lang w:val="en_US" w:bidi="en_US"/>
+          </w:rPr>
+          <w:rPr>
+            <w:color w:val="0000EE"/>
+            <w:u w:val="single"/>
+          </w:rPr>
+          <w:t>1 Samuel 25:18</w:t>
+        </w:r>
+      </w:hyperlink>
+      <w:r>
+        <w:rPr>
+          <w:lang w:val="en_US" w:bidi="en_US"/>
+        </w:rPr>
+        <w:t xml:space="preserve">; </w:t>
+      </w:r>
+      <w:hyperlink r:id="rId759">
+        <w:r>
+          <w:rPr>
+            <w:lang w:val="en_US" w:bidi="en_US"/>
+          </w:rPr>
+          <w:rPr>
+            <w:color w:val="0000EE"/>
+            <w:u w:val="single"/>
+          </w:rPr>
+          <w:t>2 Samuel 17:28</w:t>
+        </w:r>
+      </w:hyperlink>
+      <w:r>
+        <w:rPr>
+          <w:lang w:val="en_US" w:bidi="en_US"/>
+        </w:rPr>
+        <w:t>). Parched grain was also useful for journeys.</w:t>
+      </w:r>
+    </w:p>
+    <w:p>
+      <w:pPr/>
+      <w:r>
+        <w:rPr>
+          <w:lang w:val="en_US" w:bidi="en_US"/>
+        </w:rPr>
+      </w:r>
+      <w:r>
+        <w:rPr>
+          <w:lang w:val="en_US" w:bidi="en_US"/>
+        </w:rPr>
+        <w:t>Making bread was hard work. In ancient Egypt, around 2900 BC, people used mortars, pestles, and simple mills to grind grain into flour. These mills had an upper stone and a lower stone. People usually placed these simple mills on the ground. A person had to kneel to use them, and the work was very tiring. The flour was coarse and had small pieces of husk in it.</w:t>
+      </w:r>
+    </w:p>
+    <w:p>
+      <w:pPr/>
+      <w:r>
+        <w:rPr>
+          <w:lang w:val="en_US" w:bidi="en_US"/>
+        </w:rPr>
+      </w:r>
+      <w:r>
+        <w:rPr>
+          <w:lang w:val="en_US" w:bidi="en_US"/>
+        </w:rPr>
+        <w:t>After people prepared the flour, they added water and kneaded the mixture in a special trough. Then they could make the dough into cakes, pancakes, or unleavened bread, which is bread made without yeast (</w:t>
+      </w:r>
+      <w:hyperlink r:id="rId760">
+        <w:r>
+          <w:rPr>
+            <w:lang w:val="en_US" w:bidi="en_US"/>
+          </w:rPr>
+          <w:rPr>
+            <w:color w:val="0000EE"/>
+            <w:u w:val="single"/>
+          </w:rPr>
+          <w:t>Genesis 19:3</w:t>
+        </w:r>
+      </w:hyperlink>
+      <w:r>
+        <w:rPr>
+          <w:lang w:val="en_US" w:bidi="en_US"/>
+        </w:rPr>
+        <w:t>). People often baked these flat cakes or thin wafers on hot stones. They also baked them on the inside walls of small cone-shaped ovens or in larger ovens shared by the community.</w:t>
+      </w:r>
+    </w:p>
+    <w:p>
+      <w:pPr/>
+      <w:r>
+        <w:rPr>
+          <w:lang w:val="en_US" w:bidi="en_US"/>
+        </w:rPr>
+      </w:r>
+      <w:r>
+        <w:rPr>
+          <w:lang w:val="en_US" w:bidi="en_US"/>
+        </w:rPr>
+        <w:t>People added leaven to make the dough lighter. Leaven was usually a piece of dough left from an earlier batch. It had been left to ferment, or change through a natural process that makes dough rise. People also mixed flour with lentil porridge to make the food supply last longer.</w:t>
+      </w:r>
+    </w:p>
+    <w:p>
+      <w:pPr>
+        <w:pStyle w:val="Heading3"/>
+      </w:pPr>
+      <w:r>
+        <w:rPr>
+          <w:lang w:val="en_US" w:bidi="en_US"/>
+        </w:rPr>
+        <w:t>Animal Products</w:t>
+      </w:r>
+    </w:p>
+    <w:p>
+      <w:pPr/>
+      <w:r>
+        <w:rPr>
+          <w:lang w:val="en_US" w:bidi="en_US"/>
+        </w:rPr>
+      </w:r>
+      <w:r>
+        <w:rPr>
+          <w:lang w:val="en_US" w:bidi="en_US"/>
+        </w:rPr>
+        <w:t>The Bible first presents meat as part of the human diet after Noah and his family left the ark (</w:t>
+      </w:r>
+      <w:hyperlink r:id="rId761">
+        <w:r>
+          <w:rPr>
+            <w:lang w:val="en_US" w:bidi="en_US"/>
+          </w:rPr>
+          <w:rPr>
+            <w:color w:val="0000EE"/>
+            <w:u w:val="single"/>
+          </w:rPr>
+          <w:t>Genesis 9:3</w:t>
+        </w:r>
+      </w:hyperlink>
+      <w:r>
+        <w:rPr>
+          <w:lang w:val="en_US" w:bidi="en_US"/>
+        </w:rPr>
+        <w:t>). After that time, animals used for food were usually very valuable. Only wealthy people could often afford to kill them for meat.</w:t>
+      </w:r>
+    </w:p>
+    <w:p>
+      <w:pPr/>
+      <w:r>
+        <w:rPr>
+          <w:lang w:val="en_US" w:bidi="en_US"/>
+        </w:rPr>
+      </w:r>
+      <w:r>
+        <w:rPr>
+          <w:lang w:val="en_US" w:bidi="en_US"/>
+        </w:rPr>
+        <w:t>So, in Bible times, poor farmers usually had a simple diet with little variety. Rich people ate meat, special foods, and goods brought from other places. Meat was a luxury food. Poor people rarely ate it except on special occasions, such as Passover or sacrifices where the worshiper ate part of the offering (</w:t>
+      </w:r>
+      <w:hyperlink r:id="rId762">
+        <w:r>
+          <w:rPr>
+            <w:lang w:val="en_US" w:bidi="en_US"/>
+          </w:rPr>
+          <w:rPr>
+            <w:color w:val="0000EE"/>
+            <w:u w:val="single"/>
+          </w:rPr>
+          <w:t>Exodus 12:8</w:t>
+        </w:r>
+      </w:hyperlink>
+      <w:r>
+        <w:rPr>
+          <w:lang w:val="en_US" w:bidi="en_US"/>
+        </w:rPr>
+        <w:t>). It did not make economic sense to kill an animal that provided important foods such as milk, curds, and cheese. However, Near Eastern hospitality expected a host to kill an animal for an honored guest (</w:t>
+      </w:r>
+      <w:hyperlink r:id="rId763">
+        <w:r>
+          <w:rPr>
+            <w:lang w:val="en_US" w:bidi="en_US"/>
+          </w:rPr>
+          <w:rPr>
+            <w:color w:val="0000EE"/>
+            <w:u w:val="single"/>
+          </w:rPr>
+          <w:t>2 Samuel 12:2</w:t>
+        </w:r>
+      </w:hyperlink>
+      <w:r>
+        <w:rPr>
+          <w:lang w:val="en_US" w:bidi="en_US"/>
+        </w:rPr>
+        <w:t>–</w:t>
+      </w:r>
+      <w:hyperlink r:id="rId763">
+        <w:r>
+          <w:rPr>
+            <w:lang w:val="en_US" w:bidi="en_US"/>
+          </w:rPr>
+          <w:rPr>
+            <w:color w:val="0000EE"/>
+            <w:u w:val="single"/>
+          </w:rPr>
+          <w:t>4</w:t>
+        </w:r>
+      </w:hyperlink>
+      <w:r>
+        <w:rPr>
+          <w:lang w:val="en_US" w:bidi="en_US"/>
+        </w:rPr>
+        <w:t>).</w:t>
+      </w:r>
+    </w:p>
+    <w:p>
+      <w:pPr/>
+      <w:r>
+        <w:rPr>
+          <w:lang w:val="en_US" w:bidi="en_US"/>
+        </w:rPr>
+      </w:r>
+      <w:r>
+        <w:rPr>
+          <w:lang w:val="en_US" w:bidi="en_US"/>
+        </w:rPr>
+        <w:t>Domestic sheep, goats, and oxen were the main sources of meat. Rich people also enjoyed venison, or meat from deer and similar wild animals.</w:t>
+      </w:r>
+    </w:p>
+    <w:p>
+      <w:pPr/>
+      <w:r>
+        <w:rPr>
+          <w:lang w:val="en_US" w:bidi="en_US"/>
+        </w:rPr>
+      </w:r>
+      <w:r>
+        <w:rPr>
+          <w:lang w:val="en_US" w:bidi="en_US"/>
+        </w:rPr>
+        <w:t>When Jacob deceived his blind father, Isaac, he served him both young goat meat and wild game (</w:t>
+      </w:r>
+      <w:hyperlink r:id="rId764">
+        <w:r>
+          <w:rPr>
+            <w:lang w:val="en_US" w:bidi="en_US"/>
+          </w:rPr>
+          <w:rPr>
+            <w:color w:val="0000EE"/>
+            <w:u w:val="single"/>
+          </w:rPr>
+          <w:t>Genesis 27:3, 9, 19</w:t>
+        </w:r>
+      </w:hyperlink>
+      <w:r>
+        <w:rPr>
+          <w:lang w:val="en_US" w:bidi="en_US"/>
+        </w:rPr>
+        <w:t>). These were luxury foods. An ox kept in a stall or a fattened calf was saved for major celebrations (</w:t>
+      </w:r>
+      <w:hyperlink r:id="rId765">
+        <w:r>
+          <w:rPr>
+            <w:lang w:val="en_US" w:bidi="en_US"/>
+          </w:rPr>
+          <w:rPr>
+            <w:color w:val="0000EE"/>
+            <w:u w:val="single"/>
+          </w:rPr>
+          <w:t>Matthew 22:4</w:t>
+        </w:r>
+      </w:hyperlink>
+      <w:r>
+        <w:rPr>
+          <w:lang w:val="en_US" w:bidi="en_US"/>
+        </w:rPr>
+        <w:t>).</w:t>
+      </w:r>
+    </w:p>
+    <w:p>
+      <w:pPr/>
+      <w:r>
+        <w:rPr>
+          <w:lang w:val="en_US" w:bidi="en_US"/>
+        </w:rPr>
+      </w:r>
+      <w:r>
+        <w:rPr>
+          <w:lang w:val="en_US" w:bidi="en_US"/>
+        </w:rPr>
+        <w:t>Leviticus and Deuteronomy gave clear laws about using meat for sacrifice. The law of Moses did not allow anyone to kill an animal and its young on the same day (</w:t>
+      </w:r>
+      <w:hyperlink r:id="rId766">
+        <w:r>
+          <w:rPr>
+            <w:lang w:val="en_US" w:bidi="en_US"/>
+          </w:rPr>
+          <w:rPr>
+            <w:color w:val="0000EE"/>
+            <w:u w:val="single"/>
+          </w:rPr>
+          <w:t>Leviticus 22:28</w:t>
+        </w:r>
+      </w:hyperlink>
+      <w:r>
+        <w:rPr>
+          <w:lang w:val="en_US" w:bidi="en_US"/>
+        </w:rPr>
+        <w:t>). Another law said that a young goat must not be cooked in its mother’s milk (</w:t>
+      </w:r>
+      <w:hyperlink r:id="rId767">
+        <w:r>
+          <w:rPr>
+            <w:lang w:val="en_US" w:bidi="en_US"/>
+          </w:rPr>
+          <w:rPr>
+            <w:color w:val="0000EE"/>
+            <w:u w:val="single"/>
+          </w:rPr>
+          <w:t>Deuteronomy 14:21</w:t>
+        </w:r>
+      </w:hyperlink>
+      <w:r>
+        <w:rPr>
+          <w:lang w:val="en_US" w:bidi="en_US"/>
+        </w:rPr>
+        <w:t>). This law may have been given because of Canaanite religious practices.</w:t>
+      </w:r>
+    </w:p>
+    <w:p>
+      <w:pPr/>
+      <w:r>
+        <w:rPr>
+          <w:lang w:val="en_US" w:bidi="en_US"/>
+        </w:rPr>
+      </w:r>
+      <w:r>
+        <w:rPr>
+          <w:lang w:val="en_US" w:bidi="en_US"/>
+        </w:rPr>
+        <w:t>The law of Moses strongly forbade eating blood in any form. Animal blood was seen as the life of the animal. Priests offered blood to God as a sacrifice to atone for human sin (</w:t>
+      </w:r>
+      <w:hyperlink r:id="rId768">
+        <w:r>
+          <w:rPr>
+            <w:lang w:val="en_US" w:bidi="en_US"/>
+          </w:rPr>
+          <w:rPr>
+            <w:color w:val="0000EE"/>
+            <w:u w:val="single"/>
+          </w:rPr>
+          <w:t>Leviticus 17:11</w:t>
+        </w:r>
+      </w:hyperlink>
+      <w:r>
+        <w:rPr>
+          <w:lang w:val="en_US" w:bidi="en_US"/>
+        </w:rPr>
+        <w:t>). The law of Moses also said that pigs, camels, badgers, and rabbits were unclean. This meant the Israelites were not allowed to eat them, mainly for reasons related to health (</w:t>
+      </w:r>
+      <w:hyperlink r:id="rId769">
+        <w:r>
+          <w:rPr>
+            <w:lang w:val="en_US" w:bidi="en_US"/>
+          </w:rPr>
+          <w:rPr>
+            <w:color w:val="0000EE"/>
+            <w:u w:val="single"/>
+          </w:rPr>
+          <w:t>Leviticus 11:4–8</w:t>
+        </w:r>
+      </w:hyperlink>
+      <w:r>
+        <w:rPr>
+          <w:lang w:val="en_US" w:bidi="en_US"/>
+        </w:rPr>
+        <w:t>).</w:t>
+      </w:r>
+    </w:p>
+    <w:p>
+      <w:pPr/>
+      <w:r>
+        <w:rPr>
+          <w:lang w:val="en_US" w:bidi="en_US"/>
+        </w:rPr>
+      </w:r>
+      <w:r>
+        <w:rPr>
+          <w:lang w:val="en_US" w:bidi="en_US"/>
+        </w:rPr>
+        <w:t>In the ancient world, people usually boiled or stewed meat. They roasted an ox or a young goat only for a special feast or sacrifice. Animals might also be roasted for people in the royal palace or for a king’s special guests.</w:t>
+      </w:r>
+    </w:p>
+    <w:p>
+      <w:pPr>
+        <w:pStyle w:val="Heading4"/>
+      </w:pPr>
+      <w:r>
+        <w:rPr>
+          <w:lang w:val="en_US" w:bidi="en_US"/>
+        </w:rPr>
+        <w:t>Wild Animals</w:t>
+      </w:r>
+    </w:p>
+    <w:p>
+      <w:pPr/>
+      <w:r>
+        <w:rPr>
+          <w:lang w:val="en_US" w:bidi="en_US"/>
+        </w:rPr>
+      </w:r>
+      <w:r>
+        <w:rPr>
+          <w:lang w:val="en_US" w:bidi="en_US"/>
+        </w:rPr>
+        <w:t>Although many people enjoyed hunting, wild game was only a small part of the diet. The wild animals found in Palestine and named in the Bible include:</w:t>
       </w:r>
     </w:p>
     <w:p>
@@ -24925,61 +26213,7 @@
         <w:rPr>
           <w:lang w:val="en_US" w:bidi="en_US"/>
         </w:rPr>
-        <w:t>Droughts (</w:t>
-      </w:r>
-      <w:hyperlink r:id="rId247">
-        <w:r>
-          <w:rPr>
-            <w:lang w:val="en_US" w:bidi="en_US"/>
-          </w:rPr>
-          <w:rPr>
-            <w:color w:val="0000EE"/>
-            <w:u w:val="single"/>
-          </w:rPr>
-          <w:t>2 Kings 4:38</w:t>
-        </w:r>
-      </w:hyperlink>
-      <w:r>
-        <w:rPr>
-          <w:lang w:val="en_US" w:bidi="en_US"/>
-        </w:rPr>
-        <w:t xml:space="preserve">; </w:t>
-      </w:r>
-      <w:hyperlink r:id="rId735">
-        <w:r>
-          <w:rPr>
-            <w:lang w:val="en_US" w:bidi="en_US"/>
-          </w:rPr>
-          <w:rPr>
-            <w:color w:val="0000EE"/>
-            <w:u w:val="single"/>
-          </w:rPr>
-          <w:t>Jeremiah 14:1, 4–6</w:t>
-        </w:r>
-      </w:hyperlink>
-      <w:r>
-        <w:rPr>
-          <w:lang w:val="en_US" w:bidi="en_US"/>
-        </w:rPr>
-        <w:t xml:space="preserve">; </w:t>
-      </w:r>
-      <w:hyperlink r:id="rId736">
-        <w:r>
-          <w:rPr>
-            <w:lang w:val="en_US" w:bidi="en_US"/>
-          </w:rPr>
-          <w:rPr>
-            <w:color w:val="0000EE"/>
-            <w:u w:val="single"/>
-          </w:rPr>
-          <w:t>Haggai 1:11</w:t>
-        </w:r>
-      </w:hyperlink>
-      <w:r>
-        <w:rPr>
-          <w:lang w:val="en_US" w:bidi="en_US"/>
-        </w:rPr>
-        <w:t>)</w:t>
+        <w:t>gazelle,</w:t>
       </w:r>
     </w:p>
     <w:p>
@@ -24997,25 +26231,7 @@
         <w:rPr>
           <w:lang w:val="en_US" w:bidi="en_US"/>
         </w:rPr>
-        <w:t>Hail (</w:t>
-      </w:r>
-      <w:hyperlink r:id="rId737">
-        <w:r>
-          <w:rPr>
-            <w:lang w:val="en_US" w:bidi="en_US"/>
-          </w:rPr>
-          <w:rPr>
-            <w:color w:val="0000EE"/>
-            <w:u w:val="single"/>
-          </w:rPr>
-          <w:t>Haggai 2:17</w:t>
-        </w:r>
-      </w:hyperlink>
-      <w:r>
-        <w:rPr>
-          <w:lang w:val="en_US" w:bidi="en_US"/>
-        </w:rPr>
-        <w:t>)</w:t>
+        <w:t>roe deer,</w:t>
       </w:r>
     </w:p>
     <w:p>
@@ -25033,25 +26249,7 @@
         <w:rPr>
           <w:lang w:val="en_US" w:bidi="en_US"/>
         </w:rPr>
-        <w:t>War (</w:t>
-      </w:r>
-      <w:hyperlink r:id="rId238">
-        <w:r>
-          <w:rPr>
-            <w:lang w:val="en_US" w:bidi="en_US"/>
-          </w:rPr>
-          <w:rPr>
-            <w:color w:val="0000EE"/>
-            <w:u w:val="single"/>
-          </w:rPr>
-          <w:t>2 Kings 6:25</w:t>
-        </w:r>
-      </w:hyperlink>
-      <w:r>
-        <w:rPr>
-          <w:lang w:val="en_US" w:bidi="en_US"/>
-        </w:rPr>
-        <w:t xml:space="preserve">) </w:t>
+        <w:t>wild goat, and</w:t>
       </w:r>
     </w:p>
     <w:p>
@@ -25069,46 +26267,18 @@
         <w:rPr>
           <w:lang w:val="en_US" w:bidi="en_US"/>
         </w:rPr>
-        <w:t>Locusts</w:t>
-      </w:r>
-    </w:p>
-    <w:p>
-      <w:pPr/>
-      <w:r>
-        <w:rPr>
-          <w:lang w:val="en_US" w:bidi="en_US"/>
-        </w:rPr>
-      </w:r>
-      <w:r>
-        <w:rPr>
-          <w:lang w:val="en_US" w:bidi="en_US"/>
-        </w:rPr>
-        <w:t>There was more food in Palestine, called a “land flowing with milk and honey,” than in other parts of the Near East. However, farming in shallow soil made crops dependent on regular rainfall. Egyptian crops were more reliable because the Nile was a dependable source of water.</w:t>
-      </w:r>
-    </w:p>
-    <w:p>
-      <w:pPr/>
-      <w:r>
-        <w:rPr>
-          <w:lang w:val="en_US" w:bidi="en_US"/>
-        </w:rPr>
-      </w:r>
-      <w:r>
-        <w:rPr>
-          <w:lang w:val="en_US" w:bidi="en_US"/>
-        </w:rPr>
-        <w:t>Food shortages were seen as warnings or punishment from God (</w:t>
-      </w:r>
-      <w:hyperlink r:id="rId738">
-        <w:r>
-          <w:rPr>
-            <w:lang w:val="en_US" w:bidi="en_US"/>
-          </w:rPr>
-          <w:rPr>
-            <w:color w:val="0000EE"/>
-            <w:u w:val="single"/>
-          </w:rPr>
-          <w:t>Lamentations 4:9, 11</w:t>
+        <w:t>deer (</w:t>
+      </w:r>
+      <w:hyperlink r:id="rId83">
+        <w:r>
+          <w:rPr>
+            <w:lang w:val="en_US" w:bidi="en_US"/>
+          </w:rPr>
+          <w:rPr>
+            <w:color w:val="0000EE"/>
+            <w:u w:val="single"/>
+          </w:rPr>
+          <w:t>Deuteronomy 14:5</w:t>
         </w:r>
       </w:hyperlink>
       <w:r>
@@ -25117,52 +26287,16 @@
         </w:rPr>
         <w:t xml:space="preserve">; </w:t>
       </w:r>
-      <w:hyperlink r:id="rId739">
-        <w:r>
-          <w:rPr>
-            <w:lang w:val="en_US" w:bidi="en_US"/>
-          </w:rPr>
-          <w:rPr>
-            <w:color w:val="0000EE"/>
-            <w:u w:val="single"/>
-          </w:rPr>
-          <w:t>Amos 4:6–9</w:t>
-        </w:r>
-      </w:hyperlink>
-      <w:r>
-        <w:rPr>
-          <w:lang w:val="en_US" w:bidi="en_US"/>
-        </w:rPr>
-        <w:t>). They were meant to remind people that life is more than food and they must keep their faith in hard times (</w:t>
-      </w:r>
-      <w:hyperlink r:id="rId740">
-        <w:r>
-          <w:rPr>
-            <w:lang w:val="en_US" w:bidi="en_US"/>
-          </w:rPr>
-          <w:rPr>
-            <w:color w:val="0000EE"/>
-            <w:u w:val="single"/>
-          </w:rPr>
-          <w:t>Deuteronomy 8:3</w:t>
-        </w:r>
-      </w:hyperlink>
-      <w:r>
-        <w:rPr>
-          <w:lang w:val="en_US" w:bidi="en_US"/>
-        </w:rPr>
-        <w:t xml:space="preserve">; </w:t>
-      </w:r>
-      <w:hyperlink r:id="rId741">
-        <w:r>
-          <w:rPr>
-            <w:lang w:val="en_US" w:bidi="en_US"/>
-          </w:rPr>
-          <w:rPr>
-            <w:color w:val="0000EE"/>
-            <w:u w:val="single"/>
-          </w:rPr>
-          <w:t>Habakkuk 3:17–18</w:t>
+      <w:hyperlink r:id="rId770">
+        <w:r>
+          <w:rPr>
+            <w:lang w:val="en_US" w:bidi="en_US"/>
+          </w:rPr>
+          <w:rPr>
+            <w:color w:val="0000EE"/>
+            <w:u w:val="single"/>
+          </w:rPr>
+          <w:t>1 Kings 4:23</w:t>
         </w:r>
       </w:hyperlink>
       <w:r>
@@ -25173,479 +26307,28 @@
       </w:r>
     </w:p>
     <w:p>
-      <w:pPr/>
-      <w:r>
-        <w:rPr>
-          <w:lang w:val="en_US" w:bidi="en_US"/>
-        </w:rPr>
-      </w:r>
-      <w:r>
-        <w:rPr>
-          <w:lang w:val="en_US" w:bidi="en_US"/>
-        </w:rPr>
-        <w:t>The main foods that the early Israelites ate when they traveled with their herds were milk and dairy products like cheese. As people settled in one place, they grew grains and vegetables and planted orchards and vineyards. They would sometimes grow grain for a season, harvest it, and then move their flocks to other pastures. Religious sacrifices and festivals were times to be somber but also to joyfully feast. Victories were celebrated with banquets and feasting on the food taken from the camp of the defeated enemy.</w:t>
-      </w:r>
-    </w:p>
-    <w:p>
       <w:pPr>
-        <w:pStyle w:val="Heading3"/>
+        <w:pStyle w:val="Heading4"/>
       </w:pPr>
       <w:r>
         <w:rPr>
           <w:lang w:val="en_US" w:bidi="en_US"/>
         </w:rPr>
-        <w:t>Preview</w:t>
-      </w:r>
-    </w:p>
-    <w:p>
-      <w:pPr/>
-      <w:r>
-        <w:rPr>
-          <w:lang w:val="en_US" w:bidi="en_US"/>
-        </w:rPr>
-      </w:r>
-      <w:r>
-        <w:rPr>
-          <w:lang w:val="en_US" w:bidi="en_US"/>
-        </w:rPr>
-        <w:t>• Dairy Products</w:t>
-      </w:r>
-    </w:p>
-    <w:p>
-      <w:pPr/>
-      <w:r>
-        <w:rPr>
-          <w:lang w:val="en_US" w:bidi="en_US"/>
-        </w:rPr>
-      </w:r>
-      <w:r>
-        <w:rPr>
-          <w:lang w:val="en_US" w:bidi="en_US"/>
-        </w:rPr>
-        <w:t>• Grain Crops</w:t>
-      </w:r>
-    </w:p>
-    <w:p>
-      <w:pPr/>
-      <w:r>
-        <w:rPr>
-          <w:lang w:val="en_US" w:bidi="en_US"/>
-        </w:rPr>
-      </w:r>
-      <w:r>
-        <w:rPr>
-          <w:lang w:val="en_US" w:bidi="en_US"/>
-        </w:rPr>
-        <w:t>• Animal Products</w:t>
-      </w:r>
-    </w:p>
-    <w:p>
-      <w:pPr/>
-      <w:r>
-        <w:rPr>
-          <w:lang w:val="en_US" w:bidi="en_US"/>
-        </w:rPr>
-      </w:r>
-      <w:r>
-        <w:rPr>
-          <w:lang w:val="en_US" w:bidi="en_US"/>
-        </w:rPr>
-        <w:t>• Insects and Their Food Products</w:t>
-      </w:r>
-    </w:p>
-    <w:p>
-      <w:pPr/>
-      <w:r>
-        <w:rPr>
-          <w:lang w:val="en_US" w:bidi="en_US"/>
-        </w:rPr>
-      </w:r>
-      <w:r>
-        <w:rPr>
-          <w:lang w:val="en_US" w:bidi="en_US"/>
-        </w:rPr>
-        <w:t>• Vegetables and Seasoning</w:t>
-      </w:r>
-    </w:p>
-    <w:p>
-      <w:pPr/>
-      <w:r>
-        <w:rPr>
-          <w:lang w:val="en_US" w:bidi="en_US"/>
-        </w:rPr>
-      </w:r>
-      <w:r>
-        <w:rPr>
-          <w:lang w:val="en_US" w:bidi="en_US"/>
-        </w:rPr>
-        <w:t>• Fruits, Nuts, and Wine</w:t>
-      </w:r>
-    </w:p>
-    <w:p>
-      <w:pPr>
-        <w:pStyle w:val="Heading3"/>
-      </w:pPr>
-      <w:r>
-        <w:rPr>
-          <w:lang w:val="en_US" w:bidi="en_US"/>
-        </w:rPr>
-        <w:t>Dairy Products</w:t>
-      </w:r>
-    </w:p>
-    <w:p>
-      <w:pPr/>
-      <w:r>
-        <w:rPr>
-          <w:lang w:val="en_US" w:bidi="en_US"/>
-        </w:rPr>
-      </w:r>
-      <w:r>
-        <w:rPr>
-          <w:lang w:val="en_US" w:bidi="en_US"/>
-        </w:rPr>
-        <w:t xml:space="preserve">Milk and its by-products were important to the Israelite diet (see </w:t>
-      </w:r>
-      <w:hyperlink r:id="rId742">
-        <w:r>
-          <w:rPr>
-            <w:lang w:val="en_US" w:bidi="en_US"/>
-          </w:rPr>
-          <w:rPr>
-            <w:color w:val="0000EE"/>
-            <w:u w:val="single"/>
-          </w:rPr>
-          <w:t>Judges 4:19</w:t>
-        </w:r>
-      </w:hyperlink>
-      <w:r>
-        <w:rPr>
-          <w:lang w:val="en_US" w:bidi="en_US"/>
-        </w:rPr>
-        <w:t>). Goat’s milk was most common, but they also used milk from camels, cows, and sheep (</w:t>
-      </w:r>
-      <w:hyperlink r:id="rId743">
-        <w:r>
-          <w:rPr>
-            <w:lang w:val="en_US" w:bidi="en_US"/>
-          </w:rPr>
-          <w:rPr>
-            <w:color w:val="0000EE"/>
-            <w:u w:val="single"/>
-          </w:rPr>
-          <w:t>Genesis 32:15</w:t>
-        </w:r>
-      </w:hyperlink>
-      <w:r>
-        <w:rPr>
-          <w:lang w:val="en_US" w:bidi="en_US"/>
-        </w:rPr>
-        <w:t xml:space="preserve">; </w:t>
-      </w:r>
-      <w:hyperlink r:id="rId744">
-        <w:r>
-          <w:rPr>
-            <w:lang w:val="en_US" w:bidi="en_US"/>
-          </w:rPr>
-          <w:rPr>
-            <w:color w:val="0000EE"/>
-            <w:u w:val="single"/>
-          </w:rPr>
-          <w:t>Deuteronomy 32:14</w:t>
-        </w:r>
-      </w:hyperlink>
-      <w:r>
-        <w:rPr>
-          <w:lang w:val="en_US" w:bidi="en_US"/>
-        </w:rPr>
-        <w:t xml:space="preserve">; </w:t>
-      </w:r>
-      <w:hyperlink r:id="rId745">
-        <w:r>
-          <w:rPr>
-            <w:lang w:val="en_US" w:bidi="en_US"/>
-          </w:rPr>
-          <w:rPr>
-            <w:color w:val="0000EE"/>
-            <w:u w:val="single"/>
-          </w:rPr>
-          <w:t>Proverbs 27:27</w:t>
-        </w:r>
-      </w:hyperlink>
-      <w:r>
-        <w:rPr>
-          <w:lang w:val="en_US" w:bidi="en_US"/>
-        </w:rPr>
-        <w:t>).</w:t>
-      </w:r>
-    </w:p>
-    <w:p>
-      <w:pPr/>
-      <w:r>
-        <w:rPr>
-          <w:lang w:val="en_US" w:bidi="en_US"/>
-        </w:rPr>
-      </w:r>
-      <w:r>
-        <w:rPr>
-          <w:lang w:val="en_US" w:bidi="en_US"/>
-        </w:rPr>
-        <w:t>Fresh milk could not be kept fresh in the hot Palestinian weather, so it was turned into buttermilk, curds, and cheese. Milk was poured into goatskins, where it would sour and thicken. The unclean condition of the used skins and the movement as it was transported would transform it. The movement of the pouch (usually a cow’s stomach, with the enzyme rennin, which is used in cheese making) produced curds. Curds are mentioned as part of the meal that Abraham provided for his special guests (</w:t>
-      </w:r>
-      <w:hyperlink r:id="rId746">
-        <w:r>
-          <w:rPr>
-            <w:lang w:val="en_US" w:bidi="en_US"/>
-          </w:rPr>
-          <w:rPr>
-            <w:color w:val="0000EE"/>
-            <w:u w:val="single"/>
-          </w:rPr>
-          <w:t>Genesis 18:8</w:t>
-        </w:r>
-      </w:hyperlink>
-      <w:r>
-        <w:rPr>
-          <w:lang w:val="en_US" w:bidi="en_US"/>
-        </w:rPr>
-        <w:t>).</w:t>
-      </w:r>
-    </w:p>
-    <w:p>
-      <w:pPr/>
-      <w:r>
-        <w:rPr>
-          <w:lang w:val="en_US" w:bidi="en_US"/>
-        </w:rPr>
-      </w:r>
-      <w:r>
-        <w:rPr>
-          <w:lang w:val="en_US" w:bidi="en_US"/>
-        </w:rPr>
-        <w:t xml:space="preserve">The Hebrew word for curds </w:t>
-      </w:r>
-      <w:r>
-        <w:rPr>
-          <w:i/>
-          <w:lang w:val="en_US" w:bidi="en_US"/>
-        </w:rPr>
-        <w:t>(chena)</w:t>
-      </w:r>
-      <w:r>
-        <w:rPr>
-          <w:lang w:val="en_US" w:bidi="en_US"/>
-        </w:rPr>
-        <w:t xml:space="preserve"> is also translated “butter” (</w:t>
-      </w:r>
-      <w:hyperlink r:id="rId747">
-        <w:r>
-          <w:rPr>
-            <w:lang w:val="en_US" w:bidi="en_US"/>
-          </w:rPr>
-          <w:rPr>
-            <w:color w:val="0000EE"/>
-            <w:u w:val="single"/>
-          </w:rPr>
-          <w:t>Job 10:10</w:t>
-        </w:r>
-      </w:hyperlink>
-      <w:r>
-        <w:rPr>
-          <w:lang w:val="en_US" w:bidi="en_US"/>
-        </w:rPr>
-        <w:t>). This butter would be similar in consistency to yogurt without the liquid. When squeezed and rolled into small balls, it lasted for a long time regardless of climate. Thus, these curds were valuable for long journeys.</w:t>
-      </w:r>
-    </w:p>
-    <w:p>
-      <w:pPr>
-        <w:pStyle w:val="Heading3"/>
-      </w:pPr>
-      <w:r>
-        <w:rPr>
-          <w:lang w:val="en_US" w:bidi="en_US"/>
-        </w:rPr>
-        <w:t>Grain Crops</w:t>
-      </w:r>
-    </w:p>
-    <w:p>
-      <w:pPr/>
-      <w:r>
-        <w:rPr>
-          <w:lang w:val="en_US" w:bidi="en_US"/>
-        </w:rPr>
-      </w:r>
-      <w:r>
-        <w:rPr>
-          <w:lang w:val="en_US" w:bidi="en_US"/>
-        </w:rPr>
-        <w:t>Bread is the most frequently mentioned food in the Bible. The term refers to food prepared from grain. In biblical times, bread could be made from several grains. Wheat, barley, and spelt were grown in Egypt (</w:t>
-      </w:r>
-      <w:hyperlink r:id="rId748">
-        <w:r>
-          <w:rPr>
-            <w:lang w:val="en_US" w:bidi="en_US"/>
-          </w:rPr>
-          <w:rPr>
-            <w:color w:val="0000EE"/>
-            <w:u w:val="single"/>
-          </w:rPr>
-          <w:t>Exodus 9:31–32</w:t>
-        </w:r>
-      </w:hyperlink>
-      <w:r>
-        <w:rPr>
-          <w:lang w:val="en_US" w:bidi="en_US"/>
-        </w:rPr>
-        <w:t>).</w:t>
-      </w:r>
-    </w:p>
-    <w:p>
-      <w:pPr/>
-      <w:r>
-        <w:rPr>
-          <w:lang w:val="en_US" w:bidi="en_US"/>
-        </w:rPr>
-      </w:r>
-      <w:r>
-        <w:rPr>
-          <w:lang w:val="en_US" w:bidi="en_US"/>
-        </w:rPr>
-        <w:t>An Egyptian physician, Sinuhe, wrote in the mid-20th century BC that bread was baked daily in Palestine and Syria, and likely served with every meal. This bread was probably a flat cake made from barley or a lesser form of wheat because these were the two crops that Sinuhe saw. Wheat was the most expensive grain. Fine wheat flour was a luxury for the rich (</w:t>
-      </w:r>
-      <w:hyperlink r:id="rId749">
-        <w:r>
-          <w:rPr>
-            <w:lang w:val="en_US" w:bidi="en_US"/>
-          </w:rPr>
-          <w:rPr>
-            <w:color w:val="0000EE"/>
-            <w:u w:val="single"/>
-          </w:rPr>
-          <w:t>Genesis 18:6</w:t>
-        </w:r>
-      </w:hyperlink>
-      <w:r>
-        <w:rPr>
-          <w:lang w:val="en_US" w:bidi="en_US"/>
-        </w:rPr>
-        <w:t xml:space="preserve">; </w:t>
-      </w:r>
-      <w:hyperlink r:id="rId750">
-        <w:r>
-          <w:rPr>
-            <w:lang w:val="en_US" w:bidi="en_US"/>
-          </w:rPr>
-          <w:rPr>
-            <w:color w:val="0000EE"/>
-            <w:u w:val="single"/>
-          </w:rPr>
-          <w:t>Ezra 16:13, 19</w:t>
-        </w:r>
-      </w:hyperlink>
-      <w:r>
-        <w:rPr>
-          <w:lang w:val="en_US" w:bidi="en_US"/>
-        </w:rPr>
-        <w:t>). Later, wheat became a valuable export from Tyre to the Mediterranean.</w:t>
-      </w:r>
-    </w:p>
-    <w:p>
-      <w:pPr/>
-      <w:r>
-        <w:rPr>
-          <w:lang w:val="en_US" w:bidi="en_US"/>
-        </w:rPr>
-      </w:r>
-      <w:r>
-        <w:rPr>
-          <w:lang w:val="en_US" w:bidi="en_US"/>
-        </w:rPr>
-        <w:t>Barley could be grown in poor soil and tolerate drought. So, it was a popular grain crop in the ancient Near East. Barley was harvested earlier than wheat. Barley bread (</w:t>
-      </w:r>
-      <w:hyperlink r:id="rId751">
-        <w:r>
-          <w:rPr>
-            <w:lang w:val="en_US" w:bidi="en_US"/>
-          </w:rPr>
-          <w:rPr>
-            <w:color w:val="0000EE"/>
-            <w:u w:val="single"/>
-          </w:rPr>
-          <w:t>Judges 7:13</w:t>
-        </w:r>
-      </w:hyperlink>
-      <w:r>
-        <w:rPr>
-          <w:lang w:val="en_US" w:bidi="en_US"/>
-        </w:rPr>
-        <w:t xml:space="preserve">; </w:t>
-      </w:r>
-      <w:hyperlink r:id="rId752">
-        <w:r>
-          <w:rPr>
-            <w:lang w:val="en_US" w:bidi="en_US"/>
-          </w:rPr>
-          <w:rPr>
-            <w:color w:val="0000EE"/>
-            <w:u w:val="single"/>
-          </w:rPr>
-          <w:t>2 Kings 4:42</w:t>
-        </w:r>
-      </w:hyperlink>
-      <w:r>
-        <w:rPr>
-          <w:lang w:val="en_US" w:bidi="en_US"/>
-        </w:rPr>
-        <w:t>) and barley cakes (</w:t>
-      </w:r>
-      <w:hyperlink r:id="rId753">
-        <w:r>
-          <w:rPr>
-            <w:lang w:val="en_US" w:bidi="en_US"/>
-          </w:rPr>
-          <w:rPr>
-            <w:color w:val="0000EE"/>
-            <w:u w:val="single"/>
-          </w:rPr>
-          <w:t>Ezra 4:12</w:t>
-        </w:r>
-      </w:hyperlink>
-      <w:r>
-        <w:rPr>
-          <w:lang w:val="en_US" w:bidi="en_US"/>
-        </w:rPr>
-        <w:t>) were eaten by the poor laborers. Jesus multiplied a boy’s five barley loaves and two fishes and fed five thousand (</w:t>
-      </w:r>
-      <w:hyperlink r:id="rId754">
-        <w:r>
-          <w:rPr>
-            <w:lang w:val="en_US" w:bidi="en_US"/>
-          </w:rPr>
-          <w:rPr>
-            <w:color w:val="0000EE"/>
-            <w:u w:val="single"/>
-          </w:rPr>
-          <w:t>John 6:9–13</w:t>
-        </w:r>
-      </w:hyperlink>
-      <w:r>
-        <w:rPr>
-          <w:lang w:val="en_US" w:bidi="en_US"/>
-        </w:rPr>
-        <w:t xml:space="preserve">). </w:t>
-      </w:r>
-    </w:p>
-    <w:p>
-      <w:pPr/>
-      <w:r>
-        <w:rPr>
-          <w:lang w:val="en_US" w:bidi="en_US"/>
-        </w:rPr>
-      </w:r>
-      <w:r>
-        <w:rPr>
-          <w:lang w:val="en_US" w:bidi="en_US"/>
-        </w:rPr>
-        <w:t>Two other grains were planted around the edges of fields and used when food was scarce:</w:t>
+        <w:t>Birds</w:t>
+      </w:r>
+    </w:p>
+    <w:p>
+      <w:pPr/>
+      <w:r>
+        <w:rPr>
+          <w:lang w:val="en_US" w:bidi="en_US"/>
+        </w:rPr>
+      </w:r>
+      <w:r>
+        <w:rPr>
+          <w:lang w:val="en_US" w:bidi="en_US"/>
+        </w:rPr>
+        <w:t>Pheasants were probably available. There were also:</w:t>
       </w:r>
     </w:p>
     <w:p>
@@ -25663,7 +26346,7 @@
         <w:rPr>
           <w:lang w:val="en_US" w:bidi="en_US"/>
         </w:rPr>
-        <w:t>Millet: a small grain that grows on short stalks less than 0.6 meters (two feet) tall</w:t>
+        <w:t xml:space="preserve">turtledoves, </w:t>
       </w:r>
     </w:p>
     <w:p>
@@ -25681,464 +26364,7 @@
         <w:rPr>
           <w:lang w:val="en_US" w:bidi="en_US"/>
         </w:rPr>
-        <w:t>Spelt: a type of wheat</w:t>
-      </w:r>
-    </w:p>
-    <w:p>
-      <w:pPr/>
-      <w:r>
-        <w:rPr>
-          <w:lang w:val="en_US" w:bidi="en_US"/>
-        </w:rPr>
-      </w:r>
-      <w:r>
-        <w:rPr>
-          <w:lang w:val="en_US" w:bidi="en_US"/>
-        </w:rPr>
-        <w:t>A primitive way to process grain was to rub them between the hands to separate the kernels like Jesus and his disciples did (</w:t>
-      </w:r>
-      <w:hyperlink r:id="rId755">
-        <w:r>
-          <w:rPr>
-            <w:lang w:val="en_US" w:bidi="en_US"/>
-          </w:rPr>
-          <w:rPr>
-            <w:color w:val="0000EE"/>
-            <w:u w:val="single"/>
-          </w:rPr>
-          <w:t>Luke 6:1</w:t>
-        </w:r>
-      </w:hyperlink>
-      <w:r>
-        <w:rPr>
-          <w:lang w:val="en_US" w:bidi="en_US"/>
-        </w:rPr>
-        <w:t>). Doing this on the Sabbath (the day of rest) was considered work and was forbidden.</w:t>
-      </w:r>
-    </w:p>
-    <w:p>
-      <w:pPr/>
-      <w:r>
-        <w:rPr>
-          <w:lang w:val="en_US" w:bidi="en_US"/>
-        </w:rPr>
-      </w:r>
-      <w:r>
-        <w:rPr>
-          <w:lang w:val="en_US" w:bidi="en_US"/>
-        </w:rPr>
-        <w:t>Parching (roasting the grain lightly in a pan) was another easy preparation method (</w:t>
-      </w:r>
-      <w:hyperlink r:id="rId756">
-        <w:r>
-          <w:rPr>
-            <w:lang w:val="en_US" w:bidi="en_US"/>
-          </w:rPr>
-          <w:rPr>
-            <w:color w:val="0000EE"/>
-            <w:u w:val="single"/>
-          </w:rPr>
-          <w:t>Joshua 5:11</w:t>
-        </w:r>
-      </w:hyperlink>
-      <w:r>
-        <w:rPr>
-          <w:lang w:val="en_US" w:bidi="en_US"/>
-        </w:rPr>
-        <w:t xml:space="preserve">; </w:t>
-      </w:r>
-      <w:hyperlink r:id="rId757">
-        <w:r>
-          <w:rPr>
-            <w:lang w:val="en_US" w:bidi="en_US"/>
-          </w:rPr>
-          <w:rPr>
-            <w:color w:val="0000EE"/>
-            <w:u w:val="single"/>
-          </w:rPr>
-          <w:t>1 Samuel 17:17</w:t>
-        </w:r>
-      </w:hyperlink>
-      <w:r>
-        <w:rPr>
-          <w:lang w:val="en_US" w:bidi="en_US"/>
-        </w:rPr>
-        <w:t>). It made a quick meal for laborers or kings (</w:t>
-      </w:r>
-      <w:hyperlink r:id="rId758">
-        <w:r>
-          <w:rPr>
-            <w:lang w:val="en_US" w:bidi="en_US"/>
-          </w:rPr>
-          <w:rPr>
-            <w:color w:val="0000EE"/>
-            <w:u w:val="single"/>
-          </w:rPr>
-          <w:t>Ruth 2:14</w:t>
-        </w:r>
-      </w:hyperlink>
-      <w:r>
-        <w:rPr>
-          <w:lang w:val="en_US" w:bidi="en_US"/>
-        </w:rPr>
-        <w:t xml:space="preserve">; </w:t>
-      </w:r>
-      <w:hyperlink r:id="rId510">
-        <w:r>
-          <w:rPr>
-            <w:lang w:val="en_US" w:bidi="en_US"/>
-          </w:rPr>
-          <w:rPr>
-            <w:color w:val="0000EE"/>
-            <w:u w:val="single"/>
-          </w:rPr>
-          <w:t>1 Samuel 25:18</w:t>
-        </w:r>
-      </w:hyperlink>
-      <w:r>
-        <w:rPr>
-          <w:lang w:val="en_US" w:bidi="en_US"/>
-        </w:rPr>
-        <w:t xml:space="preserve">; </w:t>
-      </w:r>
-      <w:hyperlink r:id="rId759">
-        <w:r>
-          <w:rPr>
-            <w:lang w:val="en_US" w:bidi="en_US"/>
-          </w:rPr>
-          <w:rPr>
-            <w:color w:val="0000EE"/>
-            <w:u w:val="single"/>
-          </w:rPr>
-          <w:t>2 Samuel 17:28</w:t>
-        </w:r>
-      </w:hyperlink>
-      <w:r>
-        <w:rPr>
-          <w:lang w:val="en_US" w:bidi="en_US"/>
-        </w:rPr>
-        <w:t>). Parched corn was good for journeys.</w:t>
-      </w:r>
-    </w:p>
-    <w:p>
-      <w:pPr/>
-      <w:r>
-        <w:rPr>
-          <w:lang w:val="en_US" w:bidi="en_US"/>
-        </w:rPr>
-      </w:r>
-      <w:r>
-        <w:rPr>
-          <w:lang w:val="en_US" w:bidi="en_US"/>
-        </w:rPr>
-        <w:t>Making bread was hard work. In ancient Egypt (around 2900 BC), flour was ground using mortars, pestles, and simple mills. To use these mills, one would need to kneel. The result was a coarse meal that was filled with small pieces of husk.</w:t>
-      </w:r>
-    </w:p>
-    <w:p>
-      <w:pPr/>
-      <w:r>
-        <w:rPr>
-          <w:lang w:val="en_US" w:bidi="en_US"/>
-        </w:rPr>
-      </w:r>
-      <w:r>
-        <w:rPr>
-          <w:lang w:val="en_US" w:bidi="en_US"/>
-        </w:rPr>
-        <w:t>Water was added to the flour, and the result was kneaded into a dough. This dough could be made into cakes, pancakes, or unleavened bread (</w:t>
-      </w:r>
-      <w:hyperlink r:id="rId760">
-        <w:r>
-          <w:rPr>
-            <w:lang w:val="en_US" w:bidi="en_US"/>
-          </w:rPr>
-          <w:rPr>
-            <w:color w:val="0000EE"/>
-            <w:u w:val="single"/>
-          </w:rPr>
-          <w:t>Genesis 19:3</w:t>
-        </w:r>
-      </w:hyperlink>
-      <w:r>
-        <w:rPr>
-          <w:lang w:val="en_US" w:bidi="en_US"/>
-        </w:rPr>
-        <w:t>). The flat cakes would be baked on hot stones in ovens. Adding leaven made a lighter dough. Leaven was a piece of dough left over from an earlier batch that would ferment before being used. Flour meal was also mixed with lentil porridge to stretch the food supply.</w:t>
-      </w:r>
-    </w:p>
-    <w:p>
-      <w:pPr>
-        <w:pStyle w:val="Heading3"/>
-      </w:pPr>
-      <w:r>
-        <w:rPr>
-          <w:lang w:val="en_US" w:bidi="en_US"/>
-        </w:rPr>
-        <w:t>Animal Products</w:t>
-      </w:r>
-    </w:p>
-    <w:p>
-      <w:pPr/>
-      <w:r>
-        <w:rPr>
-          <w:lang w:val="en_US" w:bidi="en_US"/>
-        </w:rPr>
-      </w:r>
-      <w:r>
-        <w:rPr>
-          <w:lang w:val="en_US" w:bidi="en_US"/>
-        </w:rPr>
-        <w:t>Meat became part of the diet after Noah's time (</w:t>
-      </w:r>
-      <w:hyperlink r:id="rId761">
-        <w:r>
-          <w:rPr>
-            <w:lang w:val="en_US" w:bidi="en_US"/>
-          </w:rPr>
-          <w:rPr>
-            <w:color w:val="0000EE"/>
-            <w:u w:val="single"/>
-          </w:rPr>
-          <w:t>Genesis 9:3</w:t>
-        </w:r>
-      </w:hyperlink>
-      <w:r>
-        <w:rPr>
-          <w:lang w:val="en_US" w:bidi="en_US"/>
-        </w:rPr>
-        <w:t>). However, animals were valuable, so only the wealthy could afford to eat them. Peasants had a simple diet, while the rich ate meat, delicacies, and imported commodities. Meat was a luxury the poor rarely enjoyed. The exception was special occasions like the Passover or sacrifices (</w:t>
-      </w:r>
-      <w:hyperlink r:id="rId762">
-        <w:r>
-          <w:rPr>
-            <w:lang w:val="en_US" w:bidi="en_US"/>
-          </w:rPr>
-          <w:rPr>
-            <w:color w:val="0000EE"/>
-            <w:u w:val="single"/>
-          </w:rPr>
-          <w:t>Exodus 12:8</w:t>
-        </w:r>
-      </w:hyperlink>
-      <w:r>
-        <w:rPr>
-          <w:lang w:val="en_US" w:bidi="en_US"/>
-        </w:rPr>
-        <w:t>). It was expensive to slaughter an animal that produced food like milk, curds, and cheese. However, the rules of hospitality in the Near East dictated that an animal should be killed for an honored guest (</w:t>
-      </w:r>
-      <w:hyperlink r:id="rId763">
-        <w:r>
-          <w:rPr>
-            <w:lang w:val="en_US" w:bidi="en_US"/>
-          </w:rPr>
-          <w:rPr>
-            <w:color w:val="0000EE"/>
-            <w:u w:val="single"/>
-          </w:rPr>
-          <w:t>2 Samuel 12:2</w:t>
-        </w:r>
-      </w:hyperlink>
-      <w:r>
-        <w:rPr>
-          <w:lang w:val="en_US" w:bidi="en_US"/>
-        </w:rPr>
-        <w:t>–</w:t>
-      </w:r>
-      <w:hyperlink r:id="rId763">
-        <w:r>
-          <w:rPr>
-            <w:lang w:val="en_US" w:bidi="en_US"/>
-          </w:rPr>
-          <w:rPr>
-            <w:color w:val="0000EE"/>
-            <w:u w:val="single"/>
-          </w:rPr>
-          <w:t>4</w:t>
-        </w:r>
-      </w:hyperlink>
-      <w:r>
-        <w:rPr>
-          <w:lang w:val="en_US" w:bidi="en_US"/>
-        </w:rPr>
-        <w:t>).</w:t>
-      </w:r>
-    </w:p>
-    <w:p>
-      <w:pPr/>
-      <w:r>
-        <w:rPr>
-          <w:lang w:val="en_US" w:bidi="en_US"/>
-        </w:rPr>
-      </w:r>
-      <w:r>
-        <w:rPr>
-          <w:lang w:val="en_US" w:bidi="en_US"/>
-        </w:rPr>
-        <w:t>Domestic sheep, goats, and oxen were the main source of meat, but venison was popular with the rich. When Jacob deceived Isaac, he offered his father kid’s meat and wild game (</w:t>
-      </w:r>
-      <w:hyperlink r:id="rId764">
-        <w:r>
-          <w:rPr>
-            <w:lang w:val="en_US" w:bidi="en_US"/>
-          </w:rPr>
-          <w:rPr>
-            <w:color w:val="0000EE"/>
-            <w:u w:val="single"/>
-          </w:rPr>
-          <w:t>Genesis 27:3, 9, 19</w:t>
-        </w:r>
-      </w:hyperlink>
-      <w:r>
-        <w:rPr>
-          <w:lang w:val="en_US" w:bidi="en_US"/>
-        </w:rPr>
-        <w:t>). Ox or fatted calves were reserved for festive occasions (</w:t>
-      </w:r>
-      <w:hyperlink r:id="rId765">
-        <w:r>
-          <w:rPr>
-            <w:lang w:val="en_US" w:bidi="en_US"/>
-          </w:rPr>
-          <w:rPr>
-            <w:color w:val="0000EE"/>
-            <w:u w:val="single"/>
-          </w:rPr>
-          <w:t>Matthew 22:4</w:t>
-        </w:r>
-      </w:hyperlink>
-      <w:r>
-        <w:rPr>
-          <w:lang w:val="en_US" w:bidi="en_US"/>
-        </w:rPr>
-        <w:t>).</w:t>
-      </w:r>
-    </w:p>
-    <w:p>
-      <w:pPr/>
-      <w:r>
-        <w:rPr>
-          <w:lang w:val="en_US" w:bidi="en_US"/>
-        </w:rPr>
-      </w:r>
-      <w:r>
-        <w:rPr>
-          <w:lang w:val="en_US" w:bidi="en_US"/>
-        </w:rPr>
-        <w:t>Meat sacrifices were regulated in Leviticus and Deuteronomy. The Law made slaughtering an animal and its child on the same day illegal (</w:t>
-      </w:r>
-      <w:hyperlink r:id="rId766">
-        <w:r>
-          <w:rPr>
-            <w:lang w:val="en_US" w:bidi="en_US"/>
-          </w:rPr>
-          <w:rPr>
-            <w:color w:val="0000EE"/>
-            <w:u w:val="single"/>
-          </w:rPr>
-          <w:t>Leviticus 22:28</w:t>
-        </w:r>
-      </w:hyperlink>
-      <w:r>
-        <w:rPr>
-          <w:lang w:val="en_US" w:bidi="en_US"/>
-        </w:rPr>
-        <w:t>). It also made cooking a baby goat in its mother’s milk illegal (</w:t>
-      </w:r>
-      <w:hyperlink r:id="rId767">
-        <w:r>
-          <w:rPr>
-            <w:lang w:val="en_US" w:bidi="en_US"/>
-          </w:rPr>
-          <w:rPr>
-            <w:color w:val="0000EE"/>
-            <w:u w:val="single"/>
-          </w:rPr>
-          <w:t>Deuteronomy 14:21</w:t>
-        </w:r>
-      </w:hyperlink>
-      <w:r>
-        <w:rPr>
-          <w:lang w:val="en_US" w:bidi="en_US"/>
-        </w:rPr>
-        <w:t>). Mosaic law forbids eating blood in any form. Animal blood was believed to be the source of life. Priests offered it as a sacrifice to God to make up for sin (</w:t>
-      </w:r>
-      <w:hyperlink r:id="rId768">
-        <w:r>
-          <w:rPr>
-            <w:lang w:val="en_US" w:bidi="en_US"/>
-          </w:rPr>
-          <w:rPr>
-            <w:color w:val="0000EE"/>
-            <w:u w:val="single"/>
-          </w:rPr>
-          <w:t>Leviticus 17:11</w:t>
-        </w:r>
-      </w:hyperlink>
-      <w:r>
-        <w:rPr>
-          <w:lang w:val="en_US" w:bidi="en_US"/>
-        </w:rPr>
-        <w:t xml:space="preserve">). </w:t>
-      </w:r>
-    </w:p>
-    <w:p>
-      <w:pPr/>
-      <w:r>
-        <w:rPr>
-          <w:lang w:val="en_US" w:bidi="en_US"/>
-        </w:rPr>
-      </w:r>
-      <w:r>
-        <w:rPr>
-          <w:lang w:val="en_US" w:bidi="en_US"/>
-        </w:rPr>
-        <w:t>Pigs, camels, badgers, and rabbits were all considered unclean and were forbidden to eat (</w:t>
-      </w:r>
-      <w:hyperlink r:id="rId769">
-        <w:r>
-          <w:rPr>
-            <w:lang w:val="en_US" w:bidi="en_US"/>
-          </w:rPr>
-          <w:rPr>
-            <w:color w:val="0000EE"/>
-            <w:u w:val="single"/>
-          </w:rPr>
-          <w:t>Leviticus 11:4–8</w:t>
-        </w:r>
-      </w:hyperlink>
-      <w:r>
-        <w:rPr>
-          <w:lang w:val="en_US" w:bidi="en_US"/>
-        </w:rPr>
-        <w:t>).</w:t>
-      </w:r>
-    </w:p>
-    <w:p>
-      <w:pPr/>
-      <w:r>
-        <w:rPr>
-          <w:lang w:val="en_US" w:bidi="en_US"/>
-        </w:rPr>
-      </w:r>
-      <w:r>
-        <w:rPr>
-          <w:lang w:val="en_US" w:bidi="en_US"/>
-        </w:rPr>
-        <w:t>Meat was cooked by boiling or stewing. Meat would be roasted on special feasts or sacrificial rituals. Meat might also be roasted for members of the royal palace or a king’s special guests.</w:t>
-      </w:r>
-    </w:p>
-    <w:p>
-      <w:pPr/>
-      <w:r>
-        <w:rPr>
-          <w:lang w:val="en_US" w:bidi="en_US"/>
-        </w:rPr>
-      </w:r>
-      <w:r>
-        <w:rPr>
-          <w:lang w:val="en_US" w:bidi="en_US"/>
-        </w:rPr>
-        <w:t>Many people enjoyed hunting, but wild game was only a minor part of their diet. Wild animals that lived in Palestine were:</w:t>
+        <w:t xml:space="preserve">pigeons, </w:t>
       </w:r>
     </w:p>
     <w:p>
@@ -26156,7 +26382,7 @@
         <w:rPr>
           <w:lang w:val="en_US" w:bidi="en_US"/>
         </w:rPr>
-        <w:t>Gazelle</w:t>
+        <w:t xml:space="preserve">quails, and </w:t>
       </w:r>
     </w:p>
     <w:p>
@@ -26174,7 +26400,482 @@
         <w:rPr>
           <w:lang w:val="en_US" w:bidi="en_US"/>
         </w:rPr>
-        <w:t>Roebuck</w:t>
+        <w:t xml:space="preserve">partridges. </w:t>
+      </w:r>
+    </w:p>
+    <w:p>
+      <w:pPr/>
+      <w:r>
+        <w:rPr>
+          <w:lang w:val="en_US" w:bidi="en_US"/>
+        </w:rPr>
+      </w:r>
+      <w:r>
+        <w:rPr>
+          <w:lang w:val="en_US" w:bidi="en_US"/>
+        </w:rPr>
+        <w:t>But it is not clear how much food these birds provided (</w:t>
+      </w:r>
+      <w:hyperlink r:id="rId771">
+        <w:r>
+          <w:rPr>
+            <w:lang w:val="en_US" w:bidi="en_US"/>
+          </w:rPr>
+          <w:rPr>
+            <w:color w:val="0000EE"/>
+            <w:u w:val="single"/>
+          </w:rPr>
+          <w:t>Genesis 15:9</w:t>
+        </w:r>
+      </w:hyperlink>
+      <w:r>
+        <w:rPr>
+          <w:lang w:val="en_US" w:bidi="en_US"/>
+        </w:rPr>
+        <w:t xml:space="preserve">; </w:t>
+      </w:r>
+      <w:hyperlink r:id="rId772">
+        <w:r>
+          <w:rPr>
+            <w:lang w:val="en_US" w:bidi="en_US"/>
+          </w:rPr>
+          <w:rPr>
+            <w:color w:val="0000EE"/>
+            <w:u w:val="single"/>
+          </w:rPr>
+          <w:t>Exodus 16:13</w:t>
+        </w:r>
+      </w:hyperlink>
+      <w:r>
+        <w:rPr>
+          <w:lang w:val="en_US" w:bidi="en_US"/>
+        </w:rPr>
+        <w:t xml:space="preserve">) </w:t>
+      </w:r>
+    </w:p>
+    <w:p>
+      <w:pPr/>
+      <w:r>
+        <w:rPr>
+          <w:lang w:val="en_US" w:bidi="en_US"/>
+        </w:rPr>
+      </w:r>
+      <w:r>
+        <w:rPr>
+          <w:lang w:val="en_US" w:bidi="en_US"/>
+        </w:rPr>
+        <w:t>Goose was the most popular dish in Egypt. People also valued marsh ducks as wild game. After the Persian period, people ate chickens (</w:t>
+      </w:r>
+      <w:hyperlink r:id="rId773">
+        <w:r>
+          <w:rPr>
+            <w:lang w:val="en_US" w:bidi="en_US"/>
+          </w:rPr>
+          <w:rPr>
+            <w:color w:val="0000EE"/>
+            <w:u w:val="single"/>
+          </w:rPr>
+          <w:t>2 Esdras 1:30</w:t>
+        </w:r>
+      </w:hyperlink>
+      <w:r>
+        <w:rPr>
+          <w:lang w:val="en_US" w:bidi="en_US"/>
+        </w:rPr>
+        <w:t>). Eggs and omelets were popular in Rome during early Christian times. The eggs mentioned in Deuteronomy were probably wild bird eggs (</w:t>
+      </w:r>
+      <w:hyperlink r:id="rId774">
+        <w:r>
+          <w:rPr>
+            <w:lang w:val="en_US" w:bidi="en_US"/>
+          </w:rPr>
+          <w:rPr>
+            <w:color w:val="0000EE"/>
+            <w:u w:val="single"/>
+          </w:rPr>
+          <w:t>Deuteronomy 22:6–7</w:t>
+        </w:r>
+      </w:hyperlink>
+      <w:r>
+        <w:rPr>
+          <w:lang w:val="en_US" w:bidi="en_US"/>
+        </w:rPr>
+        <w:t xml:space="preserve">; compare </w:t>
+      </w:r>
+      <w:hyperlink r:id="rId775">
+        <w:r>
+          <w:rPr>
+            <w:lang w:val="en_US" w:bidi="en_US"/>
+          </w:rPr>
+          <w:rPr>
+            <w:color w:val="0000EE"/>
+            <w:u w:val="single"/>
+          </w:rPr>
+          <w:t>Isaiah 10:14</w:t>
+        </w:r>
+      </w:hyperlink>
+      <w:r>
+        <w:rPr>
+          <w:lang w:val="en_US" w:bidi="en_US"/>
+        </w:rPr>
+        <w:t>).</w:t>
+      </w:r>
+    </w:p>
+    <w:p>
+      <w:pPr>
+        <w:pStyle w:val="Heading4"/>
+      </w:pPr>
+      <w:r>
+        <w:rPr>
+          <w:lang w:val="en_US" w:bidi="en_US"/>
+        </w:rPr>
+        <w:t>Fish</w:t>
+      </w:r>
+    </w:p>
+    <w:p>
+      <w:pPr/>
+      <w:r>
+        <w:rPr>
+          <w:lang w:val="en_US" w:bidi="en_US"/>
+        </w:rPr>
+      </w:r>
+      <w:r>
+        <w:rPr>
+          <w:lang w:val="en_US" w:bidi="en_US"/>
+        </w:rPr>
+        <w:t>Thirty kinds of fish lived in the Jordan River. In the time of Christ, many people worked in fishing along the shores of the Sea of Galilee.</w:t>
+      </w:r>
+    </w:p>
+    <w:p>
+      <w:pPr/>
+      <w:r>
+        <w:rPr>
+          <w:lang w:val="en_US" w:bidi="en_US"/>
+        </w:rPr>
+      </w:r>
+      <w:r>
+        <w:rPr>
+          <w:lang w:val="en_US" w:bidi="en_US"/>
+        </w:rPr>
+        <w:t>During the Roman period, fish were easy to get from the Mediterranean coast. Before that time, the fish supply depended mostly on which nation controlled the coast.</w:t>
+      </w:r>
+    </w:p>
+    <w:p>
+      <w:pPr/>
+      <w:r>
+        <w:rPr>
+          <w:lang w:val="en_US" w:bidi="en_US"/>
+        </w:rPr>
+      </w:r>
+      <w:r>
+        <w:rPr>
+          <w:lang w:val="en_US" w:bidi="en_US"/>
+        </w:rPr>
+        <w:t>After the exile, the people of Tyre supplied Jerusalem with fish. These fish were sold near the Fish Gate (</w:t>
+      </w:r>
+      <w:hyperlink r:id="rId590">
+        <w:r>
+          <w:rPr>
+            <w:lang w:val="en_US" w:bidi="en_US"/>
+          </w:rPr>
+          <w:rPr>
+            <w:color w:val="0000EE"/>
+            <w:u w:val="single"/>
+          </w:rPr>
+          <w:t>Nehemiah 3:3</w:t>
+        </w:r>
+      </w:hyperlink>
+      <w:r>
+        <w:rPr>
+          <w:lang w:val="en_US" w:bidi="en_US"/>
+        </w:rPr>
+        <w:t>). The law of Moses gave instruction about which fish the Israelites could eat. Only fish with fins and scales were acceptable (</w:t>
+      </w:r>
+      <w:hyperlink r:id="rId592">
+        <w:r>
+          <w:rPr>
+            <w:lang w:val="en_US" w:bidi="en_US"/>
+          </w:rPr>
+          <w:rPr>
+            <w:color w:val="0000EE"/>
+            <w:u w:val="single"/>
+          </w:rPr>
+          <w:t>Leviticus 11:9–12</w:t>
+        </w:r>
+      </w:hyperlink>
+      <w:r>
+        <w:rPr>
+          <w:lang w:val="en_US" w:bidi="en_US"/>
+        </w:rPr>
+        <w:t>).</w:t>
+      </w:r>
+    </w:p>
+    <w:p>
+      <w:pPr/>
+      <w:r>
+        <w:rPr>
+          <w:lang w:val="en_US" w:bidi="en_US"/>
+        </w:rPr>
+      </w:r>
+      <w:r>
+        <w:rPr>
+          <w:lang w:val="en_US" w:bidi="en_US"/>
+        </w:rPr>
+        <w:t>In New Testament times, many food rules no longer applied. In the Gospel of Mark, Jesus challenged the hypocrisy of the Pharisees. He taught that evil thoughts make a person unclean, not certain foods (</w:t>
+      </w:r>
+      <w:hyperlink r:id="rId776">
+        <w:r>
+          <w:rPr>
+            <w:lang w:val="en_US" w:bidi="en_US"/>
+          </w:rPr>
+          <w:rPr>
+            <w:color w:val="0000EE"/>
+            <w:u w:val="single"/>
+          </w:rPr>
+          <w:t>Mark 7:19</w:t>
+        </w:r>
+      </w:hyperlink>
+      <w:r>
+        <w:rPr>
+          <w:lang w:val="en_US" w:bidi="en_US"/>
+        </w:rPr>
+        <w:t xml:space="preserve">). </w:t>
+      </w:r>
+    </w:p>
+    <w:p>
+      <w:pPr/>
+      <w:r>
+        <w:rPr>
+          <w:lang w:val="en_US" w:bidi="en_US"/>
+        </w:rPr>
+      </w:r>
+      <w:r>
+        <w:rPr>
+          <w:lang w:val="en_US" w:bidi="en_US"/>
+        </w:rPr>
+        <w:t>As Christianity spread into areas where non-Jewish people lived, some Christians were still concerned about eating meat that had been offered to idols. This became an important issue in Corinth. The apostle Paul taught that this meat was acceptable to eat. But Christians should be careful not to harm another believer whose conscience was more sensitive.</w:t>
+      </w:r>
+    </w:p>
+    <w:p>
+      <w:pPr>
+        <w:pStyle w:val="Heading3"/>
+      </w:pPr>
+      <w:r>
+        <w:rPr>
+          <w:lang w:val="en_US" w:bidi="en_US"/>
+        </w:rPr>
+        <w:t>Insects and Their Food Products</w:t>
+      </w:r>
+    </w:p>
+    <w:p>
+      <w:pPr/>
+      <w:r>
+        <w:rPr>
+          <w:lang w:val="en_US" w:bidi="en_US"/>
+        </w:rPr>
+      </w:r>
+      <w:r>
+        <w:rPr>
+          <w:lang w:val="en_US" w:bidi="en_US"/>
+        </w:rPr>
+        <w:t>People found wild honey in Palestine, but there is no evidence that they kept bees. Egyptians, however, did keep bees during that time.</w:t>
+      </w:r>
+    </w:p>
+    <w:p>
+      <w:pPr/>
+      <w:r>
+        <w:rPr>
+          <w:lang w:val="en_US" w:bidi="en_US"/>
+        </w:rPr>
+      </w:r>
+      <w:r>
+        <w:rPr>
+          <w:lang w:val="en_US" w:bidi="en_US"/>
+        </w:rPr>
+        <w:t xml:space="preserve">The Bible mentions honeycomb in </w:t>
+      </w:r>
+      <w:hyperlink r:id="rId777">
+        <w:r>
+          <w:rPr>
+            <w:lang w:val="en_US" w:bidi="en_US"/>
+          </w:rPr>
+          <w:rPr>
+            <w:color w:val="0000EE"/>
+            <w:u w:val="single"/>
+          </w:rPr>
+          <w:t>1 Samuel 14:27</w:t>
+        </w:r>
+      </w:hyperlink>
+      <w:r>
+        <w:rPr>
+          <w:lang w:val="en_US" w:bidi="en_US"/>
+        </w:rPr>
+        <w:t xml:space="preserve"> and </w:t>
+      </w:r>
+      <w:hyperlink r:id="rId778">
+        <w:r>
+          <w:rPr>
+            <w:lang w:val="en_US" w:bidi="en_US"/>
+          </w:rPr>
+          <w:rPr>
+            <w:color w:val="0000EE"/>
+            <w:u w:val="single"/>
+          </w:rPr>
+          <w:t>Song of Solomon 5:1</w:t>
+        </w:r>
+      </w:hyperlink>
+      <w:r>
+        <w:rPr>
+          <w:lang w:val="en_US" w:bidi="en_US"/>
+        </w:rPr>
+        <w:t xml:space="preserve">. It mentions liquid honey in </w:t>
+      </w:r>
+      <w:hyperlink r:id="rId779">
+        <w:r>
+          <w:rPr>
+            <w:lang w:val="en_US" w:bidi="en_US"/>
+          </w:rPr>
+          <w:rPr>
+            <w:color w:val="0000EE"/>
+            <w:u w:val="single"/>
+          </w:rPr>
+          <w:t>1 Kings 14:3</w:t>
+        </w:r>
+      </w:hyperlink>
+      <w:r>
+        <w:rPr>
+          <w:lang w:val="en_US" w:bidi="en_US"/>
+        </w:rPr>
+        <w:t>. Honey could be found in cracks in rocks and on trees (</w:t>
+      </w:r>
+      <w:hyperlink r:id="rId780">
+        <w:r>
+          <w:rPr>
+            <w:lang w:val="en_US" w:bidi="en_US"/>
+          </w:rPr>
+          <w:rPr>
+            <w:color w:val="0000EE"/>
+            <w:u w:val="single"/>
+          </w:rPr>
+          <w:t>Deuteronomy 32:13</w:t>
+        </w:r>
+      </w:hyperlink>
+      <w:r>
+        <w:rPr>
+          <w:lang w:val="en_US" w:bidi="en_US"/>
+        </w:rPr>
+        <w:t>). It was the main sweetener used in cooking. Honey could not be offered in a sacrifice to the Lord (</w:t>
+      </w:r>
+      <w:hyperlink r:id="rId781">
+        <w:r>
+          <w:rPr>
+            <w:lang w:val="en_US" w:bidi="en_US"/>
+          </w:rPr>
+          <w:rPr>
+            <w:color w:val="0000EE"/>
+            <w:u w:val="single"/>
+          </w:rPr>
+          <w:t>Leviticus 2:11</w:t>
+        </w:r>
+      </w:hyperlink>
+      <w:r>
+        <w:rPr>
+          <w:lang w:val="en_US" w:bidi="en_US"/>
+        </w:rPr>
+        <w:t>), but people valued it as a special food. In the 15th century BC, Thutmose III campaigned in Syria and Palestine. He brought back large amounts of honey as tribute, or required payment, from the lands he had conquered.</w:t>
+      </w:r>
+    </w:p>
+    <w:p>
+      <w:pPr/>
+      <w:r>
+        <w:rPr>
+          <w:lang w:val="en_US" w:bidi="en_US"/>
+        </w:rPr>
+      </w:r>
+      <w:r>
+        <w:rPr>
+          <w:lang w:val="en_US" w:bidi="en_US"/>
+        </w:rPr>
+        <w:t>People probably first ate locusts because they were desperate after locusts had destroyed their crops. Locusts were one of the few insects that the law of Moses allowed as food (</w:t>
+      </w:r>
+      <w:hyperlink r:id="rId782">
+        <w:r>
+          <w:rPr>
+            <w:lang w:val="en_US" w:bidi="en_US"/>
+          </w:rPr>
+          <w:rPr>
+            <w:color w:val="0000EE"/>
+            <w:u w:val="single"/>
+          </w:rPr>
+          <w:t>Leviticus 11:22</w:t>
+        </w:r>
+      </w:hyperlink>
+      <w:r>
+        <w:rPr>
+          <w:lang w:val="en_US" w:bidi="en_US"/>
+        </w:rPr>
+        <w:t>). People fried locusts with flour or honey. They also dried them so they would last longer. Locusts and wild honey were the main foods John the Baptist ate in the wilderness (</w:t>
+      </w:r>
+      <w:hyperlink r:id="rId783">
+        <w:r>
+          <w:rPr>
+            <w:lang w:val="en_US" w:bidi="en_US"/>
+          </w:rPr>
+          <w:rPr>
+            <w:color w:val="0000EE"/>
+            <w:u w:val="single"/>
+          </w:rPr>
+          <w:t>Matthew 3:4</w:t>
+        </w:r>
+      </w:hyperlink>
+      <w:r>
+        <w:rPr>
+          <w:lang w:val="en_US" w:bidi="en_US"/>
+        </w:rPr>
+        <w:t xml:space="preserve">; </w:t>
+      </w:r>
+      <w:hyperlink r:id="rId784">
+        <w:r>
+          <w:rPr>
+            <w:lang w:val="en_US" w:bidi="en_US"/>
+          </w:rPr>
+          <w:rPr>
+            <w:color w:val="0000EE"/>
+            <w:u w:val="single"/>
+          </w:rPr>
+          <w:t>Mark 1:6</w:t>
+        </w:r>
+      </w:hyperlink>
+      <w:r>
+        <w:rPr>
+          <w:lang w:val="en_US" w:bidi="en_US"/>
+        </w:rPr>
+        <w:t>). Locusts have little protein, but they are rich in fat and contain some minerals.</w:t>
+      </w:r>
+    </w:p>
+    <w:p>
+      <w:pPr>
+        <w:pStyle w:val="Heading3"/>
+      </w:pPr>
+      <w:r>
+        <w:rPr>
+          <w:lang w:val="en_US" w:bidi="en_US"/>
+        </w:rPr>
+        <w:t>Vegetables and Seasoning</w:t>
+      </w:r>
+    </w:p>
+    <w:p>
+      <w:pPr/>
+      <w:r>
+        <w:rPr>
+          <w:lang w:val="en_US" w:bidi="en_US"/>
+        </w:rPr>
+      </w:r>
+      <w:r>
+        <w:rPr>
+          <w:lang w:val="en_US" w:bidi="en_US"/>
+        </w:rPr>
+        <w:t>The Hebrew people wandered in the Sinai wilderness. They complained because they missed the flavorful vegetables they had eaten while they were slaves in Egypt. They especially missed:</w:t>
       </w:r>
     </w:p>
     <w:p>
@@ -26192,7 +26893,7 @@
         <w:rPr>
           <w:lang w:val="en_US" w:bidi="en_US"/>
         </w:rPr>
-        <w:t>Wild goat</w:t>
+        <w:t>cucumbers,</w:t>
       </w:r>
     </w:p>
     <w:p>
@@ -26210,43 +26911,7 @@
         <w:rPr>
           <w:lang w:val="en_US" w:bidi="en_US"/>
         </w:rPr>
-        <w:t>Deer (</w:t>
-      </w:r>
-      <w:hyperlink r:id="rId83">
-        <w:r>
-          <w:rPr>
-            <w:lang w:val="en_US" w:bidi="en_US"/>
-          </w:rPr>
-          <w:rPr>
-            <w:color w:val="0000EE"/>
-            <w:u w:val="single"/>
-          </w:rPr>
-          <w:t>Deuteronomy 14:5</w:t>
-        </w:r>
-      </w:hyperlink>
-      <w:r>
-        <w:rPr>
-          <w:lang w:val="en_US" w:bidi="en_US"/>
-        </w:rPr>
-        <w:t xml:space="preserve">; </w:t>
-      </w:r>
-      <w:hyperlink r:id="rId770">
-        <w:r>
-          <w:rPr>
-            <w:lang w:val="en_US" w:bidi="en_US"/>
-          </w:rPr>
-          <w:rPr>
-            <w:color w:val="0000EE"/>
-            <w:u w:val="single"/>
-          </w:rPr>
-          <w:t>1 Kings 4:23</w:t>
-        </w:r>
-      </w:hyperlink>
-      <w:r>
-        <w:rPr>
-          <w:lang w:val="en_US" w:bidi="en_US"/>
-        </w:rPr>
-        <w:t xml:space="preserve">) </w:t>
+        <w:t>melons (possibly watermelons),</w:t>
       </w:r>
     </w:p>
     <w:p>
@@ -26264,7 +26929,7 @@
         <w:rPr>
           <w:lang w:val="en_US" w:bidi="en_US"/>
         </w:rPr>
-        <w:t xml:space="preserve">Pheasants </w:t>
+        <w:t>leeks,</w:t>
       </w:r>
     </w:p>
     <w:p>
@@ -26282,7 +26947,7 @@
         <w:rPr>
           <w:lang w:val="en_US" w:bidi="en_US"/>
         </w:rPr>
-        <w:t>Turtledoves</w:t>
+        <w:t>onions, and</w:t>
       </w:r>
     </w:p>
     <w:p>
@@ -26300,54 +26965,214 @@
         <w:rPr>
           <w:lang w:val="en_US" w:bidi="en_US"/>
         </w:rPr>
-        <w:t>Pigeons</w:t>
-      </w:r>
-    </w:p>
-    <w:p>
-      <w:pPr>
-        <w:pStyle w:val="ListBullet"/>
-        <w:spacing w:line="240" w:lineRule="auto"/>
-        <w:ind w:left="720"/>
-      </w:pPr>
-      <w:r>
-        <w:rPr>
-          <w:lang w:val="en_US" w:bidi="en_US"/>
-        </w:rPr>
-      </w:r>
-      <w:r>
-        <w:rPr>
-          <w:lang w:val="en_US" w:bidi="en_US"/>
-        </w:rPr>
-        <w:t>Quails</w:t>
-      </w:r>
-    </w:p>
-    <w:p>
-      <w:pPr>
-        <w:pStyle w:val="ListBullet"/>
-        <w:spacing w:line="240" w:lineRule="auto"/>
-        <w:ind w:left="720"/>
-      </w:pPr>
-      <w:r>
-        <w:rPr>
-          <w:lang w:val="en_US" w:bidi="en_US"/>
-        </w:rPr>
-      </w:r>
-      <w:r>
-        <w:rPr>
-          <w:lang w:val="en_US" w:bidi="en_US"/>
-        </w:rPr>
-        <w:t>Partridges (</w:t>
-      </w:r>
-      <w:hyperlink r:id="rId771">
-        <w:r>
-          <w:rPr>
-            <w:lang w:val="en_US" w:bidi="en_US"/>
-          </w:rPr>
-          <w:rPr>
-            <w:color w:val="0000EE"/>
-            <w:u w:val="single"/>
-          </w:rPr>
-          <w:t>Genesis 15:9</w:t>
+        <w:t>garlic (</w:t>
+      </w:r>
+      <w:hyperlink r:id="rId785">
+        <w:r>
+          <w:rPr>
+            <w:lang w:val="en_US" w:bidi="en_US"/>
+          </w:rPr>
+          <w:rPr>
+            <w:color w:val="0000EE"/>
+            <w:u w:val="single"/>
+          </w:rPr>
+          <w:t>Numbers 11:5</w:t>
+        </w:r>
+      </w:hyperlink>
+      <w:r>
+        <w:rPr>
+          <w:lang w:val="en_US" w:bidi="en_US"/>
+        </w:rPr>
+        <w:t xml:space="preserve">). </w:t>
+      </w:r>
+    </w:p>
+    <w:p>
+      <w:pPr/>
+      <w:r>
+        <w:rPr>
+          <w:lang w:val="en_US" w:bidi="en_US"/>
+        </w:rPr>
+      </w:r>
+      <w:r>
+        <w:rPr>
+          <w:lang w:val="en_US" w:bidi="en_US"/>
+        </w:rPr>
+        <w:t>Many of these vegetables were later grown in Palestine, especially in Gaza. When people first began to grow cucumbers, they saw them as luxury foods. Guards had to protect them. These guards lived in small shelters that overlooked the gardens (</w:t>
+      </w:r>
+      <w:hyperlink r:id="rId786">
+        <w:r>
+          <w:rPr>
+            <w:lang w:val="en_US" w:bidi="en_US"/>
+          </w:rPr>
+          <w:rPr>
+            <w:color w:val="0000EE"/>
+            <w:u w:val="single"/>
+          </w:rPr>
+          <w:t>Isaiah 1:8</w:t>
+        </w:r>
+      </w:hyperlink>
+      <w:r>
+        <w:rPr>
+          <w:lang w:val="en_US" w:bidi="en_US"/>
+        </w:rPr>
+        <w:t xml:space="preserve">). </w:t>
+      </w:r>
+    </w:p>
+    <w:p>
+      <w:pPr/>
+      <w:r>
+        <w:rPr>
+          <w:lang w:val="en_US" w:bidi="en_US"/>
+        </w:rPr>
+      </w:r>
+      <w:r>
+        <w:rPr>
+          <w:lang w:val="en_US" w:bidi="en_US"/>
+        </w:rPr>
+        <w:t>Beans, lentils, and parched grain were among the foods brought to David and his soldiers at Mahanaim (</w:t>
+      </w:r>
+      <w:hyperlink r:id="rId759">
+        <w:r>
+          <w:rPr>
+            <w:lang w:val="en_US" w:bidi="en_US"/>
+          </w:rPr>
+          <w:rPr>
+            <w:color w:val="0000EE"/>
+            <w:u w:val="single"/>
+          </w:rPr>
+          <w:t>2 Samuel 17:28</w:t>
+        </w:r>
+      </w:hyperlink>
+      <w:r>
+        <w:rPr>
+          <w:lang w:val="en_US" w:bidi="en_US"/>
+        </w:rPr>
+        <w:t xml:space="preserve">). Lentils were known in Egypt by at least the 13th century BC. The Israelites also used them often, both then and later. </w:t>
+      </w:r>
+      <w:hyperlink r:id="rId787">
+        <w:r>
+          <w:rPr>
+            <w:lang w:val="en_US" w:bidi="en_US"/>
+          </w:rPr>
+          <w:rPr>
+            <w:color w:val="0000EE"/>
+            <w:u w:val="single"/>
+          </w:rPr>
+          <w:t xml:space="preserve">Genesis 25:34 </w:t>
+        </w:r>
+      </w:hyperlink>
+      <w:r>
+        <w:rPr>
+          <w:lang w:val="en_US" w:bidi="en_US"/>
+        </w:rPr>
+        <w:t>mentions lentil soup.</w:t>
+      </w:r>
+    </w:p>
+    <w:p>
+      <w:pPr/>
+      <w:r>
+        <w:rPr>
+          <w:lang w:val="en_US" w:bidi="en_US"/>
+        </w:rPr>
+      </w:r>
+      <w:r>
+        <w:rPr>
+          <w:lang w:val="en_US" w:bidi="en_US"/>
+        </w:rPr>
+        <w:t>In times of hunger, people could eat the pods of the carob tree. These pods were usually fed to cattle. The prodigal son would have been glad to eat this kind of food (</w:t>
+      </w:r>
+      <w:hyperlink r:id="rId788">
+        <w:r>
+          <w:rPr>
+            <w:lang w:val="en_US" w:bidi="en_US"/>
+          </w:rPr>
+          <w:rPr>
+            <w:color w:val="0000EE"/>
+            <w:u w:val="single"/>
+          </w:rPr>
+          <w:t>Luke 15:16</w:t>
+        </w:r>
+      </w:hyperlink>
+      <w:r>
+        <w:rPr>
+          <w:lang w:val="en_US" w:bidi="en_US"/>
+        </w:rPr>
+        <w:t>). Poor people could also eat many kinds of green herbs when food was scarce (</w:t>
+      </w:r>
+      <w:hyperlink r:id="rId789">
+        <w:r>
+          <w:rPr>
+            <w:lang w:val="en_US" w:bidi="en_US"/>
+          </w:rPr>
+          <w:rPr>
+            <w:color w:val="0000EE"/>
+            <w:u w:val="single"/>
+          </w:rPr>
+          <w:t>Proverbs 15:17</w:t>
+        </w:r>
+      </w:hyperlink>
+      <w:r>
+        <w:rPr>
+          <w:lang w:val="en_US" w:bidi="en_US"/>
+        </w:rPr>
+        <w:t>). In times of extreme hunger, some kinds of mallow and juniper roots could also be eaten.</w:t>
+      </w:r>
+    </w:p>
+    <w:p>
+      <w:pPr/>
+      <w:r>
+        <w:rPr>
+          <w:lang w:val="en_US" w:bidi="en_US"/>
+        </w:rPr>
+      </w:r>
+      <w:r>
+        <w:rPr>
+          <w:lang w:val="en_US" w:bidi="en_US"/>
+        </w:rPr>
+        <w:t>In Elisha’s time, a group of prophets at Gilgal made a stew from wild vegetables. By mistake, they added poisonous wild gourds. Elisha corrected the problem by adding flour to the pot (</w:t>
+      </w:r>
+      <w:hyperlink r:id="rId790">
+        <w:r>
+          <w:rPr>
+            <w:lang w:val="en_US" w:bidi="en_US"/>
+          </w:rPr>
+          <w:rPr>
+            <w:color w:val="0000EE"/>
+            <w:u w:val="single"/>
+          </w:rPr>
+          <w:t>2 Kings 4:38–41</w:t>
+        </w:r>
+      </w:hyperlink>
+      <w:r>
+        <w:rPr>
+          <w:lang w:val="en_US" w:bidi="en_US"/>
+        </w:rPr>
+        <w:t xml:space="preserve">). </w:t>
+      </w:r>
+    </w:p>
+    <w:p>
+      <w:pPr/>
+      <w:r>
+        <w:rPr>
+          <w:lang w:val="en_US" w:bidi="en_US"/>
+        </w:rPr>
+      </w:r>
+      <w:r>
+        <w:rPr>
+          <w:lang w:val="en_US" w:bidi="en_US"/>
+        </w:rPr>
+        <w:t>The Bible does not say exactly which bitter herbs were used with the Passover meal (</w:t>
+      </w:r>
+      <w:hyperlink r:id="rId762">
+        <w:r>
+          <w:rPr>
+            <w:lang w:val="en_US" w:bidi="en_US"/>
+          </w:rPr>
+          <w:rPr>
+            <w:color w:val="0000EE"/>
+            <w:u w:val="single"/>
+          </w:rPr>
+          <w:t>Exodus 12:8</w:t>
         </w:r>
       </w:hyperlink>
       <w:r>
@@ -26356,84 +27181,134 @@
         </w:rPr>
         <w:t xml:space="preserve">; </w:t>
       </w:r>
-      <w:hyperlink r:id="rId772">
-        <w:r>
-          <w:rPr>
-            <w:lang w:val="en_US" w:bidi="en_US"/>
-          </w:rPr>
-          <w:rPr>
-            <w:color w:val="0000EE"/>
-            <w:u w:val="single"/>
-          </w:rPr>
-          <w:t>Exodus 16:13</w:t>
-        </w:r>
-      </w:hyperlink>
-      <w:r>
-        <w:rPr>
-          <w:lang w:val="en_US" w:bidi="en_US"/>
-        </w:rPr>
-        <w:t xml:space="preserve">) </w:t>
-      </w:r>
-    </w:p>
-    <w:p>
-      <w:pPr/>
-      <w:r>
-        <w:rPr>
-          <w:lang w:val="en_US" w:bidi="en_US"/>
-        </w:rPr>
-      </w:r>
-      <w:r>
-        <w:rPr>
-          <w:lang w:val="en_US" w:bidi="en_US"/>
-        </w:rPr>
-        <w:t>Goose and marsh ducks were popular in Egypt. Chickens were eaten in the Persian period (</w:t>
-      </w:r>
-      <w:hyperlink r:id="rId773">
-        <w:r>
-          <w:rPr>
-            <w:lang w:val="en_US" w:bidi="en_US"/>
-          </w:rPr>
-          <w:rPr>
-            <w:color w:val="0000EE"/>
-            <w:u w:val="single"/>
-          </w:rPr>
-          <w:t>2 Esdras 1:30</w:t>
-        </w:r>
-      </w:hyperlink>
-      <w:r>
-        <w:rPr>
-          <w:lang w:val="en_US" w:bidi="en_US"/>
-        </w:rPr>
-        <w:t>). In Rome, eggs and omelettes were popular. The eggs mentioned in Deuteronomy are probably wild birds’ eggs (</w:t>
-      </w:r>
-      <w:hyperlink r:id="rId774">
-        <w:r>
-          <w:rPr>
-            <w:lang w:val="en_US" w:bidi="en_US"/>
-          </w:rPr>
-          <w:rPr>
-            <w:color w:val="0000EE"/>
-            <w:u w:val="single"/>
-          </w:rPr>
-          <w:t>Deuteronomy 22:6–7</w:t>
-        </w:r>
-      </w:hyperlink>
-      <w:r>
-        <w:rPr>
-          <w:lang w:val="en_US" w:bidi="en_US"/>
-        </w:rPr>
-        <w:t xml:space="preserve">; compare </w:t>
-      </w:r>
-      <w:hyperlink r:id="rId775">
-        <w:r>
-          <w:rPr>
-            <w:lang w:val="en_US" w:bidi="en_US"/>
-          </w:rPr>
-          <w:rPr>
-            <w:color w:val="0000EE"/>
-            <w:u w:val="single"/>
-          </w:rPr>
-          <w:t>Isaiah 10:14</w:t>
+      <w:hyperlink r:id="rId791">
+        <w:r>
+          <w:rPr>
+            <w:lang w:val="en_US" w:bidi="en_US"/>
+          </w:rPr>
+          <w:rPr>
+            <w:color w:val="0000EE"/>
+            <w:u w:val="single"/>
+          </w:rPr>
+          <w:t>Numbers 9:11</w:t>
+        </w:r>
+      </w:hyperlink>
+      <w:r>
+        <w:rPr>
+          <w:lang w:val="en_US" w:bidi="en_US"/>
+        </w:rPr>
+        <w:t>). Mint and cumin were probably included. Dill, cumin, rue, and mint were common garden herbs (</w:t>
+      </w:r>
+      <w:hyperlink r:id="rId792">
+        <w:r>
+          <w:rPr>
+            <w:lang w:val="en_US" w:bidi="en_US"/>
+          </w:rPr>
+          <w:rPr>
+            <w:color w:val="0000EE"/>
+            <w:u w:val="single"/>
+          </w:rPr>
+          <w:t>Matthew 23:23</w:t>
+        </w:r>
+      </w:hyperlink>
+      <w:r>
+        <w:rPr>
+          <w:lang w:val="en_US" w:bidi="en_US"/>
+        </w:rPr>
+        <w:t xml:space="preserve">; </w:t>
+      </w:r>
+      <w:hyperlink r:id="rId793">
+        <w:r>
+          <w:rPr>
+            <w:lang w:val="en_US" w:bidi="en_US"/>
+          </w:rPr>
+          <w:rPr>
+            <w:color w:val="0000EE"/>
+            <w:u w:val="single"/>
+          </w:rPr>
+          <w:t>Luke 11:42</w:t>
+        </w:r>
+      </w:hyperlink>
+      <w:r>
+        <w:rPr>
+          <w:lang w:val="en_US" w:bidi="en_US"/>
+        </w:rPr>
+        <w:t xml:space="preserve">). </w:t>
+      </w:r>
+    </w:p>
+    <w:p>
+      <w:pPr/>
+      <w:r>
+        <w:rPr>
+          <w:lang w:val="en_US" w:bidi="en_US"/>
+        </w:rPr>
+      </w:r>
+      <w:r>
+        <w:rPr>
+          <w:lang w:val="en_US" w:bidi="en_US"/>
+        </w:rPr>
+        <w:t>Seasonings helped improve the simple taste of common Israelite food. Salt came mainly from the Dead Sea area. People used it to season food and to keep food from spoiling.</w:t>
+      </w:r>
+    </w:p>
+    <w:p>
+      <w:pPr/>
+      <w:r>
+        <w:rPr>
+          <w:lang w:val="en_US" w:bidi="en_US"/>
+        </w:rPr>
+      </w:r>
+      <w:r>
+        <w:rPr>
+          <w:lang w:val="en_US" w:bidi="en_US"/>
+        </w:rPr>
+        <w:t>Salt was so important that it became a symbol of moral duty. Sharing salt with someone at a meal confirmed a covenant, or binding agreement (</w:t>
+      </w:r>
+      <w:hyperlink r:id="rId794">
+        <w:r>
+          <w:rPr>
+            <w:lang w:val="en_US" w:bidi="en_US"/>
+          </w:rPr>
+          <w:rPr>
+            <w:color w:val="0000EE"/>
+            <w:u w:val="single"/>
+          </w:rPr>
+          <w:t>Numbers 18:19</w:t>
+        </w:r>
+      </w:hyperlink>
+      <w:r>
+        <w:rPr>
+          <w:lang w:val="en_US" w:bidi="en_US"/>
+        </w:rPr>
+        <w:t>). In the sacrifices described in Leviticus, salt was added to meat and grain offerings. It showed that God’s covenant with Israel was firm and lasting (</w:t>
+      </w:r>
+      <w:hyperlink r:id="rId795">
+        <w:r>
+          <w:rPr>
+            <w:lang w:val="en_US" w:bidi="en_US"/>
+          </w:rPr>
+          <w:rPr>
+            <w:color w:val="0000EE"/>
+            <w:u w:val="single"/>
+          </w:rPr>
+          <w:t>Leviticus 2:13</w:t>
+        </w:r>
+      </w:hyperlink>
+      <w:r>
+        <w:rPr>
+          <w:lang w:val="en_US" w:bidi="en_US"/>
+        </w:rPr>
+        <w:t xml:space="preserve">; </w:t>
+      </w:r>
+      <w:hyperlink r:id="rId796">
+        <w:r>
+          <w:rPr>
+            <w:lang w:val="en_US" w:bidi="en_US"/>
+          </w:rPr>
+          <w:rPr>
+            <w:color w:val="0000EE"/>
+            <w:u w:val="single"/>
+          </w:rPr>
+          <w:t>Ezekiel 43:24</w:t>
         </w:r>
       </w:hyperlink>
       <w:r>
@@ -26454,75 +27329,75 @@
         <w:rPr>
           <w:lang w:val="en_US" w:bidi="en_US"/>
         </w:rPr>
-        <w:t>Fish was abundant in the Jordan, and fishing was common on the shores of the Sea of Galilee at the time of Christ. In Roman times, fish was readily available from the Mediterranean coast. Before then, the supply of fish depended on what nation controlled the coastline. After the exilic period, Jerusalem was supplied with fish from Tyr, and it was sold near the Fish Gate (</w:t>
-      </w:r>
-      <w:hyperlink r:id="rId590">
-        <w:r>
-          <w:rPr>
-            <w:lang w:val="en_US" w:bidi="en_US"/>
-          </w:rPr>
-          <w:rPr>
-            <w:color w:val="0000EE"/>
-            <w:u w:val="single"/>
-          </w:rPr>
-          <w:t>Nehemiah 3:3</w:t>
-        </w:r>
-      </w:hyperlink>
-      <w:r>
-        <w:rPr>
-          <w:lang w:val="en_US" w:bidi="en_US"/>
-        </w:rPr>
-        <w:t>). Only fish with fins and scales were acceptable to eat (</w:t>
-      </w:r>
-      <w:hyperlink r:id="rId592">
-        <w:r>
-          <w:rPr>
-            <w:lang w:val="en_US" w:bidi="en_US"/>
-          </w:rPr>
-          <w:rPr>
-            <w:color w:val="0000EE"/>
-            <w:u w:val="single"/>
-          </w:rPr>
-          <w:t>Leviticus 11:9–12</w:t>
-        </w:r>
-      </w:hyperlink>
-      <w:r>
-        <w:rPr>
-          <w:lang w:val="en_US" w:bidi="en_US"/>
-        </w:rPr>
-        <w:t>).</w:t>
-      </w:r>
-    </w:p>
-    <w:p>
-      <w:pPr/>
-      <w:r>
-        <w:rPr>
-          <w:lang w:val="en_US" w:bidi="en_US"/>
-        </w:rPr>
-      </w:r>
-      <w:r>
-        <w:rPr>
-          <w:lang w:val="en_US" w:bidi="en_US"/>
-        </w:rPr>
-        <w:t>In New Testament times, these laws about food were eliminated. In the Gospel of Mark, Jesus criticized Jewish food laws by saying that evil thoughts, not certain foods, make a person unclean (</w:t>
-      </w:r>
-      <w:hyperlink r:id="rId776">
-        <w:r>
-          <w:rPr>
-            <w:lang w:val="en_US" w:bidi="en_US"/>
-          </w:rPr>
-          <w:rPr>
-            <w:color w:val="0000EE"/>
-            <w:u w:val="single"/>
-          </w:rPr>
-          <w:t>Mark 7:19</w:t>
-        </w:r>
-      </w:hyperlink>
-      <w:r>
-        <w:rPr>
-          <w:lang w:val="en_US" w:bidi="en_US"/>
-        </w:rPr>
-        <w:t>). As Christianity spread, people were still concerned about eating meat that had been offered to idols. The question is discussed in Corinthians. The apostle Paul argued that even though the meat was acceptable, no one should upset another Christian who had a problem with it.</w:t>
+        <w:t>The mustard plant was probably grown for its oil. It grew from a very small seed to 4.5 meters (15 feet) high (</w:t>
+      </w:r>
+      <w:hyperlink r:id="rId797">
+        <w:r>
+          <w:rPr>
+            <w:lang w:val="en_US" w:bidi="en_US"/>
+          </w:rPr>
+          <w:rPr>
+            <w:color w:val="0000EE"/>
+            <w:u w:val="single"/>
+          </w:rPr>
+          <w:t>Matthew 13:31–32</w:t>
+        </w:r>
+      </w:hyperlink>
+      <w:r>
+        <w:rPr>
+          <w:lang w:val="en_US" w:bidi="en_US"/>
+        </w:rPr>
+        <w:t>). Anise, coriander, and cinnamon were also common (</w:t>
+      </w:r>
+      <w:hyperlink r:id="rId798">
+        <w:r>
+          <w:rPr>
+            <w:lang w:val="en_US" w:bidi="en_US"/>
+          </w:rPr>
+          <w:rPr>
+            <w:color w:val="0000EE"/>
+            <w:u w:val="single"/>
+          </w:rPr>
+          <w:t>Exodus 16:31</w:t>
+        </w:r>
+      </w:hyperlink>
+      <w:r>
+        <w:rPr>
+          <w:lang w:val="en_US" w:bidi="en_US"/>
+        </w:rPr>
+        <w:t xml:space="preserve">; </w:t>
+      </w:r>
+      <w:hyperlink r:id="rId799">
+        <w:r>
+          <w:rPr>
+            <w:lang w:val="en_US" w:bidi="en_US"/>
+          </w:rPr>
+          <w:rPr>
+            <w:color w:val="0000EE"/>
+            <w:u w:val="single"/>
+          </w:rPr>
+          <w:t>Numbers 11:7</w:t>
+        </w:r>
+      </w:hyperlink>
+      <w:r>
+        <w:rPr>
+          <w:lang w:val="en_US" w:bidi="en_US"/>
+        </w:rPr>
+        <w:t>). The most popular spice, other than salt, was garlic. People probably also used vinegar to flavor food and keep it from spoiling.</w:t>
+      </w:r>
+    </w:p>
+    <w:p>
+      <w:pPr/>
+      <w:r>
+        <w:rPr>
+          <w:lang w:val="en_US" w:bidi="en_US"/>
+        </w:rPr>
+      </w:r>
+      <w:r>
+        <w:rPr>
+          <w:lang w:val="en_US" w:bidi="en_US"/>
+        </w:rPr>
+        <w:t>Many seeds and plants have been found in Egyptian tombs from the 18th dynasty. This shows that people used seasonings widely in ancient times.</w:t>
       </w:r>
     </w:p>
     <w:p>
@@ -26533,168 +27408,134 @@
         <w:rPr>
           <w:lang w:val="en_US" w:bidi="en_US"/>
         </w:rPr>
-        <w:t>Insects and Their Food Products</w:t>
-      </w:r>
-    </w:p>
-    <w:p>
-      <w:pPr/>
-      <w:r>
-        <w:rPr>
-          <w:lang w:val="en_US" w:bidi="en_US"/>
-        </w:rPr>
-      </w:r>
-      <w:r>
-        <w:rPr>
-          <w:lang w:val="en_US" w:bidi="en_US"/>
-        </w:rPr>
-        <w:t>People in ancient Palestine found honey made by wild bees in nature. While they did not raise bees themselves, their neighbors in Egypt did have farms where they raised bees for honey.</w:t>
-      </w:r>
-    </w:p>
-    <w:p>
-      <w:pPr/>
-      <w:r>
-        <w:rPr>
-          <w:lang w:val="en_US" w:bidi="en_US"/>
-        </w:rPr>
-      </w:r>
-      <w:r>
-        <w:rPr>
-          <w:lang w:val="en_US" w:bidi="en_US"/>
-        </w:rPr>
-        <w:t xml:space="preserve">The honeycomb is mentioned in </w:t>
-      </w:r>
-      <w:hyperlink r:id="rId777">
-        <w:r>
-          <w:rPr>
-            <w:lang w:val="en_US" w:bidi="en_US"/>
-          </w:rPr>
-          <w:rPr>
-            <w:color w:val="0000EE"/>
-            <w:u w:val="single"/>
-          </w:rPr>
-          <w:t>1 Samuel 14:27</w:t>
-        </w:r>
-      </w:hyperlink>
-      <w:r>
-        <w:rPr>
-          <w:lang w:val="en_US" w:bidi="en_US"/>
-        </w:rPr>
-        <w:t xml:space="preserve"> and </w:t>
-      </w:r>
-      <w:hyperlink r:id="rId778">
-        <w:r>
-          <w:rPr>
-            <w:lang w:val="en_US" w:bidi="en_US"/>
-          </w:rPr>
-          <w:rPr>
-            <w:color w:val="0000EE"/>
-            <w:u w:val="single"/>
-          </w:rPr>
-          <w:t>Song of Songs 5:1</w:t>
-        </w:r>
-      </w:hyperlink>
-      <w:r>
-        <w:rPr>
-          <w:lang w:val="en_US" w:bidi="en_US"/>
-        </w:rPr>
-        <w:t xml:space="preserve">. Liquid honey is referred to in </w:t>
-      </w:r>
-      <w:hyperlink r:id="rId779">
-        <w:r>
-          <w:rPr>
-            <w:lang w:val="en_US" w:bidi="en_US"/>
-          </w:rPr>
-          <w:rPr>
-            <w:color w:val="0000EE"/>
-            <w:u w:val="single"/>
-          </w:rPr>
-          <w:t>1 Kings 14:3</w:t>
-        </w:r>
-      </w:hyperlink>
-      <w:r>
-        <w:rPr>
-          <w:lang w:val="en_US" w:bidi="en_US"/>
-        </w:rPr>
-        <w:t>. Honey was found in crevices of rocks and on trees (</w:t>
-      </w:r>
-      <w:hyperlink r:id="rId780">
-        <w:r>
-          <w:rPr>
-            <w:lang w:val="en_US" w:bidi="en_US"/>
-          </w:rPr>
-          <w:rPr>
-            <w:color w:val="0000EE"/>
-            <w:u w:val="single"/>
-          </w:rPr>
-          <w:t>Deuteronomy 32:13</w:t>
-        </w:r>
-      </w:hyperlink>
-      <w:r>
-        <w:rPr>
-          <w:lang w:val="en_US" w:bidi="en_US"/>
-        </w:rPr>
-        <w:t>). It was used to sweeten food. Although it could not be used in a sacrifice to the Lord (</w:t>
-      </w:r>
-      <w:hyperlink r:id="rId781">
-        <w:r>
-          <w:rPr>
-            <w:lang w:val="en_US" w:bidi="en_US"/>
-          </w:rPr>
-          <w:rPr>
-            <w:color w:val="0000EE"/>
-            <w:u w:val="single"/>
-          </w:rPr>
-          <w:t>Leviticus 2:11</w:t>
-        </w:r>
-      </w:hyperlink>
-      <w:r>
-        <w:rPr>
-          <w:lang w:val="en_US" w:bidi="en_US"/>
-        </w:rPr>
-        <w:t>), honey was a delicacy. In the 15th century BC, when Thutmose III was campaigning in Syria and Palestine, he brought back vast quantities of honey as tribute from his newly conquered lands.</w:t>
-      </w:r>
-    </w:p>
-    <w:p>
-      <w:pPr/>
-      <w:r>
-        <w:rPr>
-          <w:lang w:val="en_US" w:bidi="en_US"/>
-        </w:rPr>
-      </w:r>
-      <w:r>
-        <w:rPr>
-          <w:lang w:val="en_US" w:bidi="en_US"/>
-        </w:rPr>
-        <w:t>Locusts began to be eaten out of desperation after they had destroyed crops. They are one of the few insects that are allowed to be eaten (</w:t>
-      </w:r>
-      <w:hyperlink r:id="rId782">
-        <w:r>
-          <w:rPr>
-            <w:lang w:val="en_US" w:bidi="en_US"/>
-          </w:rPr>
-          <w:rPr>
-            <w:color w:val="0000EE"/>
-            <w:u w:val="single"/>
-          </w:rPr>
-          <w:t>Leviticus 11:22</w:t>
-        </w:r>
-      </w:hyperlink>
-      <w:r>
-        <w:rPr>
-          <w:lang w:val="en_US" w:bidi="en_US"/>
-        </w:rPr>
-        <w:t>). Locusts were fried in flour or honey, or were preserved by being dried. John the Baptist ate locusts and wild honey in the wilderness (</w:t>
-      </w:r>
-      <w:hyperlink r:id="rId783">
-        <w:r>
-          <w:rPr>
-            <w:lang w:val="en_US" w:bidi="en_US"/>
-          </w:rPr>
-          <w:rPr>
-            <w:color w:val="0000EE"/>
-            <w:u w:val="single"/>
-          </w:rPr>
-          <w:t>Matthew 3:4</w:t>
+        <w:t>Fruits, Nuts, and Wine</w:t>
+      </w:r>
+    </w:p>
+    <w:p>
+      <w:pPr/>
+      <w:r>
+        <w:rPr>
+          <w:lang w:val="en_US" w:bidi="en_US"/>
+        </w:rPr>
+      </w:r>
+      <w:r>
+        <w:rPr>
+          <w:lang w:val="en_US" w:bidi="en_US"/>
+        </w:rPr>
+        <w:t>Olive trees grew in large numbers in Palestine. They were an important source of food and oil. Even in poor soil, one olive tree could provide enough olives for a family for a whole year.</w:t>
+      </w:r>
+    </w:p>
+    <w:p>
+      <w:pPr/>
+      <w:r>
+        <w:rPr>
+          <w:lang w:val="en_US" w:bidi="en_US"/>
+        </w:rPr>
+      </w:r>
+      <w:r>
+        <w:rPr>
+          <w:lang w:val="en_US" w:bidi="en_US"/>
+        </w:rPr>
+        <w:t>Some green olives were preserved in salty water and eaten with bread. But olives were most important as a source of oil. People used olive oil to bake bread and cakes and to fry food. The best olive oil was used in temple sacrifices.</w:t>
+      </w:r>
+    </w:p>
+    <w:p>
+      <w:pPr/>
+      <w:r>
+        <w:rPr>
+          <w:lang w:val="en_US" w:bidi="en_US"/>
+        </w:rPr>
+      </w:r>
+      <w:r>
+        <w:rPr>
+          <w:lang w:val="en_US" w:bidi="en_US"/>
+        </w:rPr>
+        <w:t>People extracted oil from olives in a simple way. For the best oil, they picked olives before they were fully ripe. Then they crushed them by hand with a stone mortar and pestle.</w:t>
+      </w:r>
+    </w:p>
+    <w:p>
+      <w:pPr/>
+      <w:r>
+        <w:rPr>
+          <w:lang w:val="en_US" w:bidi="en_US"/>
+        </w:rPr>
+      </w:r>
+      <w:r>
+        <w:rPr>
+          <w:lang w:val="en_US" w:bidi="en_US"/>
+        </w:rPr>
+        <w:t>Usually, workers beat the olive trees with long poles so the olives would fall. Then they gathered the olives in baskets. After that, they pressed out the oil, probably in the same vat used for grapes (</w:t>
+      </w:r>
+      <w:hyperlink r:id="rId800">
+        <w:r>
+          <w:rPr>
+            <w:lang w:val="en_US" w:bidi="en_US"/>
+          </w:rPr>
+          <w:rPr>
+            <w:color w:val="0000EE"/>
+            <w:u w:val="single"/>
+          </w:rPr>
+          <w:t>Micah 6:15</w:t>
+        </w:r>
+      </w:hyperlink>
+      <w:r>
+        <w:rPr>
+          <w:lang w:val="en_US" w:bidi="en_US"/>
+        </w:rPr>
+        <w:t>). Grapes were harvested about four weeks later.</w:t>
+      </w:r>
+    </w:p>
+    <w:p>
+      <w:pPr/>
+      <w:r>
+        <w:rPr>
+          <w:lang w:val="en_US" w:bidi="en_US"/>
+        </w:rPr>
+      </w:r>
+      <w:r>
+        <w:rPr>
+          <w:lang w:val="en_US" w:bidi="en_US"/>
+        </w:rPr>
+        <w:t>Later, people developed an oil mill. Two people turned the heavy upper grinding stone. As the oil flowed out, it was collected in another stone vat. Then the oil was left to settle and become clean. After the oil was refined, people stored it in skins or jars.</w:t>
+      </w:r>
+    </w:p>
+    <w:p>
+      <w:pPr/>
+      <w:r>
+        <w:rPr>
+          <w:lang w:val="en_US" w:bidi="en_US"/>
+        </w:rPr>
+      </w:r>
+      <w:r>
+        <w:rPr>
+          <w:lang w:val="en_US" w:bidi="en_US"/>
+        </w:rPr>
+        <w:t>Fig trees grew in every part of Palestine. They needed little care and produced two or three crops each year. The second crop was the largest, and it ripened in late summer.</w:t>
+      </w:r>
+    </w:p>
+    <w:p>
+      <w:pPr/>
+      <w:r>
+        <w:rPr>
+          <w:lang w:val="en_US" w:bidi="en_US"/>
+        </w:rPr>
+      </w:r>
+      <w:r>
+        <w:rPr>
+          <w:lang w:val="en_US" w:bidi="en_US"/>
+        </w:rPr>
+        <w:t>The first figs of the season were seen as a special food (</w:t>
+      </w:r>
+      <w:hyperlink r:id="rId801">
+        <w:r>
+          <w:rPr>
+            <w:lang w:val="en_US" w:bidi="en_US"/>
+          </w:rPr>
+          <w:rPr>
+            <w:color w:val="0000EE"/>
+            <w:u w:val="single"/>
+          </w:rPr>
+          <w:t>Isaiah 28:4</w:t>
         </w:r>
       </w:hyperlink>
       <w:r>
@@ -26703,149 +27544,324 @@
         </w:rPr>
         <w:t xml:space="preserve">; </w:t>
       </w:r>
-      <w:hyperlink r:id="rId784">
-        <w:r>
-          <w:rPr>
-            <w:lang w:val="en_US" w:bidi="en_US"/>
-          </w:rPr>
-          <w:rPr>
-            <w:color w:val="0000EE"/>
-            <w:u w:val="single"/>
-          </w:rPr>
-          <w:t>Mark 1:6</w:t>
-        </w:r>
-      </w:hyperlink>
-      <w:r>
-        <w:rPr>
-          <w:lang w:val="en_US" w:bidi="en_US"/>
-        </w:rPr>
-        <w:t>). Although locusts contain little protein, they are rich in fat and minerals.</w:t>
-      </w:r>
-    </w:p>
-    <w:p>
-      <w:pPr>
-        <w:pStyle w:val="Heading3"/>
-      </w:pPr>
-      <w:r>
-        <w:rPr>
-          <w:lang w:val="en_US" w:bidi="en_US"/>
-        </w:rPr>
-        <w:t>Vegetables and Seasoning</w:t>
-      </w:r>
-    </w:p>
-    <w:p>
-      <w:pPr/>
-      <w:r>
-        <w:rPr>
-          <w:lang w:val="en_US" w:bidi="en_US"/>
-        </w:rPr>
-      </w:r>
-      <w:r>
-        <w:rPr>
-          <w:lang w:val="en_US" w:bidi="en_US"/>
-        </w:rPr>
-        <w:t xml:space="preserve">When the Israelites were wandering in the Sinai wilderness, they missed the flavorful vegetables from Egypt. They mentioned: </w:t>
-      </w:r>
-    </w:p>
-    <w:p>
-      <w:pPr>
-        <w:pStyle w:val="ListBullet"/>
-        <w:spacing w:line="240" w:lineRule="auto"/>
-        <w:ind w:left="720"/>
-      </w:pPr>
-      <w:r>
-        <w:rPr>
-          <w:lang w:val="en_US" w:bidi="en_US"/>
-        </w:rPr>
-      </w:r>
-      <w:r>
-        <w:rPr>
-          <w:lang w:val="en_US" w:bidi="en_US"/>
-        </w:rPr>
-        <w:t>Cucumbers</w:t>
-      </w:r>
-    </w:p>
-    <w:p>
-      <w:pPr>
-        <w:pStyle w:val="ListBullet"/>
-        <w:spacing w:line="240" w:lineRule="auto"/>
-        <w:ind w:left="720"/>
-      </w:pPr>
-      <w:r>
-        <w:rPr>
-          <w:lang w:val="en_US" w:bidi="en_US"/>
-        </w:rPr>
-      </w:r>
-      <w:r>
-        <w:rPr>
-          <w:lang w:val="en_US" w:bidi="en_US"/>
-        </w:rPr>
-        <w:t>Melons (possibly watermelons)</w:t>
-      </w:r>
-    </w:p>
-    <w:p>
-      <w:pPr>
-        <w:pStyle w:val="ListBullet"/>
-        <w:spacing w:line="240" w:lineRule="auto"/>
-        <w:ind w:left="720"/>
-      </w:pPr>
-      <w:r>
-        <w:rPr>
-          <w:lang w:val="en_US" w:bidi="en_US"/>
-        </w:rPr>
-      </w:r>
-      <w:r>
-        <w:rPr>
-          <w:lang w:val="en_US" w:bidi="en_US"/>
-        </w:rPr>
-        <w:t>Leeks</w:t>
-      </w:r>
-    </w:p>
-    <w:p>
-      <w:pPr>
-        <w:pStyle w:val="ListBullet"/>
-        <w:spacing w:line="240" w:lineRule="auto"/>
-        <w:ind w:left="720"/>
-      </w:pPr>
-      <w:r>
-        <w:rPr>
-          <w:lang w:val="en_US" w:bidi="en_US"/>
-        </w:rPr>
-      </w:r>
-      <w:r>
-        <w:rPr>
-          <w:lang w:val="en_US" w:bidi="en_US"/>
-        </w:rPr>
-        <w:t xml:space="preserve">Onions </w:t>
-      </w:r>
-    </w:p>
-    <w:p>
-      <w:pPr>
-        <w:pStyle w:val="ListBullet"/>
-        <w:spacing w:line="240" w:lineRule="auto"/>
-        <w:ind w:left="720"/>
-      </w:pPr>
-      <w:r>
-        <w:rPr>
-          <w:lang w:val="en_US" w:bidi="en_US"/>
-        </w:rPr>
-      </w:r>
-      <w:r>
-        <w:rPr>
-          <w:lang w:val="en_US" w:bidi="en_US"/>
-        </w:rPr>
-        <w:t>Garlic (</w:t>
-      </w:r>
-      <w:hyperlink r:id="rId785">
-        <w:r>
-          <w:rPr>
-            <w:lang w:val="en_US" w:bidi="en_US"/>
-          </w:rPr>
-          <w:rPr>
-            <w:color w:val="0000EE"/>
-            <w:u w:val="single"/>
-          </w:rPr>
-          <w:t>Numbers 11:5</w:t>
+      <w:hyperlink r:id="rId802">
+        <w:r>
+          <w:rPr>
+            <w:lang w:val="en_US" w:bidi="en_US"/>
+          </w:rPr>
+          <w:rPr>
+            <w:color w:val="0000EE"/>
+            <w:u w:val="single"/>
+          </w:rPr>
+          <w:t>Micah 7:1</w:t>
+        </w:r>
+      </w:hyperlink>
+      <w:r>
+        <w:rPr>
+          <w:lang w:val="en_US" w:bidi="en_US"/>
+        </w:rPr>
+        <w:t>). The prophet Hosea said the Israelites were like the first fruit of the fig tree (</w:t>
+      </w:r>
+      <w:hyperlink r:id="rId803">
+        <w:r>
+          <w:rPr>
+            <w:lang w:val="en_US" w:bidi="en_US"/>
+          </w:rPr>
+          <w:rPr>
+            <w:color w:val="0000EE"/>
+            <w:u w:val="single"/>
+          </w:rPr>
+          <w:t>Hosea 9:10</w:t>
+        </w:r>
+      </w:hyperlink>
+      <w:r>
+        <w:rPr>
+          <w:lang w:val="en_US" w:bidi="en_US"/>
+        </w:rPr>
+        <w:t>). The prophet Jeremiah also used figs as a picture. He said the people who had gone into exile were like good figs. But the people left behind were like bad figs, fit only for destruction (</w:t>
+      </w:r>
+      <w:hyperlink r:id="rId804">
+        <w:r>
+          <w:rPr>
+            <w:lang w:val="en_US" w:bidi="en_US"/>
+          </w:rPr>
+          <w:rPr>
+            <w:color w:val="0000EE"/>
+            <w:u w:val="single"/>
+          </w:rPr>
+          <w:t>Jeremiah 24:1–10</w:t>
+        </w:r>
+      </w:hyperlink>
+      <w:r>
+        <w:rPr>
+          <w:lang w:val="en_US" w:bidi="en_US"/>
+        </w:rPr>
+        <w:t>).</w:t>
+      </w:r>
+    </w:p>
+    <w:p>
+      <w:pPr/>
+      <w:r>
+        <w:rPr>
+          <w:lang w:val="en_US" w:bidi="en_US"/>
+        </w:rPr>
+      </w:r>
+      <w:r>
+        <w:rPr>
+          <w:lang w:val="en_US" w:bidi="en_US"/>
+        </w:rPr>
+        <w:t>Figs were usually eaten fresh from the trees. Some figs were pressed into cakes for travel (</w:t>
+      </w:r>
+      <w:hyperlink r:id="rId510">
+        <w:r>
+          <w:rPr>
+            <w:lang w:val="en_US" w:bidi="en_US"/>
+          </w:rPr>
+          <w:rPr>
+            <w:color w:val="0000EE"/>
+            <w:u w:val="single"/>
+          </w:rPr>
+          <w:t>1 Samuel 25:18</w:t>
+        </w:r>
+      </w:hyperlink>
+      <w:r>
+        <w:rPr>
+          <w:lang w:val="en_US" w:bidi="en_US"/>
+        </w:rPr>
+        <w:t xml:space="preserve">; </w:t>
+      </w:r>
+      <w:hyperlink r:id="rId805">
+        <w:r>
+          <w:rPr>
+            <w:lang w:val="en_US" w:bidi="en_US"/>
+          </w:rPr>
+          <w:rPr>
+            <w:color w:val="0000EE"/>
+            <w:u w:val="single"/>
+          </w:rPr>
+          <w:t>30:12</w:t>
+        </w:r>
+      </w:hyperlink>
+      <w:r>
+        <w:rPr>
+          <w:lang w:val="en_US" w:bidi="en_US"/>
+        </w:rPr>
+        <w:t xml:space="preserve">; </w:t>
+      </w:r>
+      <w:hyperlink r:id="rId806">
+        <w:r>
+          <w:rPr>
+            <w:lang w:val="en_US" w:bidi="en_US"/>
+          </w:rPr>
+          <w:rPr>
+            <w:color w:val="0000EE"/>
+            <w:u w:val="single"/>
+          </w:rPr>
+          <w:t>1 Chronicles 12:40</w:t>
+        </w:r>
+      </w:hyperlink>
+      <w:r>
+        <w:rPr>
+          <w:lang w:val="en_US" w:bidi="en_US"/>
+        </w:rPr>
+        <w:t>). Figs were also useful as medicine. People could make poultices from them (</w:t>
+      </w:r>
+      <w:hyperlink r:id="rId807">
+        <w:r>
+          <w:rPr>
+            <w:lang w:val="en_US" w:bidi="en_US"/>
+          </w:rPr>
+          <w:rPr>
+            <w:color w:val="0000EE"/>
+            <w:u w:val="single"/>
+          </w:rPr>
+          <w:t>2 Kings 20:7</w:t>
+        </w:r>
+      </w:hyperlink>
+      <w:r>
+        <w:rPr>
+          <w:lang w:val="en_US" w:bidi="en_US"/>
+        </w:rPr>
+        <w:t xml:space="preserve">; </w:t>
+      </w:r>
+      <w:hyperlink r:id="rId808">
+        <w:r>
+          <w:rPr>
+            <w:lang w:val="en_US" w:bidi="en_US"/>
+          </w:rPr>
+          <w:rPr>
+            <w:color w:val="0000EE"/>
+            <w:u w:val="single"/>
+          </w:rPr>
+          <w:t>Isaiah 38:21</w:t>
+        </w:r>
+      </w:hyperlink>
+      <w:r>
+        <w:rPr>
+          <w:lang w:val="en_US" w:bidi="en_US"/>
+        </w:rPr>
+        <w:t>). A poultice is a soft, moist substance placed on the body to help heal it.</w:t>
+      </w:r>
+    </w:p>
+    <w:p>
+      <w:pPr/>
+      <w:r>
+        <w:rPr>
+          <w:lang w:val="en_US" w:bidi="en_US"/>
+        </w:rPr>
+      </w:r>
+      <w:r>
+        <w:rPr>
+          <w:lang w:val="en_US" w:bidi="en_US"/>
+        </w:rPr>
+        <w:t>Sycamore trees produced small fruit that looked like figs. Poor people mainly ate this fruit. A short time before harvest, people made small cuts in the fruit. This helped it swell and ripen faster. The prophet Amos took care of sycamore fruit trees before God called him to be a prophet (</w:t>
+      </w:r>
+      <w:hyperlink r:id="rId809">
+        <w:r>
+          <w:rPr>
+            <w:lang w:val="en_US" w:bidi="en_US"/>
+          </w:rPr>
+          <w:rPr>
+            <w:color w:val="0000EE"/>
+            <w:u w:val="single"/>
+          </w:rPr>
+          <w:t>Amos 7:14</w:t>
+        </w:r>
+      </w:hyperlink>
+      <w:r>
+        <w:rPr>
+          <w:lang w:val="en_US" w:bidi="en_US"/>
+        </w:rPr>
+        <w:t>).</w:t>
+      </w:r>
+    </w:p>
+    <w:p>
+      <w:pPr/>
+      <w:r>
+        <w:rPr>
+          <w:lang w:val="en_US" w:bidi="en_US"/>
+        </w:rPr>
+      </w:r>
+      <w:r>
+        <w:rPr>
+          <w:lang w:val="en_US" w:bidi="en_US"/>
+        </w:rPr>
+        <w:t xml:space="preserve">People may also have pressed fruit from the date palm into flat cakes for travel, as they did with figs. However, the Bible does not directly say that people ate dates as food (see </w:t>
+      </w:r>
+      <w:hyperlink r:id="rId810">
+        <w:r>
+          <w:rPr>
+            <w:lang w:val="en_US" w:bidi="en_US"/>
+          </w:rPr>
+          <w:rPr>
+            <w:color w:val="0000EE"/>
+            <w:u w:val="single"/>
+          </w:rPr>
+          <w:t>Judges 4:5</w:t>
+        </w:r>
+      </w:hyperlink>
+      <w:r>
+        <w:rPr>
+          <w:lang w:val="en_US" w:bidi="en_US"/>
+        </w:rPr>
+        <w:t xml:space="preserve">; </w:t>
+      </w:r>
+      <w:hyperlink r:id="rId811">
+        <w:r>
+          <w:rPr>
+            <w:lang w:val="en_US" w:bidi="en_US"/>
+          </w:rPr>
+          <w:rPr>
+            <w:color w:val="0000EE"/>
+            <w:u w:val="single"/>
+          </w:rPr>
+          <w:t>Psalm 92:12</w:t>
+        </w:r>
+      </w:hyperlink>
+      <w:r>
+        <w:rPr>
+          <w:lang w:val="en_US" w:bidi="en_US"/>
+        </w:rPr>
+        <w:t xml:space="preserve">; </w:t>
+      </w:r>
+      <w:hyperlink r:id="rId812">
+        <w:r>
+          <w:rPr>
+            <w:lang w:val="en_US" w:bidi="en_US"/>
+          </w:rPr>
+          <w:rPr>
+            <w:color w:val="0000EE"/>
+            <w:u w:val="single"/>
+          </w:rPr>
+          <w:t>Joel 1:12</w:t>
+        </w:r>
+      </w:hyperlink>
+      <w:r>
+        <w:rPr>
+          <w:lang w:val="en_US" w:bidi="en_US"/>
+        </w:rPr>
+        <w:t xml:space="preserve">; </w:t>
+      </w:r>
+      <w:hyperlink r:id="rId813">
+        <w:r>
+          <w:rPr>
+            <w:lang w:val="en_US" w:bidi="en_US"/>
+          </w:rPr>
+          <w:rPr>
+            <w:color w:val="0000EE"/>
+            <w:u w:val="single"/>
+          </w:rPr>
+          <w:t>John 12:13</w:t>
+        </w:r>
+      </w:hyperlink>
+      <w:r>
+        <w:rPr>
+          <w:lang w:val="en_US" w:bidi="en_US"/>
+        </w:rPr>
+        <w:t>).</w:t>
+      </w:r>
+    </w:p>
+    <w:p>
+      <w:pPr/>
+      <w:r>
+        <w:rPr>
+          <w:lang w:val="en_US" w:bidi="en_US"/>
+        </w:rPr>
+      </w:r>
+      <w:r>
+        <w:rPr>
+          <w:lang w:val="en_US" w:bidi="en_US"/>
+        </w:rPr>
+        <w:t>Another popular fruit in the Near East was the red pomegranate. People ate it whole, or they pressed its seeds to make a refreshing drink. The pomegranate is mentioned in temple ritual as one of the fruits brought back from Canaan to Moses by his spies (</w:t>
+      </w:r>
+      <w:hyperlink r:id="rId814">
+        <w:r>
+          <w:rPr>
+            <w:lang w:val="en_US" w:bidi="en_US"/>
+          </w:rPr>
+          <w:rPr>
+            <w:color w:val="0000EE"/>
+            <w:u w:val="single"/>
+          </w:rPr>
+          <w:t>Exodus 28:33</w:t>
+        </w:r>
+      </w:hyperlink>
+      <w:r>
+        <w:rPr>
+          <w:lang w:val="en_US" w:bidi="en_US"/>
+        </w:rPr>
+        <w:t>). Song of Solomon also mentions pomegranate juice as a special drink (</w:t>
+      </w:r>
+      <w:hyperlink r:id="rId815">
+        <w:r>
+          <w:rPr>
+            <w:lang w:val="en_US" w:bidi="en_US"/>
+          </w:rPr>
+          <w:rPr>
+            <w:color w:val="0000EE"/>
+            <w:u w:val="single"/>
+          </w:rPr>
+          <w:t>Song of Solomon 8:2</w:t>
         </w:r>
       </w:hyperlink>
       <w:r>
@@ -26866,18 +27882,36 @@
         <w:rPr>
           <w:lang w:val="en_US" w:bidi="en_US"/>
         </w:rPr>
-        <w:t>Many of these vegetables would be grown later in Palestine (particularly in Gaza). When cucumbers were first grown, they were luxury items and were protected by guards who lived in shacks overlooking the gardens (</w:t>
-      </w:r>
-      <w:hyperlink r:id="rId786">
-        <w:r>
-          <w:rPr>
-            <w:lang w:val="en_US" w:bidi="en_US"/>
-          </w:rPr>
-          <w:rPr>
-            <w:color w:val="0000EE"/>
-            <w:u w:val="single"/>
-          </w:rPr>
-          <w:t>Isaiah 1:8</w:t>
+        <w:t>The “apple” mentioned in Scripture was most likely a kind of apricot or quince. It was probably not the apple we know today (</w:t>
+      </w:r>
+      <w:hyperlink r:id="rId816">
+        <w:r>
+          <w:rPr>
+            <w:lang w:val="en_US" w:bidi="en_US"/>
+          </w:rPr>
+          <w:rPr>
+            <w:color w:val="0000EE"/>
+            <w:u w:val="single"/>
+          </w:rPr>
+          <w:t>Proverbs 25:11</w:t>
+        </w:r>
+      </w:hyperlink>
+      <w:r>
+        <w:rPr>
+          <w:lang w:val="en_US" w:bidi="en_US"/>
+        </w:rPr>
+        <w:t xml:space="preserve">; </w:t>
+      </w:r>
+      <w:hyperlink r:id="rId817">
+        <w:r>
+          <w:rPr>
+            <w:lang w:val="en_US" w:bidi="en_US"/>
+          </w:rPr>
+          <w:rPr>
+            <w:color w:val="0000EE"/>
+            <w:u w:val="single"/>
+          </w:rPr>
+          <w:t>Song of Solomon 2:5</w:t>
         </w:r>
       </w:hyperlink>
       <w:r>
@@ -26898,122 +27932,50 @@
         <w:rPr>
           <w:lang w:val="en_US" w:bidi="en_US"/>
         </w:rPr>
-        <w:t>Beans, lentils, and parched grain were brought to David and his soldiers at Mahanaim (</w:t>
-      </w:r>
-      <w:hyperlink r:id="rId759">
-        <w:r>
-          <w:rPr>
-            <w:lang w:val="en_US" w:bidi="en_US"/>
-          </w:rPr>
-          <w:rPr>
-            <w:color w:val="0000EE"/>
-            <w:u w:val="single"/>
-          </w:rPr>
-          <w:t>2 Samuel 17:28</w:t>
-        </w:r>
-      </w:hyperlink>
-      <w:r>
-        <w:rPr>
-          <w:lang w:val="en_US" w:bidi="en_US"/>
-        </w:rPr>
-        <w:t xml:space="preserve">). Lentils were grown in Egypt from the 13th century BC and were popular in Israel. Lentil soup is mentioned in </w:t>
-      </w:r>
-      <w:hyperlink r:id="rId787">
-        <w:r>
-          <w:rPr>
-            <w:lang w:val="en_US" w:bidi="en_US"/>
-          </w:rPr>
-          <w:rPr>
-            <w:color w:val="0000EE"/>
-            <w:u w:val="single"/>
-          </w:rPr>
-          <w:t>Genesis 25:34</w:t>
-        </w:r>
-      </w:hyperlink>
-      <w:r>
-        <w:rPr>
-          <w:lang w:val="en_US" w:bidi="en_US"/>
-        </w:rPr>
-        <w:t>.</w:t>
-      </w:r>
-    </w:p>
-    <w:p>
-      <w:pPr/>
-      <w:r>
-        <w:rPr>
-          <w:lang w:val="en_US" w:bidi="en_US"/>
-        </w:rPr>
-      </w:r>
-      <w:r>
-        <w:rPr>
-          <w:lang w:val="en_US" w:bidi="en_US"/>
-        </w:rPr>
-        <w:t>In times of hunger, carob tree husks could be used for food. These are craved by the prodigal son (</w:t>
-      </w:r>
-      <w:hyperlink r:id="rId788">
-        <w:r>
-          <w:rPr>
-            <w:lang w:val="en_US" w:bidi="en_US"/>
-          </w:rPr>
-          <w:rPr>
-            <w:color w:val="0000EE"/>
-            <w:u w:val="single"/>
-          </w:rPr>
-          <w:t>Luke 15:16</w:t>
-        </w:r>
-      </w:hyperlink>
-      <w:r>
-        <w:rPr>
-          <w:lang w:val="en_US" w:bidi="en_US"/>
-        </w:rPr>
-        <w:t>). Many kinds of green herbs could be eaten by the poor when needed (</w:t>
-      </w:r>
-      <w:hyperlink r:id="rId789">
-        <w:r>
-          <w:rPr>
-            <w:lang w:val="en_US" w:bidi="en_US"/>
-          </w:rPr>
-          <w:rPr>
-            <w:color w:val="0000EE"/>
-            <w:u w:val="single"/>
-          </w:rPr>
-          <w:t>Proverbs 15:17</w:t>
-        </w:r>
-      </w:hyperlink>
-      <w:r>
-        <w:rPr>
-          <w:lang w:val="en_US" w:bidi="en_US"/>
-        </w:rPr>
-        <w:t>). In extreme cases, mallow and juniper roots could be eaten. In Elisha’s time, a group of prophets at Gilgal made a stew of wild vegetables, but they accidentally added poisonous wild gourds. Elisha helped by adding flour to the pot (</w:t>
-      </w:r>
-      <w:hyperlink r:id="rId790">
-        <w:r>
-          <w:rPr>
-            <w:lang w:val="en_US" w:bidi="en_US"/>
-          </w:rPr>
-          <w:rPr>
-            <w:color w:val="0000EE"/>
-            <w:u w:val="single"/>
-          </w:rPr>
-          <w:t>2 Kings 4:38–41</w:t>
-        </w:r>
-      </w:hyperlink>
-      <w:r>
-        <w:rPr>
-          <w:lang w:val="en_US" w:bidi="en_US"/>
-        </w:rPr>
-        <w:t>). There is no record of which bitter herbs were used in the Passover offering (</w:t>
-      </w:r>
-      <w:hyperlink r:id="rId762">
-        <w:r>
-          <w:rPr>
-            <w:lang w:val="en_US" w:bidi="en_US"/>
-          </w:rPr>
-          <w:rPr>
-            <w:color w:val="0000EE"/>
-            <w:u w:val="single"/>
-          </w:rPr>
-          <w:t>Exodus 12:8</w:t>
+        <w:t>People also used nuts to add flavor to food. Almonds and pistachios were among the gifts Jacob sent when he tried to ransom his sons, or pay to bring them back (</w:t>
+      </w:r>
+      <w:hyperlink r:id="rId818">
+        <w:r>
+          <w:rPr>
+            <w:lang w:val="en_US" w:bidi="en_US"/>
+          </w:rPr>
+          <w:rPr>
+            <w:color w:val="0000EE"/>
+            <w:u w:val="single"/>
+          </w:rPr>
+          <w:t>Genesis 43:11</w:t>
+        </w:r>
+      </w:hyperlink>
+      <w:r>
+        <w:rPr>
+          <w:lang w:val="en_US" w:bidi="en_US"/>
+        </w:rPr>
+        <w:t>).</w:t>
+      </w:r>
+    </w:p>
+    <w:p>
+      <w:pPr/>
+      <w:r>
+        <w:rPr>
+          <w:lang w:val="en_US" w:bidi="en_US"/>
+        </w:rPr>
+      </w:r>
+      <w:r>
+        <w:rPr>
+          <w:lang w:val="en_US" w:bidi="en_US"/>
+        </w:rPr>
+        <w:t>Grapes were common and plentiful from the early Bronze Age. People ate grapes fresh from the vine. They also dried them as raisins (</w:t>
+      </w:r>
+      <w:hyperlink r:id="rId819">
+        <w:r>
+          <w:rPr>
+            <w:lang w:val="en_US" w:bidi="en_US"/>
+          </w:rPr>
+          <w:rPr>
+            <w:color w:val="0000EE"/>
+            <w:u w:val="single"/>
+          </w:rPr>
+          <w:t>Numbers 6:3</w:t>
         </w:r>
       </w:hyperlink>
       <w:r>
@@ -27022,34 +27984,80 @@
         </w:rPr>
         <w:t xml:space="preserve">; </w:t>
       </w:r>
-      <w:hyperlink r:id="rId791">
-        <w:r>
-          <w:rPr>
-            <w:lang w:val="en_US" w:bidi="en_US"/>
-          </w:rPr>
-          <w:rPr>
-            <w:color w:val="0000EE"/>
-            <w:u w:val="single"/>
-          </w:rPr>
-          <w:t>Numbers 9:11</w:t>
-        </w:r>
-      </w:hyperlink>
-      <w:r>
-        <w:rPr>
-          <w:lang w:val="en_US" w:bidi="en_US"/>
-        </w:rPr>
-        <w:t>), but mint and cumin were probably included. Dill, cumin, rue, and mint were common garden herbs (</w:t>
-      </w:r>
-      <w:hyperlink r:id="rId792">
-        <w:r>
-          <w:rPr>
-            <w:lang w:val="en_US" w:bidi="en_US"/>
-          </w:rPr>
-          <w:rPr>
-            <w:color w:val="0000EE"/>
-            <w:u w:val="single"/>
-          </w:rPr>
-          <w:t>Matthew 23:23</w:t>
+      <w:hyperlink r:id="rId510">
+        <w:r>
+          <w:rPr>
+            <w:lang w:val="en_US" w:bidi="en_US"/>
+          </w:rPr>
+          <w:rPr>
+            <w:color w:val="0000EE"/>
+            <w:u w:val="single"/>
+          </w:rPr>
+          <w:t>1 Samuel 25:18</w:t>
+        </w:r>
+      </w:hyperlink>
+      <w:r>
+        <w:rPr>
+          <w:lang w:val="en_US" w:bidi="en_US"/>
+        </w:rPr>
+        <w:t>). People pressed grapes for their juice. They drank the juice fresh as new wine, or they let it ferment and become an alcoholic drink. In ancient royal courts, the cupbearer had to provide grape juice or wine for the king, his family, and his guests (</w:t>
+      </w:r>
+      <w:hyperlink r:id="rId820">
+        <w:r>
+          <w:rPr>
+            <w:lang w:val="en_US" w:bidi="en_US"/>
+          </w:rPr>
+          <w:rPr>
+            <w:color w:val="0000EE"/>
+            <w:u w:val="single"/>
+          </w:rPr>
+          <w:t>Genesis 40:9–13</w:t>
+        </w:r>
+      </w:hyperlink>
+      <w:r>
+        <w:rPr>
+          <w:lang w:val="en_US" w:bidi="en_US"/>
+        </w:rPr>
+        <w:t>).</w:t>
+      </w:r>
+    </w:p>
+    <w:p>
+      <w:pPr/>
+      <w:r>
+        <w:rPr>
+          <w:lang w:val="en_US" w:bidi="en_US"/>
+        </w:rPr>
+      </w:r>
+      <w:r>
+        <w:rPr>
+          <w:lang w:val="en_US" w:bidi="en_US"/>
+        </w:rPr>
+        <w:t>Grape juice could also become vinegar when wine went bad. People used vinegar to flavor food and keep food from spoiling. When vinegar was mixed with water, it made a refreshing drink for workers in the fields. People in the Near East also made a thick syrup from grapes. They boiled the grapes until the juice became like molasses. This syrup could be used to sweeten food.</w:t>
+      </w:r>
+    </w:p>
+    <w:p>
+      <w:pPr/>
+      <w:r>
+        <w:rPr>
+          <w:lang w:val="en_US" w:bidi="en_US"/>
+        </w:rPr>
+      </w:r>
+      <w:r>
+        <w:rPr>
+          <w:lang w:val="en_US" w:bidi="en_US"/>
+        </w:rPr>
+        <w:t>Wine was a common drink in ancient times. People could mix it with water, spices, or honey to make spiced wine (</w:t>
+      </w:r>
+      <w:hyperlink r:id="rId815">
+        <w:r>
+          <w:rPr>
+            <w:lang w:val="en_US" w:bidi="en_US"/>
+          </w:rPr>
+          <w:rPr>
+            <w:color w:val="0000EE"/>
+            <w:u w:val="single"/>
+          </w:rPr>
+          <w:t>Song of Solomon 8:2</w:t>
         </w:r>
       </w:hyperlink>
       <w:r>
@@ -27058,66 +28066,34 @@
         </w:rPr>
         <w:t xml:space="preserve">; </w:t>
       </w:r>
-      <w:hyperlink r:id="rId793">
-        <w:r>
-          <w:rPr>
-            <w:lang w:val="en_US" w:bidi="en_US"/>
-          </w:rPr>
-          <w:rPr>
-            <w:color w:val="0000EE"/>
-            <w:u w:val="single"/>
-          </w:rPr>
-          <w:t>Luke 11:42</w:t>
-        </w:r>
-      </w:hyperlink>
-      <w:r>
-        <w:rPr>
-          <w:lang w:val="en_US" w:bidi="en_US"/>
-        </w:rPr>
-        <w:t xml:space="preserve">). </w:t>
-      </w:r>
-    </w:p>
-    <w:p>
-      <w:pPr/>
-      <w:r>
-        <w:rPr>
-          <w:lang w:val="en_US" w:bidi="en_US"/>
-        </w:rPr>
-      </w:r>
-      <w:r>
-        <w:rPr>
-          <w:lang w:val="en_US" w:bidi="en_US"/>
-        </w:rPr>
-        <w:t>Seasonings added flavor to the typical Israelite diet. Salt from the Dead Sea area was an important seasoning and preservative. Salt was so important that sharing salt with a person at a meal meant sealing a covenant or pact (</w:t>
-      </w:r>
-      <w:hyperlink r:id="rId794">
-        <w:r>
-          <w:rPr>
-            <w:lang w:val="en_US" w:bidi="en_US"/>
-          </w:rPr>
-          <w:rPr>
-            <w:color w:val="0000EE"/>
-            <w:u w:val="single"/>
-          </w:rPr>
-          <w:t>Numbers 18:19</w:t>
-        </w:r>
-      </w:hyperlink>
-      <w:r>
-        <w:rPr>
-          <w:lang w:val="en_US" w:bidi="en_US"/>
-        </w:rPr>
-        <w:t>). In sacrifices, salt was part of meat and cereal offerings as it represented the sealing of God’s covenant with Israel (</w:t>
-      </w:r>
-      <w:hyperlink r:id="rId795">
-        <w:r>
-          <w:rPr>
-            <w:lang w:val="en_US" w:bidi="en_US"/>
-          </w:rPr>
-          <w:rPr>
-            <w:color w:val="0000EE"/>
-            <w:u w:val="single"/>
-          </w:rPr>
-          <w:t>Leviticus 2:13</w:t>
+      <w:hyperlink r:id="rId821">
+        <w:r>
+          <w:rPr>
+            <w:lang w:val="en_US" w:bidi="en_US"/>
+          </w:rPr>
+          <w:rPr>
+            <w:color w:val="0000EE"/>
+            <w:u w:val="single"/>
+          </w:rPr>
+          <w:t>Isaiah 5:22</w:t>
+        </w:r>
+      </w:hyperlink>
+      <w:r>
+        <w:rPr>
+          <w:lang w:val="en_US" w:bidi="en_US"/>
+        </w:rPr>
+        <w:t>). The Hebrew word for “banquet” or “feast” literally means “drinking.” This shows that drinking was an important part of these events. A festival or banquet was expected to include joy and celebration (</w:t>
+      </w:r>
+      <w:hyperlink r:id="rId822">
+        <w:r>
+          <w:rPr>
+            <w:lang w:val="en_US" w:bidi="en_US"/>
+          </w:rPr>
+          <w:rPr>
+            <w:color w:val="0000EE"/>
+            <w:u w:val="single"/>
+          </w:rPr>
+          <w:t>Genesis 43:34</w:t>
         </w:r>
       </w:hyperlink>
       <w:r>
@@ -27126,16 +28102,34 @@
         </w:rPr>
         <w:t xml:space="preserve">; </w:t>
       </w:r>
-      <w:hyperlink r:id="rId796">
-        <w:r>
-          <w:rPr>
-            <w:lang w:val="en_US" w:bidi="en_US"/>
-          </w:rPr>
-          <w:rPr>
-            <w:color w:val="0000EE"/>
-            <w:u w:val="single"/>
-          </w:rPr>
-          <w:t>Ezekiel 43:24</w:t>
+      <w:hyperlink r:id="rId823">
+        <w:r>
+          <w:rPr>
+            <w:lang w:val="en_US" w:bidi="en_US"/>
+          </w:rPr>
+          <w:rPr>
+            <w:color w:val="0000EE"/>
+            <w:u w:val="single"/>
+          </w:rPr>
+          <w:t>Judges 9:13</w:t>
+        </w:r>
+      </w:hyperlink>
+      <w:r>
+        <w:rPr>
+          <w:lang w:val="en_US" w:bidi="en_US"/>
+        </w:rPr>
+        <w:t xml:space="preserve">; </w:t>
+      </w:r>
+      <w:hyperlink r:id="rId824">
+        <w:r>
+          <w:rPr>
+            <w:lang w:val="en_US" w:bidi="en_US"/>
+          </w:rPr>
+          <w:rPr>
+            <w:color w:val="0000EE"/>
+            <w:u w:val="single"/>
+          </w:rPr>
+          <w:t>Luke 5:34</w:t>
         </w:r>
       </w:hyperlink>
       <w:r>
@@ -27156,834 +28150,21 @@
         <w:rPr>
           <w:lang w:val="en_US" w:bidi="en_US"/>
         </w:rPr>
-        <w:t>The mustard tree, grown for its oil, grew from a small seed to up to 15 feet (4.5 meters) (</w:t>
-      </w:r>
-      <w:hyperlink r:id="rId797">
-        <w:r>
-          <w:rPr>
-            <w:lang w:val="en_US" w:bidi="en_US"/>
-          </w:rPr>
-          <w:rPr>
-            <w:color w:val="0000EE"/>
-            <w:u w:val="single"/>
-          </w:rPr>
-          <w:t>Matthew 13:31–32</w:t>
-        </w:r>
-      </w:hyperlink>
-      <w:r>
-        <w:rPr>
-          <w:lang w:val="en_US" w:bidi="en_US"/>
-        </w:rPr>
-        <w:t>). Anise, coriander, and cinnamon were also common (</w:t>
-      </w:r>
-      <w:hyperlink r:id="rId798">
-        <w:r>
-          <w:rPr>
-            <w:lang w:val="en_US" w:bidi="en_US"/>
-          </w:rPr>
-          <w:rPr>
-            <w:color w:val="0000EE"/>
-            <w:u w:val="single"/>
-          </w:rPr>
-          <w:t>Exodus 16:31</w:t>
-        </w:r>
-      </w:hyperlink>
-      <w:r>
-        <w:rPr>
-          <w:lang w:val="en_US" w:bidi="en_US"/>
-        </w:rPr>
-        <w:t xml:space="preserve">; </w:t>
-      </w:r>
-      <w:hyperlink r:id="rId799">
-        <w:r>
-          <w:rPr>
-            <w:lang w:val="en_US" w:bidi="en_US"/>
-          </w:rPr>
-          <w:rPr>
-            <w:color w:val="0000EE"/>
-            <w:u w:val="single"/>
-          </w:rPr>
-          <w:t>Numbers 11:7</w:t>
-        </w:r>
-      </w:hyperlink>
-      <w:r>
-        <w:rPr>
-          <w:lang w:val="en_US" w:bidi="en_US"/>
-        </w:rPr>
-        <w:t>). The most popular spice, other than salt, was garlic. Vinegar was used for flavoring and preserving. Many seeds and plants were found in Egyptian tombs from the 18th dynasty. It was common for people to use seasoning in the ancient world.</w:t>
-      </w:r>
-    </w:p>
-    <w:p>
-      <w:pPr>
-        <w:pStyle w:val="Heading3"/>
-      </w:pPr>
-      <w:r>
-        <w:rPr>
-          <w:lang w:val="en_US" w:bidi="en_US"/>
-        </w:rPr>
-        <w:t>Fruits, Nuts, and Wine</w:t>
-      </w:r>
-    </w:p>
-    <w:p>
-      <w:pPr/>
-      <w:r>
-        <w:rPr>
-          <w:lang w:val="en_US" w:bidi="en_US"/>
-        </w:rPr>
-      </w:r>
-      <w:r>
-        <w:rPr>
-          <w:lang w:val="en_US" w:bidi="en_US"/>
-        </w:rPr>
-        <w:t>Olive trees grew often in Palestine and were an excellent source of food and oil. Even in poor soil, one tree could give enough to a family for a whole year. Some green olives were pickled and eaten with bread. But, the olive was most important as a source of oil. Olive oil was used in baking bread and cakes and in frying foods. The best olive oil was saved for sacrifices.</w:t>
-      </w:r>
-    </w:p>
-    <w:p>
-      <w:pPr/>
-      <w:r>
-        <w:rPr>
-          <w:lang w:val="en_US" w:bidi="en_US"/>
-        </w:rPr>
-      </w:r>
-      <w:r>
-        <w:rPr>
-          <w:lang w:val="en_US" w:bidi="en_US"/>
-        </w:rPr>
-        <w:t>Oil was taken from the finest olives by crushing them with a stone mortar and pestle. Pickers would often collect the olives from trees with long poles and baskets. The oil was squeezed from them in a vat, probably the same one used for grapes (</w:t>
-      </w:r>
-      <w:hyperlink r:id="rId800">
-        <w:r>
-          <w:rPr>
-            <w:lang w:val="en_US" w:bidi="en_US"/>
-          </w:rPr>
-          <w:rPr>
-            <w:color w:val="0000EE"/>
-            <w:u w:val="single"/>
-          </w:rPr>
-          <w:t>Micah 6:15</w:t>
-        </w:r>
-      </w:hyperlink>
-      <w:r>
-        <w:rPr>
-          <w:lang w:val="en_US" w:bidi="en_US"/>
-        </w:rPr>
-        <w:t>), which was collected four weeks later.</w:t>
-      </w:r>
-    </w:p>
-    <w:p>
-      <w:pPr/>
-      <w:r>
-        <w:rPr>
-          <w:lang w:val="en_US" w:bidi="en_US"/>
-        </w:rPr>
-      </w:r>
-      <w:r>
-        <w:rPr>
-          <w:lang w:val="en_US" w:bidi="en_US"/>
-        </w:rPr>
-        <w:t>An oil mill needed two people to turn a heavy upper grinding stone. As the oil dripped down, it was collected in a stone vat and settled and purified. When ready, the oil was stored in skins or jars.</w:t>
-      </w:r>
-    </w:p>
-    <w:p>
-      <w:pPr/>
-      <w:r>
-        <w:rPr>
-          <w:lang w:val="en_US" w:bidi="en_US"/>
-        </w:rPr>
-      </w:r>
-      <w:r>
-        <w:rPr>
-          <w:lang w:val="en_US" w:bidi="en_US"/>
-        </w:rPr>
-        <w:t>Fig trees grew in all areas of Palestine. They needed little work and yielded two or three crops per year. The second, in the late summer, was the most abundant. The first figs of the season were a great delicacy (</w:t>
-      </w:r>
-      <w:hyperlink r:id="rId801">
-        <w:r>
-          <w:rPr>
-            <w:lang w:val="en_US" w:bidi="en_US"/>
-          </w:rPr>
-          <w:rPr>
-            <w:color w:val="0000EE"/>
-            <w:u w:val="single"/>
-          </w:rPr>
-          <w:t>Isaiah 28:4</w:t>
-        </w:r>
-      </w:hyperlink>
-      <w:r>
-        <w:rPr>
-          <w:lang w:val="en_US" w:bidi="en_US"/>
-        </w:rPr>
-        <w:t xml:space="preserve">; </w:t>
-      </w:r>
-      <w:hyperlink r:id="rId802">
-        <w:r>
-          <w:rPr>
-            <w:lang w:val="en_US" w:bidi="en_US"/>
-          </w:rPr>
-          <w:rPr>
-            <w:color w:val="0000EE"/>
-            <w:u w:val="single"/>
-          </w:rPr>
-          <w:t>Micah 7:1</w:t>
-        </w:r>
-      </w:hyperlink>
-      <w:r>
-        <w:rPr>
-          <w:lang w:val="en_US" w:bidi="en_US"/>
-        </w:rPr>
-        <w:t>). The prophet Hosea compared the Israelites to the first yield of the fig tree (</w:t>
-      </w:r>
-      <w:hyperlink r:id="rId803">
-        <w:r>
-          <w:rPr>
-            <w:lang w:val="en_US" w:bidi="en_US"/>
-          </w:rPr>
-          <w:rPr>
-            <w:color w:val="0000EE"/>
-            <w:u w:val="single"/>
-          </w:rPr>
-          <w:t>Hosea 9:10</w:t>
-        </w:r>
-      </w:hyperlink>
-      <w:r>
-        <w:rPr>
-          <w:lang w:val="en_US" w:bidi="en_US"/>
-        </w:rPr>
-        <w:t>). Jeremiah also compared the exiles to the first figs, while the people still in the land were like bad figs, fit for destruction (</w:t>
-      </w:r>
-      <w:hyperlink r:id="rId804">
-        <w:r>
-          <w:rPr>
-            <w:lang w:val="en_US" w:bidi="en_US"/>
-          </w:rPr>
-          <w:rPr>
-            <w:color w:val="0000EE"/>
-            <w:u w:val="single"/>
-          </w:rPr>
-          <w:t>Jeremiah 24:1–10</w:t>
-        </w:r>
-      </w:hyperlink>
-      <w:r>
-        <w:rPr>
-          <w:lang w:val="en_US" w:bidi="en_US"/>
-        </w:rPr>
-        <w:t>).</w:t>
-      </w:r>
-    </w:p>
-    <w:p>
-      <w:pPr/>
-      <w:r>
-        <w:rPr>
-          <w:lang w:val="en_US" w:bidi="en_US"/>
-        </w:rPr>
-      </w:r>
-      <w:r>
-        <w:rPr>
-          <w:lang w:val="en_US" w:bidi="en_US"/>
-        </w:rPr>
-        <w:t>Figs could be eaten fresh from the trees, but some were made into cakes for traveling (</w:t>
-      </w:r>
-      <w:hyperlink r:id="rId510">
-        <w:r>
-          <w:rPr>
-            <w:lang w:val="en_US" w:bidi="en_US"/>
-          </w:rPr>
-          <w:rPr>
-            <w:color w:val="0000EE"/>
-            <w:u w:val="single"/>
-          </w:rPr>
-          <w:t>1 Samuel 25:18</w:t>
-        </w:r>
-      </w:hyperlink>
-      <w:r>
-        <w:rPr>
-          <w:lang w:val="en_US" w:bidi="en_US"/>
-        </w:rPr>
-        <w:t xml:space="preserve">; </w:t>
-      </w:r>
-      <w:hyperlink r:id="rId805">
-        <w:r>
-          <w:rPr>
-            <w:lang w:val="en_US" w:bidi="en_US"/>
-          </w:rPr>
-          <w:rPr>
-            <w:color w:val="0000EE"/>
-            <w:u w:val="single"/>
-          </w:rPr>
-          <w:t>30:12</w:t>
-        </w:r>
-      </w:hyperlink>
-      <w:r>
-        <w:rPr>
-          <w:lang w:val="en_US" w:bidi="en_US"/>
-        </w:rPr>
-        <w:t xml:space="preserve">; </w:t>
-      </w:r>
-      <w:hyperlink r:id="rId806">
-        <w:r>
-          <w:rPr>
-            <w:lang w:val="en_US" w:bidi="en_US"/>
-          </w:rPr>
-          <w:rPr>
-            <w:color w:val="0000EE"/>
-            <w:u w:val="single"/>
-          </w:rPr>
-          <w:t>1 Chronicles 12:40</w:t>
-        </w:r>
-      </w:hyperlink>
-      <w:r>
-        <w:rPr>
-          <w:lang w:val="en_US" w:bidi="en_US"/>
-        </w:rPr>
-        <w:t>). Figs were used as medicine to soothe wounds (</w:t>
-      </w:r>
-      <w:hyperlink r:id="rId807">
-        <w:r>
-          <w:rPr>
-            <w:lang w:val="en_US" w:bidi="en_US"/>
-          </w:rPr>
-          <w:rPr>
-            <w:color w:val="0000EE"/>
-            <w:u w:val="single"/>
-          </w:rPr>
-          <w:t>2 Kings 20:7</w:t>
-        </w:r>
-      </w:hyperlink>
-      <w:r>
-        <w:rPr>
-          <w:lang w:val="en_US" w:bidi="en_US"/>
-        </w:rPr>
-        <w:t xml:space="preserve">; </w:t>
-      </w:r>
-      <w:hyperlink r:id="rId808">
-        <w:r>
-          <w:rPr>
-            <w:lang w:val="en_US" w:bidi="en_US"/>
-          </w:rPr>
-          <w:rPr>
-            <w:color w:val="0000EE"/>
-            <w:u w:val="single"/>
-          </w:rPr>
-          <w:t>Isaiah 38:21</w:t>
-        </w:r>
-      </w:hyperlink>
-      <w:r>
-        <w:rPr>
-          <w:lang w:val="en_US" w:bidi="en_US"/>
-        </w:rPr>
-        <w:t>). Sycamore trees produced small fruits, similar to figs, that were eaten by the poor. Before it was harvested, the fruit would be cut, making it swell and ripen more quickly. The prophet Amos cut sycamore fruit before he was called by God (</w:t>
-      </w:r>
-      <w:hyperlink r:id="rId809">
-        <w:r>
-          <w:rPr>
-            <w:lang w:val="en_US" w:bidi="en_US"/>
-          </w:rPr>
-          <w:rPr>
-            <w:color w:val="0000EE"/>
-            <w:u w:val="single"/>
-          </w:rPr>
-          <w:t>Amos 7:14</w:t>
-        </w:r>
-      </w:hyperlink>
-      <w:r>
-        <w:rPr>
-          <w:lang w:val="en_US" w:bidi="en_US"/>
-        </w:rPr>
-        <w:t>).</w:t>
-      </w:r>
-    </w:p>
-    <w:p>
-      <w:pPr/>
-      <w:r>
-        <w:rPr>
-          <w:lang w:val="en_US" w:bidi="en_US"/>
-        </w:rPr>
-      </w:r>
-      <w:r>
-        <w:rPr>
-          <w:lang w:val="en_US" w:bidi="en_US"/>
-        </w:rPr>
-        <w:t xml:space="preserve">The date palm was also pressed into flat cakes for travelers. The Bible does not reference this (see </w:t>
-      </w:r>
-      <w:hyperlink r:id="rId810">
-        <w:r>
-          <w:rPr>
-            <w:lang w:val="en_US" w:bidi="en_US"/>
-          </w:rPr>
-          <w:rPr>
-            <w:color w:val="0000EE"/>
-            <w:u w:val="single"/>
-          </w:rPr>
-          <w:t>Judges 4:5</w:t>
-        </w:r>
-      </w:hyperlink>
-      <w:r>
-        <w:rPr>
-          <w:lang w:val="en_US" w:bidi="en_US"/>
-        </w:rPr>
-        <w:t xml:space="preserve">; </w:t>
-      </w:r>
-      <w:hyperlink r:id="rId811">
-        <w:r>
-          <w:rPr>
-            <w:lang w:val="en_US" w:bidi="en_US"/>
-          </w:rPr>
-          <w:rPr>
-            <w:color w:val="0000EE"/>
-            <w:u w:val="single"/>
-          </w:rPr>
-          <w:t>Psalm 92:12</w:t>
-        </w:r>
-      </w:hyperlink>
-      <w:r>
-        <w:rPr>
-          <w:lang w:val="en_US" w:bidi="en_US"/>
-        </w:rPr>
-        <w:t xml:space="preserve">; </w:t>
-      </w:r>
-      <w:hyperlink r:id="rId812">
-        <w:r>
-          <w:rPr>
-            <w:lang w:val="en_US" w:bidi="en_US"/>
-          </w:rPr>
-          <w:rPr>
-            <w:color w:val="0000EE"/>
-            <w:u w:val="single"/>
-          </w:rPr>
-          <w:t>Joel 1:12</w:t>
-        </w:r>
-      </w:hyperlink>
-      <w:r>
-        <w:rPr>
-          <w:lang w:val="en_US" w:bidi="en_US"/>
-        </w:rPr>
-        <w:t xml:space="preserve">; </w:t>
-      </w:r>
-      <w:hyperlink r:id="rId813">
-        <w:r>
-          <w:rPr>
-            <w:lang w:val="en_US" w:bidi="en_US"/>
-          </w:rPr>
-          <w:rPr>
-            <w:color w:val="0000EE"/>
-            <w:u w:val="single"/>
-          </w:rPr>
-          <w:t>John 12:13</w:t>
-        </w:r>
-      </w:hyperlink>
-      <w:r>
-        <w:rPr>
-          <w:lang w:val="en_US" w:bidi="en_US"/>
-        </w:rPr>
-        <w:t>).</w:t>
-      </w:r>
-    </w:p>
-    <w:p>
-      <w:pPr/>
-      <w:r>
-        <w:rPr>
-          <w:lang w:val="en_US" w:bidi="en_US"/>
-        </w:rPr>
-      </w:r>
-      <w:r>
-        <w:rPr>
-          <w:lang w:val="en_US" w:bidi="en_US"/>
-        </w:rPr>
-        <w:t>Another popular fruit was the pomegranate. It was eaten whole, or the seeds were pressed into a drink. The pomegranate was one of the fruits brought back from Canaan to Moses by his spies (</w:t>
-      </w:r>
-      <w:hyperlink r:id="rId814">
-        <w:r>
-          <w:rPr>
-            <w:lang w:val="en_US" w:bidi="en_US"/>
-          </w:rPr>
-          <w:rPr>
-            <w:color w:val="0000EE"/>
-            <w:u w:val="single"/>
-          </w:rPr>
-          <w:t>Exodus 28:33</w:t>
-        </w:r>
-      </w:hyperlink>
-      <w:r>
-        <w:rPr>
-          <w:lang w:val="en_US" w:bidi="en_US"/>
-        </w:rPr>
-        <w:t>). It was also an exotic drink (</w:t>
-      </w:r>
-      <w:hyperlink r:id="rId815">
-        <w:r>
-          <w:rPr>
-            <w:lang w:val="en_US" w:bidi="en_US"/>
-          </w:rPr>
-          <w:rPr>
-            <w:color w:val="0000EE"/>
-            <w:u w:val="single"/>
-          </w:rPr>
-          <w:t>Song of Solomon 8:2</w:t>
-        </w:r>
-      </w:hyperlink>
-      <w:r>
-        <w:rPr>
-          <w:lang w:val="en_US" w:bidi="en_US"/>
-        </w:rPr>
-        <w:t>). The “apple” mentioned in Scripture was likely an apricot or quince (</w:t>
-      </w:r>
-      <w:hyperlink r:id="rId816">
-        <w:r>
-          <w:rPr>
-            <w:lang w:val="en_US" w:bidi="en_US"/>
-          </w:rPr>
-          <w:rPr>
-            <w:color w:val="0000EE"/>
-            <w:u w:val="single"/>
-          </w:rPr>
-          <w:t>Proverbs 25:11</w:t>
-        </w:r>
-      </w:hyperlink>
-      <w:r>
-        <w:rPr>
-          <w:lang w:val="en_US" w:bidi="en_US"/>
-        </w:rPr>
-        <w:t xml:space="preserve">; </w:t>
-      </w:r>
-      <w:hyperlink r:id="rId817">
-        <w:r>
-          <w:rPr>
-            <w:lang w:val="en_US" w:bidi="en_US"/>
-          </w:rPr>
-          <w:rPr>
-            <w:color w:val="0000EE"/>
-            <w:u w:val="single"/>
-          </w:rPr>
-          <w:t>Song of Solomon 2:5</w:t>
-        </w:r>
-      </w:hyperlink>
-      <w:r>
-        <w:rPr>
-          <w:lang w:val="en_US" w:bidi="en_US"/>
-        </w:rPr>
-        <w:t>). Nuts were used for flavor in cooking. Almonds and pistachios were given by Jacob to ransom his sons (</w:t>
-      </w:r>
-      <w:hyperlink r:id="rId818">
-        <w:r>
-          <w:rPr>
-            <w:lang w:val="en_US" w:bidi="en_US"/>
-          </w:rPr>
-          <w:rPr>
-            <w:color w:val="0000EE"/>
-            <w:u w:val="single"/>
-          </w:rPr>
-          <w:t>Genesis 43:11</w:t>
-        </w:r>
-      </w:hyperlink>
-      <w:r>
-        <w:rPr>
-          <w:lang w:val="en_US" w:bidi="en_US"/>
-        </w:rPr>
-        <w:t>).</w:t>
-      </w:r>
-    </w:p>
-    <w:p>
-      <w:pPr/>
-      <w:r>
-        <w:rPr>
-          <w:lang w:val="en_US" w:bidi="en_US"/>
-        </w:rPr>
-      </w:r>
-      <w:r>
-        <w:rPr>
-          <w:lang w:val="en_US" w:bidi="en_US"/>
-        </w:rPr>
-        <w:t xml:space="preserve">Grapes were popular in the early Bronze Age. Grapes were: </w:t>
-      </w:r>
-    </w:p>
-    <w:p>
-      <w:pPr>
-        <w:pStyle w:val="ListBullet"/>
-        <w:spacing w:line="240" w:lineRule="auto"/>
-        <w:ind w:left="720"/>
-      </w:pPr>
-      <w:r>
-        <w:rPr>
-          <w:lang w:val="en_US" w:bidi="en_US"/>
-        </w:rPr>
-      </w:r>
-      <w:r>
-        <w:rPr>
-          <w:lang w:val="en_US" w:bidi="en_US"/>
-        </w:rPr>
-        <w:t>Eaten from the vine</w:t>
-      </w:r>
-    </w:p>
-    <w:p>
-      <w:pPr>
-        <w:pStyle w:val="ListBullet"/>
-        <w:spacing w:line="240" w:lineRule="auto"/>
-        <w:ind w:left="720"/>
-      </w:pPr>
-      <w:r>
-        <w:rPr>
-          <w:lang w:val="en_US" w:bidi="en_US"/>
-        </w:rPr>
-      </w:r>
-      <w:r>
-        <w:rPr>
-          <w:lang w:val="en_US" w:bidi="en_US"/>
-        </w:rPr>
-        <w:t>Dried as raisins (</w:t>
-      </w:r>
-      <w:hyperlink r:id="rId819">
-        <w:r>
-          <w:rPr>
-            <w:lang w:val="en_US" w:bidi="en_US"/>
-          </w:rPr>
-          <w:rPr>
-            <w:color w:val="0000EE"/>
-            <w:u w:val="single"/>
-          </w:rPr>
-          <w:t>Numbers 6:3</w:t>
-        </w:r>
-      </w:hyperlink>
-      <w:r>
-        <w:rPr>
-          <w:lang w:val="en_US" w:bidi="en_US"/>
-        </w:rPr>
-        <w:t xml:space="preserve">; </w:t>
-      </w:r>
-      <w:hyperlink r:id="rId510">
-        <w:r>
-          <w:rPr>
-            <w:lang w:val="en_US" w:bidi="en_US"/>
-          </w:rPr>
-          <w:rPr>
-            <w:color w:val="0000EE"/>
-            <w:u w:val="single"/>
-          </w:rPr>
-          <w:t>1 Samuel 25:18</w:t>
-        </w:r>
-      </w:hyperlink>
-      <w:r>
-        <w:rPr>
-          <w:lang w:val="en_US" w:bidi="en_US"/>
-        </w:rPr>
-        <w:t>)</w:t>
-      </w:r>
-    </w:p>
-    <w:p>
-      <w:pPr>
-        <w:pStyle w:val="ListBullet"/>
-        <w:spacing w:line="240" w:lineRule="auto"/>
-        <w:ind w:left="720"/>
-      </w:pPr>
-      <w:r>
-        <w:rPr>
-          <w:lang w:val="en_US" w:bidi="en_US"/>
-        </w:rPr>
-      </w:r>
-      <w:r>
-        <w:rPr>
-          <w:lang w:val="en_US" w:bidi="en_US"/>
-        </w:rPr>
-        <w:t xml:space="preserve"> Pressed </w:t>
-      </w:r>
-    </w:p>
-    <w:p>
-      <w:pPr>
-        <w:pStyle w:val="ListBullet"/>
-        <w:spacing w:line="240" w:lineRule="auto"/>
-        <w:ind w:left="720"/>
-      </w:pPr>
-      <w:r>
-        <w:rPr>
-          <w:lang w:val="en_US" w:bidi="en_US"/>
-        </w:rPr>
-      </w:r>
-      <w:r>
-        <w:rPr>
-          <w:lang w:val="en_US" w:bidi="en_US"/>
-        </w:rPr>
-        <w:t>Drunk as new wine</w:t>
-      </w:r>
-    </w:p>
-    <w:p>
-      <w:pPr>
-        <w:pStyle w:val="ListBullet"/>
-        <w:spacing w:line="240" w:lineRule="auto"/>
-        <w:ind w:left="720"/>
-      </w:pPr>
-      <w:r>
-        <w:rPr>
-          <w:lang w:val="en_US" w:bidi="en_US"/>
-        </w:rPr>
-      </w:r>
-      <w:r>
-        <w:rPr>
-          <w:lang w:val="en_US" w:bidi="en_US"/>
-        </w:rPr>
-        <w:t>Fermented into alcohol</w:t>
-      </w:r>
-    </w:p>
-    <w:p>
-      <w:pPr/>
-      <w:r>
-        <w:rPr>
-          <w:lang w:val="en_US" w:bidi="en_US"/>
-        </w:rPr>
-      </w:r>
-      <w:r>
-        <w:rPr>
-          <w:lang w:val="en_US" w:bidi="en_US"/>
-        </w:rPr>
-        <w:t>The cup-bearer in ancient royal courts provided grape juice or wine to the king, his family, and guests (</w:t>
-      </w:r>
-      <w:hyperlink r:id="rId820">
-        <w:r>
-          <w:rPr>
-            <w:lang w:val="en_US" w:bidi="en_US"/>
-          </w:rPr>
-          <w:rPr>
-            <w:color w:val="0000EE"/>
-            <w:u w:val="single"/>
-          </w:rPr>
-          <w:t>Genesis 40:9–13</w:t>
-        </w:r>
-      </w:hyperlink>
-      <w:r>
-        <w:rPr>
-          <w:lang w:val="en_US" w:bidi="en_US"/>
-        </w:rPr>
-        <w:t>).</w:t>
-      </w:r>
-    </w:p>
-    <w:p>
-      <w:pPr/>
-      <w:r>
-        <w:rPr>
-          <w:lang w:val="en_US" w:bidi="en_US"/>
-        </w:rPr>
-      </w:r>
-      <w:r>
-        <w:rPr>
-          <w:lang w:val="en_US" w:bidi="en_US"/>
-        </w:rPr>
-        <w:t>Grape juice provided vinegar when the wine deteriorated. Vinegar was used for flavoring and preserving. When mixed with water, it made a refreshing drink for workers. Jelly was made by boiling grapes until they thickened. This syrup was used as a sweetener.</w:t>
-      </w:r>
-    </w:p>
-    <w:p>
-      <w:pPr/>
-      <w:r>
-        <w:rPr>
-          <w:lang w:val="en_US" w:bidi="en_US"/>
-        </w:rPr>
-      </w:r>
-      <w:r>
-        <w:rPr>
-          <w:lang w:val="en_US" w:bidi="en_US"/>
-        </w:rPr>
-        <w:t>Wine was a common drink in antiquity. It could be mixed with water or mixed with spices or honey to make a mulled wine (</w:t>
-      </w:r>
-      <w:hyperlink r:id="rId815">
-        <w:r>
-          <w:rPr>
-            <w:lang w:val="en_US" w:bidi="en_US"/>
-          </w:rPr>
-          <w:rPr>
-            <w:color w:val="0000EE"/>
-            <w:u w:val="single"/>
-          </w:rPr>
-          <w:t>Song of Solomon 8:2</w:t>
-        </w:r>
-      </w:hyperlink>
-      <w:r>
-        <w:rPr>
-          <w:lang w:val="en_US" w:bidi="en_US"/>
-        </w:rPr>
-        <w:t xml:space="preserve">; </w:t>
-      </w:r>
-      <w:hyperlink r:id="rId821">
-        <w:r>
-          <w:rPr>
-            <w:lang w:val="en_US" w:bidi="en_US"/>
-          </w:rPr>
-          <w:rPr>
-            <w:color w:val="0000EE"/>
-            <w:u w:val="single"/>
-          </w:rPr>
-          <w:t>Isaiah 5:22</w:t>
-        </w:r>
-      </w:hyperlink>
-      <w:r>
-        <w:rPr>
-          <w:lang w:val="en_US" w:bidi="en_US"/>
-        </w:rPr>
-        <w:t>). The Hebrew word for “banquet” or “feast” literally means “drinking.” This suggests a lot about the nature of feasts. A level of drunkenness was normal at festivals or banquets (</w:t>
-      </w:r>
-      <w:hyperlink r:id="rId822">
-        <w:r>
-          <w:rPr>
-            <w:lang w:val="en_US" w:bidi="en_US"/>
-          </w:rPr>
-          <w:rPr>
-            <w:color w:val="0000EE"/>
-            <w:u w:val="single"/>
-          </w:rPr>
-          <w:t>Genesis 43:34</w:t>
-        </w:r>
-      </w:hyperlink>
-      <w:r>
-        <w:rPr>
-          <w:lang w:val="en_US" w:bidi="en_US"/>
-        </w:rPr>
-        <w:t xml:space="preserve">; </w:t>
-      </w:r>
-      <w:hyperlink r:id="rId823">
-        <w:r>
-          <w:rPr>
-            <w:lang w:val="en_US" w:bidi="en_US"/>
-          </w:rPr>
-          <w:rPr>
-            <w:color w:val="0000EE"/>
-            <w:u w:val="single"/>
-          </w:rPr>
-          <w:t>Judges 9:13</w:t>
-        </w:r>
-      </w:hyperlink>
-      <w:r>
-        <w:rPr>
-          <w:lang w:val="en_US" w:bidi="en_US"/>
-        </w:rPr>
-        <w:t xml:space="preserve">; </w:t>
-      </w:r>
-      <w:hyperlink r:id="rId824">
-        <w:r>
-          <w:rPr>
-            <w:lang w:val="en_US" w:bidi="en_US"/>
-          </w:rPr>
-          <w:rPr>
-            <w:color w:val="0000EE"/>
-            <w:u w:val="single"/>
-          </w:rPr>
-          <w:t>Luke 5:34</w:t>
-        </w:r>
-      </w:hyperlink>
-      <w:r>
-        <w:rPr>
-          <w:lang w:val="en_US" w:bidi="en_US"/>
-        </w:rPr>
-        <w:t>).</w:t>
-      </w:r>
-    </w:p>
-    <w:p>
-      <w:pPr/>
-      <w:r>
-        <w:rPr>
-          <w:lang w:val="en_US" w:bidi="en_US"/>
-        </w:rPr>
-      </w:r>
-      <w:r>
-        <w:rPr>
-          <w:lang w:val="en_US" w:bidi="en_US"/>
-        </w:rPr>
-        <w:t>Wine was made in a similar way to olive oil. Clusters of grapes were taken from the vine and crushed by workers. The juice ran into a lower vat, where it fermented. The wine settled so debris could be removed. In six weeks, the wine was ready to drink or store.</w:t>
+        <w:t>Making wine was similar in many ways to making olive oil. Workers cut grape clusters from the vine with a sickle. They gathered the grapes in baskets and took them to the winepress.</w:t>
+      </w:r>
+    </w:p>
+    <w:p>
+      <w:pPr/>
+      <w:r>
+        <w:rPr>
+          <w:lang w:val="en_US" w:bidi="en_US"/>
+        </w:rPr>
+      </w:r>
+      <w:r>
+        <w:rPr>
+          <w:lang w:val="en_US" w:bidi="en_US"/>
+        </w:rPr>
+        <w:t>At the winepress, men and women crushed the grapes with their feet. The juice flowed into a lower vat. In the hot sun, fermentation began almost at once. Fermentation is the natural process that turns grape juice into wine. The wine was left to settle so that pieces of stems and skins sank to the bottom. After that, workers could strain the wine. In about six weeks, the wine was ready to drink or store in clay jars or wineskins.</w:t>
       </w:r>
     </w:p>
     <w:p>

--- a/eng/docx/006.content.docx
+++ b/eng/docx/006.content.docx
@@ -38002,7 +38002,74 @@
         <w:rPr>
           <w:lang w:val="en_US" w:bidi="en_US"/>
         </w:rPr>
-        <w:t>). So, it would have been natural for Christians to refer to themselves as "the friends of Christ." Some philosophical groups in the Greek world used terms of friendship to describe close relationships between their members. However, early Christians chose to use other words to describe themselves, such as "followers of Jesus" or "disciples."</w:t>
+        <w:t xml:space="preserve">). The word </w:t>
+      </w:r>
+      <w:r>
+        <w:rPr>
+          <w:i/>
+          <w:lang w:val="en_US" w:bidi="en_US"/>
+        </w:rPr>
+        <w:t>friends</w:t>
+      </w:r>
+      <w:r>
+        <w:rPr>
+          <w:lang w:val="en_US" w:bidi="en_US"/>
+        </w:rPr>
+        <w:t xml:space="preserve"> can have different meanings and nuances depending on the culture, the language, or the context in which it is used.</w:t>
+      </w:r>
+    </w:p>
+    <w:p>
+      <w:pPr/>
+      <w:r>
+        <w:rPr>
+          <w:lang w:val="en_US" w:bidi="en_US"/>
+        </w:rPr>
+      </w:r>
+      <w:r>
+        <w:rPr>
+          <w:lang w:val="en_US" w:bidi="en_US"/>
+        </w:rPr>
+        <w:t xml:space="preserve">The New Testament is written in Greek and uses the Greek word for “friends.” However, the Greeks and Romans (who also used the Greek language) had a different concept of friendship than many cultures today. For instance, some philosophical groups in the Greek world used terms of friendship to describe close relationships between their members. These concepts of friendship were also different from the way the Old Testament depicts friendly relationships. </w:t>
+      </w:r>
+    </w:p>
+    <w:p>
+      <w:pPr/>
+      <w:r>
+        <w:rPr>
+          <w:lang w:val="en_US" w:bidi="en_US"/>
+        </w:rPr>
+      </w:r>
+      <w:r>
+        <w:rPr>
+          <w:lang w:val="en_US" w:bidi="en_US"/>
+        </w:rPr>
+        <w:t xml:space="preserve">Even though Jesus called his disciples his friends, they did not call him their friend. Indeed, early Christians did not call themselves “the friends of Jesus.” They used other words to describe their relationship with him, such as </w:t>
+      </w:r>
+      <w:r>
+        <w:rPr>
+          <w:i/>
+          <w:lang w:val="en_US" w:bidi="en_US"/>
+        </w:rPr>
+        <w:t>disciples</w:t>
+      </w:r>
+      <w:r>
+        <w:rPr>
+          <w:lang w:val="en_US" w:bidi="en_US"/>
+        </w:rPr>
+        <w:t xml:space="preserve"> or </w:t>
+      </w:r>
+      <w:r>
+        <w:rPr>
+          <w:i/>
+          <w:lang w:val="en_US" w:bidi="en_US"/>
+        </w:rPr>
+        <w:t>servants</w:t>
+      </w:r>
+      <w:r>
+        <w:rPr>
+          <w:lang w:val="en_US" w:bidi="en_US"/>
+        </w:rPr>
+        <w:t>.</w:t>
       </w:r>
       <w:r>
         <w:rPr>
